--- a/작업일지/졸업작품 작업일지 - 20+24주차.docx
+++ b/작업일지/졸업작품 작업일지 - 20+24주차.docx
@@ -179,6 +179,7 @@
                 <w:sz w:val="22"/>
               </w:rPr>
             </w:pPr>
+            <w:proofErr w:type="spellStart"/>
             <w:r>
               <w:rPr>
                 <w:rFonts w:hint="eastAsia"/>
@@ -187,6 +188,7 @@
               </w:rPr>
               <w:t>팀명</w:t>
             </w:r>
+            <w:proofErr w:type="spellEnd"/>
           </w:p>
         </w:tc>
         <w:tc>
@@ -474,20 +476,13 @@
                 <w:rFonts w:hint="eastAsia"/>
                 <w:b/>
               </w:rPr>
-              <w:t>장명운: 유니티에서 BVH(Bounding Volume Hierarchy) 제작 및 추출, BVH를 통한 충돌</w:t>
-            </w:r>
-            <w:r>
-              <w:rPr>
-                <w:b/>
-              </w:rPr>
-              <w:br/>
-            </w:r>
-            <w:r>
-              <w:rPr>
-                <w:rFonts w:hint="eastAsia"/>
-                <w:b/>
-              </w:rPr>
-              <w:t>처리 구현, Height map 기반 terrain 구현</w:t>
+              <w:t xml:space="preserve">장명운: </w:t>
+            </w:r>
+            <w:r>
+              <w:rPr>
+                <w:b/>
+              </w:rPr>
+              <w:t>Rigid Body Physics 구현</w:t>
             </w:r>
           </w:p>
           <w:p>
@@ -509,9 +504,6 @@
           <w:p>
             <w:pPr>
               <w:jc w:val="left"/>
-              <w:rPr>
-                <w:rFonts w:hint="eastAsia"/>
-              </w:rPr>
             </w:pPr>
             <w:r>
               <w:rPr>
@@ -529,7 +521,27 @@
                 <w:bCs/>
                 <w:szCs w:val="20"/>
               </w:rPr>
-              <w:t>UI시스템 설계, 먼지 파티클 추가, hp바, 텍스트 렌더링</w:t>
+              <w:t xml:space="preserve">UI시스템 설계, 먼지 </w:t>
+            </w:r>
+            <w:proofErr w:type="spellStart"/>
+            <w:r>
+              <w:rPr>
+                <w:rFonts w:hint="eastAsia"/>
+                <w:b/>
+                <w:bCs/>
+                <w:szCs w:val="20"/>
+              </w:rPr>
+              <w:t>파티클</w:t>
+            </w:r>
+            <w:proofErr w:type="spellEnd"/>
+            <w:r>
+              <w:rPr>
+                <w:rFonts w:hint="eastAsia"/>
+                <w:b/>
+                <w:bCs/>
+                <w:szCs w:val="20"/>
+              </w:rPr>
+              <w:t xml:space="preserve"> 추가, hp바, 텍스트 렌더링</w:t>
             </w:r>
           </w:p>
         </w:tc>
@@ -591,10 +603,9 @@
       </w:pPr>
       <w:r>
         <w:rPr>
-          <w:rFonts w:hint="eastAsia"/>
-          <w:sz w:val="22"/>
-        </w:rPr>
-        <w:t>유니티에서 BVH(Bounding Volume Hierarchy) 제작 및 추출</w:t>
+          <w:sz w:val="22"/>
+        </w:rPr>
+        <w:t>Rigid Body Physics 구현</w:t>
       </w:r>
     </w:p>
     <w:p>
@@ -615,33 +626,41 @@
           <w:rFonts w:hint="eastAsia"/>
           <w:sz w:val="22"/>
         </w:rPr>
-        <w:t>여러 개의 Bounding Box를 엮어 하나의 Bounding Volume을 만들 수 있는 스크립트 작성.</w:t>
-      </w:r>
-      <w:r>
-        <w:rPr>
-          <w:sz w:val="22"/>
-        </w:rPr>
-        <w:br/>
-      </w:r>
-      <w:r>
-        <w:rPr>
-          <w:rFonts w:hint="eastAsia"/>
-          <w:sz w:val="22"/>
-        </w:rPr>
-        <w:t>Bounding Volume은 결국 우리가 직접 보면서 수동으로 만들어야 하므로,</w:t>
-      </w:r>
-      <w:r>
-        <w:rPr>
-          <w:sz w:val="22"/>
-        </w:rPr>
-        <w:br/>
-      </w:r>
-      <w:r>
-        <w:rPr>
-          <w:rFonts w:hint="eastAsia"/>
-          <w:sz w:val="22"/>
-        </w:rPr>
-        <w:t>선택 하이라이팅 및 특정 LOD만 활성화하는 등의 gui 기능을 제공</w:t>
+        <w:t>기존의</w:t>
+      </w:r>
+      <w:r>
+        <w:rPr>
+          <w:sz w:val="22"/>
+        </w:rPr>
+        <w:t xml:space="preserve"> 물리 처리에서 </w:t>
+      </w:r>
+      <w:proofErr w:type="spellStart"/>
+      <w:r>
+        <w:rPr>
+          <w:sz w:val="22"/>
+        </w:rPr>
+        <w:t>물리량</w:t>
+      </w:r>
+      <w:proofErr w:type="spellEnd"/>
+      <w:r>
+        <w:rPr>
+          <w:sz w:val="22"/>
+        </w:rPr>
+        <w:t xml:space="preserve"> 적분과 충돌 피드백을 </w:t>
+      </w:r>
+      <w:proofErr w:type="spellStart"/>
+      <w:r>
+        <w:rPr>
+          <w:sz w:val="22"/>
+        </w:rPr>
+        <w:t>상세화한</w:t>
+      </w:r>
+      <w:proofErr w:type="spellEnd"/>
+      <w:r>
+        <w:rPr>
+          <w:sz w:val="22"/>
+        </w:rPr>
+        <w:t xml:space="preserve"> 것임</w:t>
       </w:r>
     </w:p>
     <w:p>
@@ -662,7 +681,13 @@
           <w:rFonts w:hint="eastAsia"/>
           <w:sz w:val="22"/>
         </w:rPr>
-        <w:t>클라이언트에 추출 과정과 대응되는 삽입 코드 작성</w:t>
+        <w:t>관성</w:t>
+      </w:r>
+      <w:r>
+        <w:rPr>
+          <w:sz w:val="22"/>
+        </w:rPr>
+        <w:t xml:space="preserve"> 행렬의 역행렬을 추가적으로 저장하고, 충격이 가해졌을 때 회전도 발생시킬 수 있도록 구현</w:t>
       </w:r>
     </w:p>
     <w:p>
@@ -680,17 +705,23 @@
       </w:pPr>
       <w:r>
         <w:rPr>
-          <w:rFonts w:hint="eastAsia"/>
-          <w:sz w:val="22"/>
-        </w:rPr>
-        <w:t>각 Bounding Volume을 본에 매핑시켜, 애니메이션과 연동되도록 함</w:t>
+          <w:sz w:val="22"/>
+        </w:rPr>
+        <w:t>Constraint 기반 물리 시뮬레이션</w:t>
+      </w:r>
+      <w:r>
+        <w:rPr>
+          <w:rFonts w:hint="eastAsia"/>
+          <w:sz w:val="22"/>
+        </w:rPr>
+        <w:t xml:space="preserve"> (Constraint 추상화)</w:t>
       </w:r>
     </w:p>
     <w:p>
       <w:pPr>
         <w:pStyle w:val="a3"/>
         <w:numPr>
-          <w:ilvl w:val="0"/>
+          <w:ilvl w:val="2"/>
           <w:numId w:val="1"/>
         </w:numPr>
         <w:ind w:leftChars="0"/>
@@ -704,7 +735,47 @@
           <w:rFonts w:hint="eastAsia"/>
           <w:sz w:val="22"/>
         </w:rPr>
-        <w:t>BVH를 통한 충돌처리 구현</w:t>
+        <w:t>충돌은</w:t>
+      </w:r>
+      <w:r>
+        <w:rPr>
+          <w:sz w:val="22"/>
+        </w:rPr>
+        <w:t xml:space="preserve"> </w:t>
+      </w:r>
+      <w:proofErr w:type="spellStart"/>
+      <w:r>
+        <w:rPr>
+          <w:sz w:val="22"/>
+        </w:rPr>
+        <w:t>ContactConstraint</w:t>
+      </w:r>
+      <w:proofErr w:type="spellEnd"/>
+      <w:r>
+        <w:rPr>
+          <w:sz w:val="22"/>
+        </w:rPr>
+        <w:t>를 발생시킴</w:t>
+      </w:r>
+    </w:p>
+    <w:p>
+      <w:pPr>
+        <w:pStyle w:val="a3"/>
+        <w:numPr>
+          <w:ilvl w:val="2"/>
+          <w:numId w:val="1"/>
+        </w:numPr>
+        <w:ind w:leftChars="0"/>
+        <w:jc w:val="left"/>
+        <w:rPr>
+          <w:sz w:val="22"/>
+        </w:rPr>
+      </w:pPr>
+      <w:r>
+        <w:rPr>
+          <w:sz w:val="22"/>
+        </w:rPr>
+        <w:t>Constraint Solver는 10번의 반복을 통해 Constraint 해결</w:t>
       </w:r>
     </w:p>
     <w:p>
@@ -725,40 +796,20 @@
           <w:rFonts w:hint="eastAsia"/>
           <w:sz w:val="22"/>
         </w:rPr>
-        <w:t>충돌 후보쌍에 대해 낮은 LOD의(범위가 큰) Bounding Volume부터 스택에 push하면서</w:t>
-      </w:r>
-      <w:r>
-        <w:rPr>
-          <w:sz w:val="22"/>
-        </w:rPr>
-        <w:br/>
-      </w:r>
-      <w:r>
-        <w:rPr>
-          <w:rFonts w:hint="eastAsia"/>
-          <w:sz w:val="22"/>
-        </w:rPr>
-        <w:t>충돌이 감지될 경우 pop 및 높은 LOD 노드 push,</w:t>
-      </w:r>
-      <w:r>
-        <w:rPr>
-          <w:sz w:val="22"/>
-        </w:rPr>
-        <w:br/>
-      </w:r>
-      <w:r>
-        <w:rPr>
-          <w:rFonts w:hint="eastAsia"/>
-          <w:sz w:val="22"/>
-        </w:rPr>
-        <w:t>서로 leaf node에 도달할 때까지 충돌이 유지된다면 실제로 충돌한 것으로 판정</w:t>
+        <w:t>중력</w:t>
+      </w:r>
+      <w:r>
+        <w:rPr>
+          <w:sz w:val="22"/>
+        </w:rPr>
+        <w:t>, 지형과의 충돌 처리 구현</w:t>
       </w:r>
     </w:p>
     <w:p>
       <w:pPr>
         <w:pStyle w:val="a3"/>
         <w:numPr>
-          <w:ilvl w:val="0"/>
+          <w:ilvl w:val="2"/>
           <w:numId w:val="1"/>
         </w:numPr>
         <w:ind w:leftChars="0"/>
@@ -772,7 +823,41 @@
           <w:rFonts w:hint="eastAsia"/>
           <w:sz w:val="22"/>
         </w:rPr>
-        <w:t>Height map 기반 terrain 구현</w:t>
+        <w:t>지형</w:t>
+      </w:r>
+      <w:r>
+        <w:rPr>
+          <w:sz w:val="22"/>
+        </w:rPr>
+        <w:t xml:space="preserve"> 전용 충돌체인 </w:t>
+      </w:r>
+      <w:proofErr w:type="spellStart"/>
+      <w:r>
+        <w:rPr>
+          <w:sz w:val="22"/>
+        </w:rPr>
+        <w:t>TerrainCollider</w:t>
+      </w:r>
+      <w:proofErr w:type="spellEnd"/>
+      <w:r>
+        <w:rPr>
+          <w:sz w:val="22"/>
+        </w:rPr>
+        <w:t xml:space="preserve"> 클래스 추가, Height map에서 읽은 </w:t>
+      </w:r>
+      <w:proofErr w:type="spellStart"/>
+      <w:r>
+        <w:rPr>
+          <w:sz w:val="22"/>
+        </w:rPr>
+        <w:t>높이값들인</w:t>
+      </w:r>
+      <w:proofErr w:type="spellEnd"/>
+      <w:r>
+        <w:rPr>
+          <w:sz w:val="22"/>
+        </w:rPr>
+        <w:t xml:space="preserve"> Height Field로부터 높이를 읽어 사용</w:t>
       </w:r>
     </w:p>
     <w:p>
@@ -790,49 +875,9 @@
       </w:pPr>
       <w:r>
         <w:rPr>
-          <w:rFonts w:hint="eastAsia"/>
-          <w:sz w:val="22"/>
-        </w:rPr>
-        <w:t>Unity의 Terrain tool로 terrain을 제작한 후 height map을 .raw 포맷으로 추출,</w:t>
-      </w:r>
-      <w:r>
-        <w:rPr>
-          <w:sz w:val="22"/>
-        </w:rPr>
-        <w:br/>
-      </w:r>
-      <w:r>
-        <w:rPr>
-          <w:rFonts w:hint="eastAsia"/>
-          <w:sz w:val="22"/>
-        </w:rPr>
-        <w:t>사용된 디테일 텍스처들 .png로 bake해 추출,</w:t>
-      </w:r>
-      <w:r>
-        <w:rPr>
-          <w:sz w:val="22"/>
-        </w:rPr>
-        <w:br/>
-      </w:r>
-      <w:r>
-        <w:rPr>
-          <w:rFonts w:hint="eastAsia"/>
-          <w:sz w:val="22"/>
-        </w:rPr>
-        <w:t>height map 해상도와 지형 크기 및 텍스처 타일링 정보 등 메타 정보 파일 추출,</w:t>
-      </w:r>
-      <w:r>
-        <w:rPr>
-          <w:sz w:val="22"/>
-        </w:rPr>
-        <w:br/>
-      </w:r>
-      <w:r>
-        <w:rPr>
-          <w:rFonts w:hint="eastAsia"/>
-          <w:sz w:val="22"/>
-        </w:rPr>
-        <w:t>추출된 정보들을 통합해서 저장하는 manifest 파일 추출</w:t>
+          <w:sz w:val="22"/>
+        </w:rPr>
+        <w:t>x/z 방향과 y 방향에 대한 damping 구현 (마찰, 공기 저항)</w:t>
       </w:r>
     </w:p>
     <w:p>
@@ -850,49 +895,9 @@
       </w:pPr>
       <w:r>
         <w:rPr>
-          <w:rFonts w:hint="eastAsia"/>
-          <w:sz w:val="22"/>
-        </w:rPr>
-        <w:t>기존에는 RGBA 각 채널에 높이를 직접 인코딩해서 사용하고, 테셀레이션을 하는 등</w:t>
-      </w:r>
-      <w:r>
-        <w:rPr>
-          <w:sz w:val="22"/>
-        </w:rPr>
-        <w:br/>
-      </w:r>
-      <w:r>
-        <w:rPr>
-          <w:rFonts w:hint="eastAsia"/>
-          <w:sz w:val="22"/>
-        </w:rPr>
-        <w:t>복잡한 작업을 거쳤지만, 유니티가 기본으로 제공하는 .raw 포맷 추출이 우수하고</w:t>
-      </w:r>
-      <w:r>
-        <w:rPr>
-          <w:sz w:val="22"/>
-        </w:rPr>
-        <w:br/>
-      </w:r>
-      <w:r>
-        <w:rPr>
-          <w:rFonts w:hint="eastAsia"/>
-          <w:sz w:val="22"/>
-        </w:rPr>
-        <w:t>테셀레이션은 성능(매 프레임 메시 빌드) 및 퀄리티(popping 현상) 모두 애매해서</w:t>
-      </w:r>
-      <w:r>
-        <w:rPr>
-          <w:sz w:val="22"/>
-        </w:rPr>
-        <w:br/>
-      </w:r>
-      <w:r>
-        <w:rPr>
-          <w:rFonts w:hint="eastAsia"/>
-          <w:sz w:val="22"/>
-        </w:rPr>
-        <w:t>제거하기로 했음</w:t>
+          <w:sz w:val="22"/>
+        </w:rPr>
+        <w:t>Sweep And Prune 알고리즘으로 broad phase collision detection 구현</w:t>
       </w:r>
     </w:p>
     <w:p>
@@ -910,23 +915,23 @@
       </w:pPr>
       <w:r>
         <w:rPr>
-          <w:rFonts w:hint="eastAsia"/>
-          <w:sz w:val="22"/>
-        </w:rPr>
-        <w:t>splat map을 bake해 추출하여 layering을 구현</w:t>
-      </w:r>
-      <w:r>
-        <w:rPr>
-          <w:sz w:val="22"/>
-        </w:rPr>
-        <w:br/>
-      </w:r>
-      <w:r>
-        <w:rPr>
-          <w:rFonts w:hint="eastAsia"/>
-          <w:sz w:val="22"/>
-        </w:rPr>
-        <w:t>4개 레이어라면 각 레이어의 가중치 값이 splat map의 RGBA채널에 인코딩되어 있다.</w:t>
+          <w:sz w:val="22"/>
+        </w:rPr>
+        <w:t xml:space="preserve">broad phase에서 충돌 후보로 뽑힌 </w:t>
+      </w:r>
+      <w:proofErr w:type="spellStart"/>
+      <w:r>
+        <w:rPr>
+          <w:sz w:val="22"/>
+        </w:rPr>
+        <w:t>객체간에는</w:t>
+      </w:r>
+      <w:proofErr w:type="spellEnd"/>
+      <w:r>
+        <w:rPr>
+          <w:sz w:val="22"/>
+        </w:rPr>
+        <w:t xml:space="preserve"> narrow phase에서 양 트리를 순회하여 리프 노드에 도달할 때까지 충돌이 유지되면 충돌로 판정</w:t>
       </w:r>
     </w:p>
     <w:p>
@@ -994,7 +999,27 @@
           <w:sz w:val="18"/>
           <w:szCs w:val="20"/>
         </w:rPr>
-        <w:t>. 파티클 시스템 활용 (발 먼지 효과)</w:t>
+        <w:t xml:space="preserve">. </w:t>
+      </w:r>
+      <w:proofErr w:type="spellStart"/>
+      <w:r>
+        <w:rPr>
+          <w:b/>
+          <w:bCs/>
+          <w:sz w:val="18"/>
+          <w:szCs w:val="20"/>
+        </w:rPr>
+        <w:t>파티클</w:t>
+      </w:r>
+      <w:proofErr w:type="spellEnd"/>
+      <w:r>
+        <w:rPr>
+          <w:b/>
+          <w:bCs/>
+          <w:sz w:val="18"/>
+          <w:szCs w:val="20"/>
+        </w:rPr>
+        <w:t xml:space="preserve"> 시스템 활용 (발 먼지 효과)</w:t>
       </w:r>
     </w:p>
     <w:p>
@@ -1019,7 +1044,23 @@
           <w:sz w:val="18"/>
           <w:szCs w:val="20"/>
         </w:rPr>
-        <w:t>플레이어가 걸어 다닐 때 발 먼지가 나도록 기존의 연기 파티클을 재활용하여 표현함</w:t>
+        <w:t xml:space="preserve">플레이어가 걸어 다닐 때 발 먼지가 나도록 기존의 연기 </w:t>
+      </w:r>
+      <w:proofErr w:type="spellStart"/>
+      <w:r>
+        <w:rPr>
+          <w:sz w:val="18"/>
+          <w:szCs w:val="20"/>
+        </w:rPr>
+        <w:t>파티클을</w:t>
+      </w:r>
+      <w:proofErr w:type="spellEnd"/>
+      <w:r>
+        <w:rPr>
+          <w:sz w:val="18"/>
+          <w:szCs w:val="20"/>
+        </w:rPr>
+        <w:t xml:space="preserve"> 재활용하여 표현함</w:t>
       </w:r>
     </w:p>
     <w:p>
@@ -1044,7 +1085,23 @@
           <w:sz w:val="18"/>
           <w:szCs w:val="20"/>
         </w:rPr>
-        <w:t>플레이어 발의 Bone 위치를 기준으로 파티클이 방출되도록 구현</w:t>
+        <w:t xml:space="preserve">플레이어 발의 Bone 위치를 기준으로 </w:t>
+      </w:r>
+      <w:proofErr w:type="spellStart"/>
+      <w:r>
+        <w:rPr>
+          <w:sz w:val="18"/>
+          <w:szCs w:val="20"/>
+        </w:rPr>
+        <w:t>파티클이</w:t>
+      </w:r>
+      <w:proofErr w:type="spellEnd"/>
+      <w:r>
+        <w:rPr>
+          <w:sz w:val="18"/>
+          <w:szCs w:val="20"/>
+        </w:rPr>
+        <w:t xml:space="preserve"> 방출되도록 구현</w:t>
       </w:r>
     </w:p>
     <w:p>
@@ -1120,6 +1177,7 @@
           <w:szCs w:val="20"/>
         </w:rPr>
       </w:pPr>
+      <w:proofErr w:type="spellStart"/>
       <w:r>
         <w:rPr>
           <w:b/>
@@ -1127,14 +1185,40 @@
           <w:sz w:val="18"/>
           <w:szCs w:val="20"/>
         </w:rPr>
-        <w:t>UIManager 클래스:</w:t>
-      </w:r>
-      <w:r>
-        <w:rPr>
-          <w:sz w:val="18"/>
-          <w:szCs w:val="20"/>
-        </w:rPr>
-        <w:t xml:space="preserve"> 레이아웃을 계산하고 하위 UIElement 클래스를 소유 및 관리함</w:t>
+        <w:t>UIManager</w:t>
+      </w:r>
+      <w:proofErr w:type="spellEnd"/>
+      <w:r>
+        <w:rPr>
+          <w:b/>
+          <w:bCs/>
+          <w:sz w:val="18"/>
+          <w:szCs w:val="20"/>
+        </w:rPr>
+        <w:t xml:space="preserve"> 클래스:</w:t>
+      </w:r>
+      <w:r>
+        <w:rPr>
+          <w:sz w:val="18"/>
+          <w:szCs w:val="20"/>
+        </w:rPr>
+        <w:t xml:space="preserve"> 레이아웃을 계산하고 하위 </w:t>
+      </w:r>
+      <w:proofErr w:type="spellStart"/>
+      <w:r>
+        <w:rPr>
+          <w:sz w:val="18"/>
+          <w:szCs w:val="20"/>
+        </w:rPr>
+        <w:t>UIElement</w:t>
+      </w:r>
+      <w:proofErr w:type="spellEnd"/>
+      <w:r>
+        <w:rPr>
+          <w:sz w:val="18"/>
+          <w:szCs w:val="20"/>
+        </w:rPr>
+        <w:t xml:space="preserve"> 클래스를 소유 및 관리함</w:t>
       </w:r>
     </w:p>
     <w:p>
@@ -1188,6 +1272,7 @@
           <w:szCs w:val="20"/>
         </w:rPr>
       </w:pPr>
+      <w:proofErr w:type="spellStart"/>
       <w:r>
         <w:rPr>
           <w:b/>
@@ -1195,7 +1280,17 @@
           <w:sz w:val="18"/>
           <w:szCs w:val="20"/>
         </w:rPr>
-        <w:t>UIElement 클래스:</w:t>
+        <w:t>UIElement</w:t>
+      </w:r>
+      <w:proofErr w:type="spellEnd"/>
+      <w:r>
+        <w:rPr>
+          <w:b/>
+          <w:bCs/>
+          <w:sz w:val="18"/>
+          <w:szCs w:val="20"/>
+        </w:rPr>
+        <w:t xml:space="preserve"> 클래스:</w:t>
       </w:r>
       <w:r>
         <w:rPr>
@@ -1252,7 +1347,39 @@
           <w:sz w:val="18"/>
           <w:szCs w:val="20"/>
         </w:rPr>
-        <w:t>기존에 하드코딩되어 있던 HP바는 ProgressBar 클래스로 분리</w:t>
+        <w:t xml:space="preserve">기존에 </w:t>
+      </w:r>
+      <w:proofErr w:type="spellStart"/>
+      <w:r>
+        <w:rPr>
+          <w:sz w:val="18"/>
+          <w:szCs w:val="20"/>
+        </w:rPr>
+        <w:t>하드코딩되어</w:t>
+      </w:r>
+      <w:proofErr w:type="spellEnd"/>
+      <w:r>
+        <w:rPr>
+          <w:sz w:val="18"/>
+          <w:szCs w:val="20"/>
+        </w:rPr>
+        <w:t xml:space="preserve"> 있던 HP바는 </w:t>
+      </w:r>
+      <w:proofErr w:type="spellStart"/>
+      <w:r>
+        <w:rPr>
+          <w:sz w:val="18"/>
+          <w:szCs w:val="20"/>
+        </w:rPr>
+        <w:t>ProgressBar</w:t>
+      </w:r>
+      <w:proofErr w:type="spellEnd"/>
+      <w:r>
+        <w:rPr>
+          <w:sz w:val="18"/>
+          <w:szCs w:val="20"/>
+        </w:rPr>
+        <w:t xml:space="preserve"> 클래스로 분리</w:t>
       </w:r>
     </w:p>
     <w:p>
@@ -1329,7 +1456,23 @@
           <w:sz w:val="18"/>
           <w:szCs w:val="20"/>
         </w:rPr>
-        <w:t>GFX 초기화 시 solidColorImage_라는 1×1 픽셀의 흰색 텍스처(RGBA: 0xFF, 0xFF, 0xFF, 0xFF)를 미리 생성해 둠</w:t>
+        <w:t xml:space="preserve">GFX 초기화 시 </w:t>
+      </w:r>
+      <w:proofErr w:type="spellStart"/>
+      <w:r>
+        <w:rPr>
+          <w:sz w:val="18"/>
+          <w:szCs w:val="20"/>
+        </w:rPr>
+        <w:t>solidColorImage</w:t>
+      </w:r>
+      <w:proofErr w:type="spellEnd"/>
+      <w:r>
+        <w:rPr>
+          <w:sz w:val="18"/>
+          <w:szCs w:val="20"/>
+        </w:rPr>
+        <w:t>_라는 1×1 픽셀의 흰색 텍스처(RGBA: 0xFF, 0xFF, 0xFF, 0xFF)를 미리 생성해 둠</w:t>
       </w:r>
     </w:p>
     <w:p>
@@ -1349,12 +1492,85 @@
           <w:szCs w:val="20"/>
         </w:rPr>
       </w:pPr>
-      <w:r>
-        <w:rPr>
-          <w:sz w:val="18"/>
-          <w:szCs w:val="20"/>
-        </w:rPr>
-        <w:t>DrawEvent를 제출할 때 원하는 색상(colorMul)을 지정하면, 셰이더에서 '샘플링 결과(흰색) × colorMul' 연산이 수행되어 결과적으로 지정한 colorMul 색상이 그대로 출력되도록 구현함</w:t>
+      <w:proofErr w:type="spellStart"/>
+      <w:r>
+        <w:rPr>
+          <w:sz w:val="18"/>
+          <w:szCs w:val="20"/>
+        </w:rPr>
+        <w:t>DrawEvent</w:t>
+      </w:r>
+      <w:proofErr w:type="spellEnd"/>
+      <w:r>
+        <w:rPr>
+          <w:sz w:val="18"/>
+          <w:szCs w:val="20"/>
+        </w:rPr>
+        <w:t>를 제출할 때 원하는 색상(</w:t>
+      </w:r>
+      <w:proofErr w:type="spellStart"/>
+      <w:r>
+        <w:rPr>
+          <w:sz w:val="18"/>
+          <w:szCs w:val="20"/>
+        </w:rPr>
+        <w:t>colorMul</w:t>
+      </w:r>
+      <w:proofErr w:type="spellEnd"/>
+      <w:r>
+        <w:rPr>
+          <w:sz w:val="18"/>
+          <w:szCs w:val="20"/>
+        </w:rPr>
+        <w:t xml:space="preserve">)을 지정하면, </w:t>
+      </w:r>
+      <w:proofErr w:type="spellStart"/>
+      <w:r>
+        <w:rPr>
+          <w:sz w:val="18"/>
+          <w:szCs w:val="20"/>
+        </w:rPr>
+        <w:t>셰이더에서</w:t>
+      </w:r>
+      <w:proofErr w:type="spellEnd"/>
+      <w:r>
+        <w:rPr>
+          <w:sz w:val="18"/>
+          <w:szCs w:val="20"/>
+        </w:rPr>
+        <w:t xml:space="preserve"> '샘플링 결과(흰색) × </w:t>
+      </w:r>
+      <w:proofErr w:type="spellStart"/>
+      <w:r>
+        <w:rPr>
+          <w:sz w:val="18"/>
+          <w:szCs w:val="20"/>
+        </w:rPr>
+        <w:t>colorMul</w:t>
+      </w:r>
+      <w:proofErr w:type="spellEnd"/>
+      <w:r>
+        <w:rPr>
+          <w:sz w:val="18"/>
+          <w:szCs w:val="20"/>
+        </w:rPr>
+        <w:t xml:space="preserve">' 연산이 수행되어 결과적으로 지정한 </w:t>
+      </w:r>
+      <w:proofErr w:type="spellStart"/>
+      <w:r>
+        <w:rPr>
+          <w:sz w:val="18"/>
+          <w:szCs w:val="20"/>
+        </w:rPr>
+        <w:t>colorMul</w:t>
+      </w:r>
+      <w:proofErr w:type="spellEnd"/>
+      <w:r>
+        <w:rPr>
+          <w:sz w:val="18"/>
+          <w:szCs w:val="20"/>
+        </w:rPr>
+        <w:t xml:space="preserve"> 색상이 그대로 출력되도록 구현함</w:t>
       </w:r>
     </w:p>
     <w:p>
@@ -1426,7 +1642,23 @@
           <w:rFonts w:hint="eastAsia"/>
           <w:sz w:val="22"/>
         </w:rPr>
-        <w:t>서버 - SendBuffer 해제 처리 오류</w:t>
+        <w:t xml:space="preserve">서버 - </w:t>
+      </w:r>
+      <w:proofErr w:type="spellStart"/>
+      <w:r>
+        <w:rPr>
+          <w:rFonts w:hint="eastAsia"/>
+          <w:sz w:val="22"/>
+        </w:rPr>
+        <w:t>SendBuffer</w:t>
+      </w:r>
+      <w:proofErr w:type="spellEnd"/>
+      <w:r>
+        <w:rPr>
+          <w:rFonts w:hint="eastAsia"/>
+          <w:sz w:val="22"/>
+        </w:rPr>
+        <w:t xml:space="preserve"> 해제 처리 오류</w:t>
       </w:r>
     </w:p>
     <w:p>
@@ -1447,7 +1679,55 @@
           <w:rFonts w:hint="eastAsia"/>
           <w:sz w:val="22"/>
         </w:rPr>
-        <w:t>서버에서 WSASend 완료 이후, SendEvent가 보유하고 있는 SendBuffer 해제 로직이</w:t>
+        <w:t xml:space="preserve">서버에서 </w:t>
+      </w:r>
+      <w:proofErr w:type="spellStart"/>
+      <w:r>
+        <w:rPr>
+          <w:rFonts w:hint="eastAsia"/>
+          <w:sz w:val="22"/>
+        </w:rPr>
+        <w:t>WSASend</w:t>
+      </w:r>
+      <w:proofErr w:type="spellEnd"/>
+      <w:r>
+        <w:rPr>
+          <w:rFonts w:hint="eastAsia"/>
+          <w:sz w:val="22"/>
+        </w:rPr>
+        <w:t xml:space="preserve"> 완료 이후, </w:t>
+      </w:r>
+      <w:proofErr w:type="spellStart"/>
+      <w:r>
+        <w:rPr>
+          <w:rFonts w:hint="eastAsia"/>
+          <w:sz w:val="22"/>
+        </w:rPr>
+        <w:t>SendEvent</w:t>
+      </w:r>
+      <w:proofErr w:type="spellEnd"/>
+      <w:r>
+        <w:rPr>
+          <w:rFonts w:hint="eastAsia"/>
+          <w:sz w:val="22"/>
+        </w:rPr>
+        <w:t xml:space="preserve">가 보유하고 있는 </w:t>
+      </w:r>
+      <w:proofErr w:type="spellStart"/>
+      <w:r>
+        <w:rPr>
+          <w:rFonts w:hint="eastAsia"/>
+          <w:sz w:val="22"/>
+        </w:rPr>
+        <w:t>SendBuffer</w:t>
+      </w:r>
+      <w:proofErr w:type="spellEnd"/>
+      <w:r>
+        <w:rPr>
+          <w:rFonts w:hint="eastAsia"/>
+          <w:sz w:val="22"/>
+        </w:rPr>
+        <w:t xml:space="preserve"> 해제 로직이</w:t>
       </w:r>
       <w:r>
         <w:rPr>
@@ -1471,12 +1751,69 @@
           <w:sz w:val="22"/>
         </w:rPr>
       </w:pPr>
-      <w:r>
-        <w:rPr>
-          <w:rFonts w:hint="eastAsia"/>
-          <w:sz w:val="22"/>
-        </w:rPr>
-        <w:t>WSASend 호줄 전에, SendEvent 내부의 SendBuffer 벡터 크기를 임의로 100으로</w:t>
+      <w:proofErr w:type="spellStart"/>
+      <w:r>
+        <w:rPr>
+          <w:rFonts w:hint="eastAsia"/>
+          <w:sz w:val="22"/>
+        </w:rPr>
+        <w:t>WSASend</w:t>
+      </w:r>
+      <w:proofErr w:type="spellEnd"/>
+      <w:r>
+        <w:rPr>
+          <w:rFonts w:hint="eastAsia"/>
+          <w:sz w:val="22"/>
+        </w:rPr>
+        <w:t xml:space="preserve"> </w:t>
+      </w:r>
+      <w:proofErr w:type="spellStart"/>
+      <w:r>
+        <w:rPr>
+          <w:rFonts w:hint="eastAsia"/>
+          <w:sz w:val="22"/>
+        </w:rPr>
+        <w:t>호줄</w:t>
+      </w:r>
+      <w:proofErr w:type="spellEnd"/>
+      <w:r>
+        <w:rPr>
+          <w:rFonts w:hint="eastAsia"/>
+          <w:sz w:val="22"/>
+        </w:rPr>
+        <w:t xml:space="preserve"> 전에, </w:t>
+      </w:r>
+      <w:proofErr w:type="spellStart"/>
+      <w:r>
+        <w:rPr>
+          <w:rFonts w:hint="eastAsia"/>
+          <w:sz w:val="22"/>
+        </w:rPr>
+        <w:t>SendEvent</w:t>
+      </w:r>
+      <w:proofErr w:type="spellEnd"/>
+      <w:r>
+        <w:rPr>
+          <w:rFonts w:hint="eastAsia"/>
+          <w:sz w:val="22"/>
+        </w:rPr>
+        <w:t xml:space="preserve"> 내부의 </w:t>
+      </w:r>
+      <w:proofErr w:type="spellStart"/>
+      <w:r>
+        <w:rPr>
+          <w:rFonts w:hint="eastAsia"/>
+          <w:sz w:val="22"/>
+        </w:rPr>
+        <w:t>SendBuffer</w:t>
+      </w:r>
+      <w:proofErr w:type="spellEnd"/>
+      <w:r>
+        <w:rPr>
+          <w:rFonts w:hint="eastAsia"/>
+          <w:sz w:val="22"/>
+        </w:rPr>
+        <w:t xml:space="preserve"> 벡터 크기를 임의로 100으로</w:t>
       </w:r>
       <w:r>
         <w:rPr>
@@ -1484,7 +1821,39 @@
           <w:sz w:val="22"/>
         </w:rPr>
         <w:br/>
-        <w:t>설정한 뒤, SendQueue에서 데이터를 꺼내 채우는 방식을오 구현되어 있음.</w:t>
+        <w:t xml:space="preserve">설정한 뒤, </w:t>
+      </w:r>
+      <w:proofErr w:type="spellStart"/>
+      <w:r>
+        <w:rPr>
+          <w:rFonts w:hint="eastAsia"/>
+          <w:sz w:val="22"/>
+        </w:rPr>
+        <w:t>SendQueue</w:t>
+      </w:r>
+      <w:proofErr w:type="spellEnd"/>
+      <w:r>
+        <w:rPr>
+          <w:rFonts w:hint="eastAsia"/>
+          <w:sz w:val="22"/>
+        </w:rPr>
+        <w:t xml:space="preserve">에서 데이터를 꺼내 채우는 </w:t>
+      </w:r>
+      <w:proofErr w:type="spellStart"/>
+      <w:r>
+        <w:rPr>
+          <w:rFonts w:hint="eastAsia"/>
+          <w:sz w:val="22"/>
+        </w:rPr>
+        <w:t>방식을오</w:t>
+      </w:r>
+      <w:proofErr w:type="spellEnd"/>
+      <w:r>
+        <w:rPr>
+          <w:rFonts w:hint="eastAsia"/>
+          <w:sz w:val="22"/>
+        </w:rPr>
+        <w:t xml:space="preserve"> 구현되어 있음.</w:t>
       </w:r>
       <w:r>
         <w:rPr>
@@ -1492,7 +1861,23 @@
           <w:sz w:val="22"/>
         </w:rPr>
         <w:br/>
-        <w:t>그러나 실제로는 항상 100개의 SendBuffer가 채워지는 것이 아니기 때문에,</w:t>
+        <w:t xml:space="preserve">그러나 실제로는 항상 100개의 </w:t>
+      </w:r>
+      <w:proofErr w:type="spellStart"/>
+      <w:r>
+        <w:rPr>
+          <w:rFonts w:hint="eastAsia"/>
+          <w:sz w:val="22"/>
+        </w:rPr>
+        <w:t>SendBuffer</w:t>
+      </w:r>
+      <w:proofErr w:type="spellEnd"/>
+      <w:r>
+        <w:rPr>
+          <w:rFonts w:hint="eastAsia"/>
+          <w:sz w:val="22"/>
+        </w:rPr>
+        <w:t>가 채워지는 것이 아니기 때문에,</w:t>
       </w:r>
       <w:r>
         <w:rPr>
@@ -1500,7 +1885,23 @@
           <w:sz w:val="22"/>
         </w:rPr>
         <w:br/>
-        <w:t>일부 요소는 유효한 버퍼가 아닌 상태(nullptr)로 남게 됨.</w:t>
+        <w:t>일부 요소는 유효한 버퍼가 아닌 상태(</w:t>
+      </w:r>
+      <w:proofErr w:type="spellStart"/>
+      <w:r>
+        <w:rPr>
+          <w:rFonts w:hint="eastAsia"/>
+          <w:sz w:val="22"/>
+        </w:rPr>
+        <w:t>nullptr</w:t>
+      </w:r>
+      <w:proofErr w:type="spellEnd"/>
+      <w:r>
+        <w:rPr>
+          <w:rFonts w:hint="eastAsia"/>
+          <w:sz w:val="22"/>
+        </w:rPr>
+        <w:t>)로 남게 됨.</w:t>
       </w:r>
     </w:p>
     <w:p>
@@ -1521,7 +1922,23 @@
           <w:rFonts w:hint="eastAsia"/>
           <w:sz w:val="22"/>
         </w:rPr>
-        <w:t>이 상태에서 WSASend 완료 후, 벡터의 모든 요소를 일괄적으로 해제할 경우</w:t>
+        <w:t xml:space="preserve">이 상태에서 </w:t>
+      </w:r>
+      <w:proofErr w:type="spellStart"/>
+      <w:r>
+        <w:rPr>
+          <w:rFonts w:hint="eastAsia"/>
+          <w:sz w:val="22"/>
+        </w:rPr>
+        <w:t>WSASend</w:t>
+      </w:r>
+      <w:proofErr w:type="spellEnd"/>
+      <w:r>
+        <w:rPr>
+          <w:rFonts w:hint="eastAsia"/>
+          <w:sz w:val="22"/>
+        </w:rPr>
+        <w:t xml:space="preserve"> 완료 후, 벡터의 모든 요소를 일괄적으로 해제할 경우</w:t>
       </w:r>
       <w:r>
         <w:rPr>
@@ -1550,7 +1967,39 @@
           <w:rFonts w:hint="eastAsia"/>
           <w:sz w:val="22"/>
         </w:rPr>
-        <w:t>따라서 SendBuffer 해제 시에는 반드시 nullptr 여부를 확인한 뒤 해제하도록 수정함.</w:t>
+        <w:t xml:space="preserve">따라서 </w:t>
+      </w:r>
+      <w:proofErr w:type="spellStart"/>
+      <w:r>
+        <w:rPr>
+          <w:rFonts w:hint="eastAsia"/>
+          <w:sz w:val="22"/>
+        </w:rPr>
+        <w:t>SendBuffer</w:t>
+      </w:r>
+      <w:proofErr w:type="spellEnd"/>
+      <w:r>
+        <w:rPr>
+          <w:rFonts w:hint="eastAsia"/>
+          <w:sz w:val="22"/>
+        </w:rPr>
+        <w:t xml:space="preserve"> 해제 시에는 반드시 </w:t>
+      </w:r>
+      <w:proofErr w:type="spellStart"/>
+      <w:r>
+        <w:rPr>
+          <w:rFonts w:hint="eastAsia"/>
+          <w:sz w:val="22"/>
+        </w:rPr>
+        <w:t>nullptr</w:t>
+      </w:r>
+      <w:proofErr w:type="spellEnd"/>
+      <w:r>
+        <w:rPr>
+          <w:rFonts w:hint="eastAsia"/>
+          <w:sz w:val="22"/>
+        </w:rPr>
+        <w:t xml:space="preserve"> 여부를 확인한 뒤 해제하도록 수정함.</w:t>
       </w:r>
     </w:p>
     <w:p>
@@ -1621,7 +2070,39 @@
           <w:rFonts w:hint="eastAsia"/>
           <w:sz w:val="22"/>
         </w:rPr>
-        <w:t>패킷 미수신 문제는 WSARecv 완료 이후, 다음 수신 요청을 다시 등록하지 않은 것이</w:t>
+        <w:t xml:space="preserve">패킷 </w:t>
+      </w:r>
+      <w:proofErr w:type="spellStart"/>
+      <w:r>
+        <w:rPr>
+          <w:rFonts w:hint="eastAsia"/>
+          <w:sz w:val="22"/>
+        </w:rPr>
+        <w:t>미수신</w:t>
+      </w:r>
+      <w:proofErr w:type="spellEnd"/>
+      <w:r>
+        <w:rPr>
+          <w:rFonts w:hint="eastAsia"/>
+          <w:sz w:val="22"/>
+        </w:rPr>
+        <w:t xml:space="preserve"> 문제는 </w:t>
+      </w:r>
+      <w:proofErr w:type="spellStart"/>
+      <w:r>
+        <w:rPr>
+          <w:rFonts w:hint="eastAsia"/>
+          <w:sz w:val="22"/>
+        </w:rPr>
+        <w:t>WSARecv</w:t>
+      </w:r>
+      <w:proofErr w:type="spellEnd"/>
+      <w:r>
+        <w:rPr>
+          <w:rFonts w:hint="eastAsia"/>
+          <w:sz w:val="22"/>
+        </w:rPr>
+        <w:t xml:space="preserve"> 완료 이후, 다음 수신 요청을 다시 등록하지 않은 것이</w:t>
       </w:r>
       <w:r>
         <w:rPr>
@@ -1629,8 +2110,49 @@
           <w:sz w:val="22"/>
         </w:rPr>
         <w:br/>
-        <w:t>원인이었음. 이에 따라 WSARecv 완료 후 반드시 다음 WSARecv를 재등록하도록</w:t>
-      </w:r>
+        <w:t xml:space="preserve">원인이었음. 이에 따라 </w:t>
+      </w:r>
+      <w:proofErr w:type="spellStart"/>
+      <w:r>
+        <w:rPr>
+          <w:rFonts w:hint="eastAsia"/>
+          <w:sz w:val="22"/>
+        </w:rPr>
+        <w:t>WSARecv</w:t>
+      </w:r>
+      <w:proofErr w:type="spellEnd"/>
+      <w:r>
+        <w:rPr>
+          <w:rFonts w:hint="eastAsia"/>
+          <w:sz w:val="22"/>
+        </w:rPr>
+        <w:t xml:space="preserve"> 완료 후 반드시 다음 </w:t>
+      </w:r>
+      <w:proofErr w:type="spellStart"/>
+      <w:r>
+        <w:rPr>
+          <w:rFonts w:hint="eastAsia"/>
+          <w:sz w:val="22"/>
+        </w:rPr>
+        <w:t>WSARecv</w:t>
+      </w:r>
+      <w:proofErr w:type="spellEnd"/>
+      <w:r>
+        <w:rPr>
+          <w:rFonts w:hint="eastAsia"/>
+          <w:sz w:val="22"/>
+        </w:rPr>
+        <w:t xml:space="preserve">를 </w:t>
+      </w:r>
+      <w:proofErr w:type="spellStart"/>
+      <w:r>
+        <w:rPr>
+          <w:rFonts w:hint="eastAsia"/>
+          <w:sz w:val="22"/>
+        </w:rPr>
+        <w:t>재등록하도록</w:t>
+      </w:r>
+      <w:proofErr w:type="spellEnd"/>
       <w:r>
         <w:rPr>
           <w:rFonts w:hint="eastAsia"/>
@@ -1658,7 +2180,23 @@
           <w:rFonts w:hint="eastAsia"/>
           <w:sz w:val="22"/>
         </w:rPr>
-        <w:t>패킷 중복 수신 문제는 RecvBuffer를 적절히 정리하지 않아,</w:t>
+        <w:t xml:space="preserve">패킷 중복 수신 문제는 </w:t>
+      </w:r>
+      <w:proofErr w:type="spellStart"/>
+      <w:r>
+        <w:rPr>
+          <w:rFonts w:hint="eastAsia"/>
+          <w:sz w:val="22"/>
+        </w:rPr>
+        <w:t>RecvBuffer</w:t>
+      </w:r>
+      <w:proofErr w:type="spellEnd"/>
+      <w:r>
+        <w:rPr>
+          <w:rFonts w:hint="eastAsia"/>
+          <w:sz w:val="22"/>
+        </w:rPr>
+        <w:t>를 적절히 정리하지 않아,</w:t>
       </w:r>
       <w:r>
         <w:rPr>
@@ -1666,7 +2204,23 @@
           <w:sz w:val="22"/>
         </w:rPr>
         <w:br/>
-        <w:t>이미 처리된 데이터가 버퍼에 남아 재처리되는 것이 원인이었음.</w:t>
+        <w:t xml:space="preserve">이미 처리된 데이터가 버퍼에 남아 </w:t>
+      </w:r>
+      <w:proofErr w:type="spellStart"/>
+      <w:r>
+        <w:rPr>
+          <w:rFonts w:hint="eastAsia"/>
+          <w:sz w:val="22"/>
+        </w:rPr>
+        <w:t>재처리되는</w:t>
+      </w:r>
+      <w:proofErr w:type="spellEnd"/>
+      <w:r>
+        <w:rPr>
+          <w:rFonts w:hint="eastAsia"/>
+          <w:sz w:val="22"/>
+        </w:rPr>
+        <w:t xml:space="preserve"> 것이 원인이었음.</w:t>
       </w:r>
       <w:r>
         <w:rPr>
@@ -1674,7 +2228,23 @@
           <w:sz w:val="22"/>
         </w:rPr>
         <w:br/>
-        <w:t>이를 해결하기 위해 패킷 처리 후 RecvBuffer의 읽기 위치를 갱신하고,</w:t>
+        <w:t xml:space="preserve">이를 해결하기 위해 패킷 처리 후 </w:t>
+      </w:r>
+      <w:proofErr w:type="spellStart"/>
+      <w:r>
+        <w:rPr>
+          <w:rFonts w:hint="eastAsia"/>
+          <w:sz w:val="22"/>
+        </w:rPr>
+        <w:t>RecvBuffer</w:t>
+      </w:r>
+      <w:proofErr w:type="spellEnd"/>
+      <w:r>
+        <w:rPr>
+          <w:rFonts w:hint="eastAsia"/>
+          <w:sz w:val="22"/>
+        </w:rPr>
+        <w:t>의 읽기 위치를 갱신하고,</w:t>
       </w:r>
       <w:r>
         <w:rPr>
@@ -1682,7 +2252,22 @@
           <w:sz w:val="22"/>
         </w:rPr>
         <w:br/>
-        <w:t>RecvBuffer 클래스의 clean 함수로 버퍼를 정리함.</w:t>
+      </w:r>
+      <w:proofErr w:type="spellStart"/>
+      <w:r>
+        <w:rPr>
+          <w:rFonts w:hint="eastAsia"/>
+          <w:sz w:val="22"/>
+        </w:rPr>
+        <w:t>RecvBuffer</w:t>
+      </w:r>
+      <w:proofErr w:type="spellEnd"/>
+      <w:r>
+        <w:rPr>
+          <w:rFonts w:hint="eastAsia"/>
+          <w:sz w:val="22"/>
+        </w:rPr>
+        <w:t xml:space="preserve"> 클래스의 clean 함수로 버퍼를 정리함.</w:t>
       </w:r>
     </w:p>
     <w:p>
@@ -1999,7 +2584,6 @@
           <w:p>
             <w:pPr>
               <w:rPr>
-                <w:rFonts w:hint="eastAsia"/>
                 <w:b/>
                 <w:bCs/>
                 <w:szCs w:val="20"/>
@@ -2038,7 +2622,27 @@
                 <w:bCs/>
                 <w:szCs w:val="20"/>
               </w:rPr>
-              <w:t>남은 UIElement요소</w:t>
+              <w:t xml:space="preserve">남은 </w:t>
+            </w:r>
+            <w:proofErr w:type="spellStart"/>
+            <w:r>
+              <w:rPr>
+                <w:rFonts w:hint="eastAsia"/>
+                <w:b/>
+                <w:bCs/>
+                <w:szCs w:val="20"/>
+              </w:rPr>
+              <w:t>UIElement</w:t>
+            </w:r>
+            <w:proofErr w:type="spellEnd"/>
+            <w:r>
+              <w:rPr>
+                <w:rFonts w:hint="eastAsia"/>
+                <w:b/>
+                <w:bCs/>
+                <w:szCs w:val="20"/>
+              </w:rPr>
+              <w:t>요소</w:t>
             </w:r>
             <w:r>
               <w:rPr>
@@ -2137,6 +2741,56 @@
     </w:sectPr>
   </w:body>
 </w:document>
+</file>
+
+<file path=word/endnotes.xml><?xml version="1.0" encoding="utf-8"?>
+<w:endnotes xmlns:wpc="http://schemas.microsoft.com/office/word/2010/wordprocessingCanvas" xmlns:cx="http://schemas.microsoft.com/office/drawing/2014/chartex" xmlns:cx1="http://schemas.microsoft.com/office/drawing/2015/9/8/chartex" xmlns:cx2="http://schemas.microsoft.com/office/drawing/2015/10/21/chartex" xmlns:cx3="http://schemas.microsoft.com/office/drawing/2016/5/9/chartex" xmlns:cx4="http://schemas.microsoft.com/office/drawing/2016/5/10/chartex" xmlns:cx5="http://schemas.microsoft.com/office/drawing/2016/5/11/chartex" xmlns:cx6="http://schemas.microsoft.com/office/drawing/2016/5/12/chartex" xmlns:cx7="http://schemas.microsoft.com/office/drawing/2016/5/13/chartex" xmlns:cx8="http://schemas.microsoft.com/office/drawing/2016/5/14/chartex" xmlns:mc="http://schemas.openxmlformats.org/markup-compatibility/2006" xmlns:aink="http://schemas.microsoft.com/office/drawing/2016/ink" xmlns:am3d="http://schemas.microsoft.com/office/drawing/2017/model3d" xmlns:o="urn:schemas-microsoft-com:office:office" xmlns:oel="http://schemas.microsoft.com/office/2019/extlst" xmlns:r="http://schemas.openxmlformats.org/officeDocument/2006/relationships" xmlns:m="http://schemas.openxmlformats.org/officeDocument/2006/math" xmlns:v="urn:schemas-microsoft-com:vml" xmlns:wp14="http://schemas.microsoft.com/office/word/2010/wordprocessingDrawing" xmlns:wp="http://schemas.openxmlformats.org/drawingml/2006/wordprocessingDrawing" xmlns:w10="urn:schemas-microsoft-com:office:word" xmlns:w="http://schemas.openxmlformats.org/wordprocessingml/2006/main" xmlns:w14="http://schemas.microsoft.com/office/word/2010/wordml" xmlns:w15="http://schemas.microsoft.com/office/word/2012/wordml" xmlns:w16cex="http://schemas.microsoft.com/office/word/2018/wordml/cex" xmlns:w16cid="http://schemas.microsoft.com/office/word/2016/wordml/cid" xmlns:w16="http://schemas.microsoft.com/office/word/2018/wordml" xmlns:w16du="http://schemas.microsoft.com/office/word/2023/wordml/word16du" xmlns:w16sdtdh="http://schemas.microsoft.com/office/word/2020/wordml/sdtdatahash" xmlns:w16sdtfl="http://schemas.microsoft.com/office/word/2024/wordml/sdtformatlock" xmlns:w16se="http://schemas.microsoft.com/office/word/2015/wordml/symex" xmlns:wpg="http://schemas.microsoft.com/office/word/2010/wordprocessingGroup" xmlns:wpi="http://schemas.microsoft.com/office/word/2010/wordprocessingInk" xmlns:wne="http://schemas.microsoft.com/office/word/2006/wordml" xmlns:wps="http://schemas.microsoft.com/office/word/2010/wordprocessingShape" mc:Ignorable="w14 w15 w16se w16cid w16 w16cex w16sdtdh w16sdtfl w16du wp14">
+  <w:endnote w:type="separator" w:id="-1">
+    <w:p>
+      <w:pPr>
+        <w:spacing w:after="0" w:line="240" w:lineRule="auto"/>
+      </w:pPr>
+      <w:r>
+        <w:separator/>
+      </w:r>
+    </w:p>
+  </w:endnote>
+  <w:endnote w:type="continuationSeparator" w:id="0">
+    <w:p>
+      <w:pPr>
+        <w:spacing w:after="0" w:line="240" w:lineRule="auto"/>
+      </w:pPr>
+      <w:r>
+        <w:continuationSeparator/>
+      </w:r>
+    </w:p>
+  </w:endnote>
+</w:endnotes>
+</file>
+
+<file path=word/footnotes.xml><?xml version="1.0" encoding="utf-8"?>
+<w:footnotes xmlns:wpc="http://schemas.microsoft.com/office/word/2010/wordprocessingCanvas" xmlns:cx="http://schemas.microsoft.com/office/drawing/2014/chartex" xmlns:cx1="http://schemas.microsoft.com/office/drawing/2015/9/8/chartex" xmlns:cx2="http://schemas.microsoft.com/office/drawing/2015/10/21/chartex" xmlns:cx3="http://schemas.microsoft.com/office/drawing/2016/5/9/chartex" xmlns:cx4="http://schemas.microsoft.com/office/drawing/2016/5/10/chartex" xmlns:cx5="http://schemas.microsoft.com/office/drawing/2016/5/11/chartex" xmlns:cx6="http://schemas.microsoft.com/office/drawing/2016/5/12/chartex" xmlns:cx7="http://schemas.microsoft.com/office/drawing/2016/5/13/chartex" xmlns:cx8="http://schemas.microsoft.com/office/drawing/2016/5/14/chartex" xmlns:mc="http://schemas.openxmlformats.org/markup-compatibility/2006" xmlns:aink="http://schemas.microsoft.com/office/drawing/2016/ink" xmlns:am3d="http://schemas.microsoft.com/office/drawing/2017/model3d" xmlns:o="urn:schemas-microsoft-com:office:office" xmlns:oel="http://schemas.microsoft.com/office/2019/extlst" xmlns:r="http://schemas.openxmlformats.org/officeDocument/2006/relationships" xmlns:m="http://schemas.openxmlformats.org/officeDocument/2006/math" xmlns:v="urn:schemas-microsoft-com:vml" xmlns:wp14="http://schemas.microsoft.com/office/word/2010/wordprocessingDrawing" xmlns:wp="http://schemas.openxmlformats.org/drawingml/2006/wordprocessingDrawing" xmlns:w10="urn:schemas-microsoft-com:office:word" xmlns:w="http://schemas.openxmlformats.org/wordprocessingml/2006/main" xmlns:w14="http://schemas.microsoft.com/office/word/2010/wordml" xmlns:w15="http://schemas.microsoft.com/office/word/2012/wordml" xmlns:w16cex="http://schemas.microsoft.com/office/word/2018/wordml/cex" xmlns:w16cid="http://schemas.microsoft.com/office/word/2016/wordml/cid" xmlns:w16="http://schemas.microsoft.com/office/word/2018/wordml" xmlns:w16du="http://schemas.microsoft.com/office/word/2023/wordml/word16du" xmlns:w16sdtdh="http://schemas.microsoft.com/office/word/2020/wordml/sdtdatahash" xmlns:w16sdtfl="http://schemas.microsoft.com/office/word/2024/wordml/sdtformatlock" xmlns:w16se="http://schemas.microsoft.com/office/word/2015/wordml/symex" xmlns:wpg="http://schemas.microsoft.com/office/word/2010/wordprocessingGroup" xmlns:wpi="http://schemas.microsoft.com/office/word/2010/wordprocessingInk" xmlns:wne="http://schemas.microsoft.com/office/word/2006/wordml" xmlns:wps="http://schemas.microsoft.com/office/word/2010/wordprocessingShape" mc:Ignorable="w14 w15 w16se w16cid w16 w16cex w16sdtdh w16sdtfl w16du wp14">
+  <w:footnote w:type="separator" w:id="-1">
+    <w:p>
+      <w:pPr>
+        <w:spacing w:after="0" w:line="240" w:lineRule="auto"/>
+      </w:pPr>
+      <w:r>
+        <w:separator/>
+      </w:r>
+    </w:p>
+  </w:footnote>
+  <w:footnote w:type="continuationSeparator" w:id="0">
+    <w:p>
+      <w:pPr>
+        <w:spacing w:after="0" w:line="240" w:lineRule="auto"/>
+      </w:pPr>
+      <w:r>
+        <w:continuationSeparator/>
+      </w:r>
+    </w:p>
+  </w:footnote>
+</w:footnotes>
 </file>
 
 <file path=word/numbering.xml><?xml version="1.0" encoding="utf-8"?>
@@ -2930,6 +3584,7 @@
   <w:style w:type="character" w:default="1" w:styleId="a0">
     <w:name w:val="Default Paragraph Font"/>
     <w:uiPriority w:val="1"/>
+    <w:semiHidden/>
     <w:unhideWhenUsed/>
   </w:style>
   <w:style w:type="table" w:default="1" w:styleId="a1">

--- a/작업일지/졸업작품 작업일지 - 20+24주차.docx
+++ b/작업일지/졸업작품 작업일지 - 20+24주차.docx
@@ -1,6 +1,6 @@
 
 <file path=word/document.xml><?xml version="1.0" encoding="utf-8"?>
-<w:document xmlns:wpc="http://schemas.microsoft.com/office/word/2010/wordprocessingCanvas" xmlns:cx="http://schemas.microsoft.com/office/drawing/2014/chartex" xmlns:cx1="http://schemas.microsoft.com/office/drawing/2015/9/8/chartex" xmlns:cx2="http://schemas.microsoft.com/office/drawing/2015/10/21/chartex" xmlns:cx3="http://schemas.microsoft.com/office/drawing/2016/5/9/chartex" xmlns:cx4="http://schemas.microsoft.com/office/drawing/2016/5/10/chartex" xmlns:cx5="http://schemas.microsoft.com/office/drawing/2016/5/11/chartex" xmlns:cx6="http://schemas.microsoft.com/office/drawing/2016/5/12/chartex" xmlns:cx7="http://schemas.microsoft.com/office/drawing/2016/5/13/chartex" xmlns:cx8="http://schemas.microsoft.com/office/drawing/2016/5/14/chartex" xmlns:mc="http://schemas.openxmlformats.org/markup-compatibility/2006" xmlns:aink="http://schemas.microsoft.com/office/drawing/2016/ink" xmlns:am3d="http://schemas.microsoft.com/office/drawing/2017/model3d" xmlns:o="urn:schemas-microsoft-com:office:office" xmlns:oel="http://schemas.microsoft.com/office/2019/extlst" xmlns:r="http://schemas.openxmlformats.org/officeDocument/2006/relationships" xmlns:m="http://schemas.openxmlformats.org/officeDocument/2006/math" xmlns:v="urn:schemas-microsoft-com:vml" xmlns:wp14="http://schemas.microsoft.com/office/word/2010/wordprocessingDrawing" xmlns:wp="http://schemas.openxmlformats.org/drawingml/2006/wordprocessingDrawing" xmlns:w10="urn:schemas-microsoft-com:office:word" xmlns:w="http://schemas.openxmlformats.org/wordprocessingml/2006/main" xmlns:w14="http://schemas.microsoft.com/office/word/2010/wordml" xmlns:w15="http://schemas.microsoft.com/office/word/2012/wordml" xmlns:w16cex="http://schemas.microsoft.com/office/word/2018/wordml/cex" xmlns:w16cid="http://schemas.microsoft.com/office/word/2016/wordml/cid" xmlns:w16="http://schemas.microsoft.com/office/word/2018/wordml" xmlns:w16du="http://schemas.microsoft.com/office/word/2023/wordml/word16du" xmlns:w16sdtdh="http://schemas.microsoft.com/office/word/2020/wordml/sdtdatahash" xmlns:w16sdtfl="http://schemas.microsoft.com/office/word/2024/wordml/sdtformatlock" xmlns:w16se="http://schemas.microsoft.com/office/word/2015/wordml/symex" xmlns:wpg="http://schemas.microsoft.com/office/word/2010/wordprocessingGroup" xmlns:wpi="http://schemas.microsoft.com/office/word/2010/wordprocessingInk" xmlns:wne="http://schemas.microsoft.com/office/word/2006/wordml" xmlns:wps="http://schemas.microsoft.com/office/word/2010/wordprocessingShape" mc:Ignorable="w14 w15 w16se w16cid w16 w16cex w16sdtdh w16sdtfl w16du wp14">
+<w:document xmlns:wpc="http://schemas.microsoft.com/office/word/2010/wordprocessingCanvas" xmlns:mc="http://schemas.openxmlformats.org/markup-compatibility/2006" xmlns:o="urn:schemas-microsoft-com:office:office" xmlns:r="http://schemas.openxmlformats.org/officeDocument/2006/relationships" xmlns:m="http://schemas.openxmlformats.org/officeDocument/2006/math" xmlns:v="urn:schemas-microsoft-com:vml" xmlns:wp14="http://schemas.microsoft.com/office/word/2010/wordprocessingDrawing" xmlns:wp="http://schemas.openxmlformats.org/drawingml/2006/wordprocessingDrawing" xmlns:w10="urn:schemas-microsoft-com:office:word" xmlns:w="http://schemas.openxmlformats.org/wordprocessingml/2006/main" xmlns:w14="http://schemas.microsoft.com/office/word/2010/wordml" xmlns:w15="http://schemas.microsoft.com/office/word/2012/wordml" xmlns:wpg="http://schemas.microsoft.com/office/word/2010/wordprocessingGroup" xmlns:wpi="http://schemas.microsoft.com/office/word/2010/wordprocessingInk" xmlns:wne="http://schemas.microsoft.com/office/word/2006/wordml" xmlns:wps="http://schemas.microsoft.com/office/word/2010/wordprocessingShape">
   <w:body>
     <w:tbl>
       <w:tblPr>
@@ -19,7 +19,7 @@
       </w:tblGrid>
       <w:tr>
         <w:trPr>
-          <w:trHeight w:val="888"/>
+          <w:trHeight w:val="888" w:hRule="atLeast"/>
         </w:trPr>
         <w:tc>
           <w:tcPr>
@@ -35,7 +35,7 @@
             <w:pPr>
               <w:jc w:val="center"/>
               <w:rPr>
-                <w:u w:val="single"/>
+                <w:u w:val="single" w:color="auto"/>
               </w:rPr>
             </w:pPr>
             <w:r>
@@ -43,7 +43,7 @@
                 <w:rFonts w:hint="eastAsia"/>
                 <w:sz w:val="36"/>
                 <w:szCs w:val="40"/>
-                <w:u w:val="single"/>
+                <w:u w:val="single" w:color="auto"/>
               </w:rPr>
               <w:t>졸업작품 작업일지</w:t>
             </w:r>
@@ -179,7 +179,6 @@
                 <w:sz w:val="22"/>
               </w:rPr>
             </w:pPr>
-            <w:proofErr w:type="spellStart"/>
             <w:r>
               <w:rPr>
                 <w:rFonts w:hint="eastAsia"/>
@@ -188,7 +187,6 @@
               </w:rPr>
               <w:t>팀명</w:t>
             </w:r>
-            <w:proofErr w:type="spellEnd"/>
           </w:p>
         </w:tc>
         <w:tc>
@@ -240,7 +238,7 @@
       </w:tr>
       <w:tr>
         <w:trPr>
-          <w:trHeight w:val="648"/>
+          <w:trHeight w:val="648" w:hRule="atLeast"/>
         </w:trPr>
         <w:tc>
           <w:tcPr>
@@ -340,7 +338,16 @@
                 <w:rFonts w:hint="eastAsia"/>
                 <w:b/>
               </w:rPr>
-              <w:t>30</w:t>
+              <w:t>3</w:t>
+            </w:r>
+            <w:r>
+              <w:rPr>
+                <w:lang w:eastAsia="ko-KR"/>
+                <w:rFonts w:hint="eastAsia"/>
+                <w:b/>
+                <w:rtl w:val="off"/>
+              </w:rPr>
+              <w:t>1</w:t>
             </w:r>
             <w:r>
               <w:rPr>
@@ -368,7 +375,16 @@
                 <w:rFonts w:hint="eastAsia"/>
                 <w:b/>
               </w:rPr>
-              <w:t>05</w:t>
+              <w:t>0</w:t>
+            </w:r>
+            <w:r>
+              <w:rPr>
+                <w:lang w:eastAsia="ko-KR"/>
+                <w:rFonts w:hint="eastAsia"/>
+                <w:b/>
+                <w:rtl w:val="off"/>
+              </w:rPr>
+              <w:t>6</w:t>
             </w:r>
             <w:r>
               <w:rPr>
@@ -433,7 +449,7 @@
       </w:tr>
       <w:tr>
         <w:trPr>
-          <w:trHeight w:val="1266"/>
+          <w:trHeight w:val="1266" w:hRule="atLeast"/>
         </w:trPr>
         <w:tc>
           <w:tcPr>
@@ -498,7 +514,16 @@
                 <w:rFonts w:hint="eastAsia"/>
                 <w:b/>
               </w:rPr>
-              <w:t>우상훈: 버그 수정</w:t>
+              <w:t xml:space="preserve">우상훈: </w:t>
+            </w:r>
+            <w:r>
+              <w:rPr>
+                <w:lang w:eastAsia="ko-KR"/>
+                <w:rFonts w:hint="eastAsia"/>
+                <w:b/>
+                <w:rtl w:val="off"/>
+              </w:rPr>
+              <w:t>버그 수정, 간단한 고블린 AI 구현, 공격 피격 사망 구현</w:t>
             </w:r>
           </w:p>
           <w:p>
@@ -523,7 +548,6 @@
               </w:rPr>
               <w:t xml:space="preserve">UI시스템 설계, 먼지 </w:t>
             </w:r>
-            <w:proofErr w:type="spellStart"/>
             <w:r>
               <w:rPr>
                 <w:rFonts w:hint="eastAsia"/>
@@ -533,7 +557,6 @@
               </w:rPr>
               <w:t>파티클</w:t>
             </w:r>
-            <w:proofErr w:type="spellEnd"/>
             <w:r>
               <w:rPr>
                 <w:rFonts w:hint="eastAsia"/>
@@ -591,324 +614,314 @@
     <w:p>
       <w:pPr>
         <w:pStyle w:val="a3"/>
+        <w:ind w:leftChars="0"/>
+        <w:jc w:val="left"/>
         <w:numPr>
           <w:ilvl w:val="0"/>
           <w:numId w:val="1"/>
         </w:numPr>
+        <w:rPr>
+          <w:sz w:val="22"/>
+        </w:rPr>
+      </w:pPr>
+      <w:r>
+        <w:rPr>
+          <w:sz w:val="22"/>
+        </w:rPr>
+        <w:t>Rigid Body Physics 구현</w:t>
+      </w:r>
+    </w:p>
+    <w:p>
+      <w:pPr>
+        <w:pStyle w:val="a3"/>
         <w:ind w:leftChars="0"/>
         <w:jc w:val="left"/>
-        <w:rPr>
-          <w:sz w:val="22"/>
-        </w:rPr>
-      </w:pPr>
-      <w:r>
-        <w:rPr>
-          <w:sz w:val="22"/>
-        </w:rPr>
-        <w:t>Rigid Body Physics 구현</w:t>
-      </w:r>
-    </w:p>
-    <w:p>
-      <w:pPr>
-        <w:pStyle w:val="a3"/>
         <w:numPr>
           <w:ilvl w:val="1"/>
           <w:numId w:val="1"/>
         </w:numPr>
+        <w:rPr>
+          <w:sz w:val="22"/>
+        </w:rPr>
+      </w:pPr>
+      <w:r>
+        <w:rPr>
+          <w:rFonts w:hint="eastAsia"/>
+          <w:sz w:val="22"/>
+        </w:rPr>
+        <w:t>기존의</w:t>
+      </w:r>
+      <w:r>
+        <w:rPr>
+          <w:sz w:val="22"/>
+        </w:rPr>
+        <w:t xml:space="preserve"> 물리 처리에서 </w:t>
+      </w:r>
+      <w:r>
+        <w:rPr>
+          <w:sz w:val="22"/>
+        </w:rPr>
+        <w:t>물리량</w:t>
+      </w:r>
+      <w:r>
+        <w:rPr>
+          <w:sz w:val="22"/>
+        </w:rPr>
+        <w:t xml:space="preserve"> 적분과 충돌 피드백을 </w:t>
+      </w:r>
+      <w:r>
+        <w:rPr>
+          <w:sz w:val="22"/>
+        </w:rPr>
+        <w:t>상세화한</w:t>
+      </w:r>
+      <w:r>
+        <w:rPr>
+          <w:sz w:val="22"/>
+        </w:rPr>
+        <w:t xml:space="preserve"> 것임</w:t>
+      </w:r>
+    </w:p>
+    <w:p>
+      <w:pPr>
+        <w:pStyle w:val="a3"/>
         <w:ind w:leftChars="0"/>
         <w:jc w:val="left"/>
-        <w:rPr>
-          <w:sz w:val="22"/>
-        </w:rPr>
-      </w:pPr>
-      <w:r>
-        <w:rPr>
-          <w:rFonts w:hint="eastAsia"/>
-          <w:sz w:val="22"/>
-        </w:rPr>
-        <w:t>기존의</w:t>
-      </w:r>
-      <w:r>
-        <w:rPr>
-          <w:sz w:val="22"/>
-        </w:rPr>
-        <w:t xml:space="preserve"> 물리 처리에서 </w:t>
-      </w:r>
-      <w:proofErr w:type="spellStart"/>
-      <w:r>
-        <w:rPr>
-          <w:sz w:val="22"/>
-        </w:rPr>
-        <w:t>물리량</w:t>
-      </w:r>
-      <w:proofErr w:type="spellEnd"/>
-      <w:r>
-        <w:rPr>
-          <w:sz w:val="22"/>
-        </w:rPr>
-        <w:t xml:space="preserve"> 적분과 충돌 피드백을 </w:t>
-      </w:r>
-      <w:proofErr w:type="spellStart"/>
-      <w:r>
-        <w:rPr>
-          <w:sz w:val="22"/>
-        </w:rPr>
-        <w:t>상세화한</w:t>
-      </w:r>
-      <w:proofErr w:type="spellEnd"/>
-      <w:r>
-        <w:rPr>
-          <w:sz w:val="22"/>
-        </w:rPr>
-        <w:t xml:space="preserve"> 것임</w:t>
-      </w:r>
-    </w:p>
-    <w:p>
-      <w:pPr>
-        <w:pStyle w:val="a3"/>
         <w:numPr>
           <w:ilvl w:val="1"/>
           <w:numId w:val="1"/>
         </w:numPr>
+        <w:rPr>
+          <w:sz w:val="22"/>
+        </w:rPr>
+      </w:pPr>
+      <w:r>
+        <w:rPr>
+          <w:rFonts w:hint="eastAsia"/>
+          <w:sz w:val="22"/>
+        </w:rPr>
+        <w:t>관성</w:t>
+      </w:r>
+      <w:r>
+        <w:rPr>
+          <w:sz w:val="22"/>
+        </w:rPr>
+        <w:t xml:space="preserve"> 행렬의 역행렬을 추가적으로 저장하고, 충격이 가해졌을 때 회전도 발생시킬 수 있도록 구현</w:t>
+      </w:r>
+    </w:p>
+    <w:p>
+      <w:pPr>
+        <w:pStyle w:val="a3"/>
         <w:ind w:leftChars="0"/>
         <w:jc w:val="left"/>
-        <w:rPr>
-          <w:sz w:val="22"/>
-        </w:rPr>
-      </w:pPr>
-      <w:r>
-        <w:rPr>
-          <w:rFonts w:hint="eastAsia"/>
-          <w:sz w:val="22"/>
-        </w:rPr>
-        <w:t>관성</w:t>
-      </w:r>
-      <w:r>
-        <w:rPr>
-          <w:sz w:val="22"/>
-        </w:rPr>
-        <w:t xml:space="preserve"> 행렬의 역행렬을 추가적으로 저장하고, 충격이 가해졌을 때 회전도 발생시킬 수 있도록 구현</w:t>
-      </w:r>
-    </w:p>
-    <w:p>
-      <w:pPr>
-        <w:pStyle w:val="a3"/>
         <w:numPr>
           <w:ilvl w:val="1"/>
           <w:numId w:val="1"/>
         </w:numPr>
+        <w:rPr>
+          <w:sz w:val="22"/>
+        </w:rPr>
+      </w:pPr>
+      <w:r>
+        <w:rPr>
+          <w:sz w:val="22"/>
+        </w:rPr>
+        <w:t>Constraint 기반 물리 시뮬레이션</w:t>
+      </w:r>
+      <w:r>
+        <w:rPr>
+          <w:rFonts w:hint="eastAsia"/>
+          <w:sz w:val="22"/>
+        </w:rPr>
+        <w:t xml:space="preserve"> (Constraint 추상화)</w:t>
+      </w:r>
+    </w:p>
+    <w:p>
+      <w:pPr>
+        <w:pStyle w:val="a3"/>
         <w:ind w:leftChars="0"/>
         <w:jc w:val="left"/>
-        <w:rPr>
-          <w:sz w:val="22"/>
-        </w:rPr>
-      </w:pPr>
-      <w:r>
-        <w:rPr>
-          <w:sz w:val="22"/>
-        </w:rPr>
-        <w:t>Constraint 기반 물리 시뮬레이션</w:t>
-      </w:r>
-      <w:r>
-        <w:rPr>
-          <w:rFonts w:hint="eastAsia"/>
-          <w:sz w:val="22"/>
-        </w:rPr>
-        <w:t xml:space="preserve"> (Constraint 추상화)</w:t>
-      </w:r>
-    </w:p>
-    <w:p>
-      <w:pPr>
-        <w:pStyle w:val="a3"/>
         <w:numPr>
           <w:ilvl w:val="2"/>
           <w:numId w:val="1"/>
         </w:numPr>
+        <w:rPr>
+          <w:sz w:val="22"/>
+        </w:rPr>
+      </w:pPr>
+      <w:r>
+        <w:rPr>
+          <w:rFonts w:hint="eastAsia"/>
+          <w:sz w:val="22"/>
+        </w:rPr>
+        <w:t>충돌은</w:t>
+      </w:r>
+      <w:r>
+        <w:rPr>
+          <w:sz w:val="22"/>
+        </w:rPr>
+        <w:t xml:space="preserve"> </w:t>
+      </w:r>
+      <w:r>
+        <w:rPr>
+          <w:sz w:val="22"/>
+        </w:rPr>
+        <w:t>ContactConstraint</w:t>
+      </w:r>
+      <w:r>
+        <w:rPr>
+          <w:sz w:val="22"/>
+        </w:rPr>
+        <w:t>를 발생시킴</w:t>
+      </w:r>
+    </w:p>
+    <w:p>
+      <w:pPr>
+        <w:pStyle w:val="a3"/>
         <w:ind w:leftChars="0"/>
         <w:jc w:val="left"/>
-        <w:rPr>
-          <w:sz w:val="22"/>
-        </w:rPr>
-      </w:pPr>
-      <w:r>
-        <w:rPr>
-          <w:rFonts w:hint="eastAsia"/>
-          <w:sz w:val="22"/>
-        </w:rPr>
-        <w:t>충돌은</w:t>
-      </w:r>
-      <w:r>
-        <w:rPr>
-          <w:sz w:val="22"/>
-        </w:rPr>
-        <w:t xml:space="preserve"> </w:t>
-      </w:r>
-      <w:proofErr w:type="spellStart"/>
-      <w:r>
-        <w:rPr>
-          <w:sz w:val="22"/>
-        </w:rPr>
-        <w:t>ContactConstraint</w:t>
-      </w:r>
-      <w:proofErr w:type="spellEnd"/>
-      <w:r>
-        <w:rPr>
-          <w:sz w:val="22"/>
-        </w:rPr>
-        <w:t>를 발생시킴</w:t>
-      </w:r>
-    </w:p>
-    <w:p>
-      <w:pPr>
-        <w:pStyle w:val="a3"/>
         <w:numPr>
           <w:ilvl w:val="2"/>
           <w:numId w:val="1"/>
         </w:numPr>
+        <w:rPr>
+          <w:sz w:val="22"/>
+        </w:rPr>
+      </w:pPr>
+      <w:r>
+        <w:rPr>
+          <w:sz w:val="22"/>
+        </w:rPr>
+        <w:t>Constraint Solver는 10번의 반복을 통해 Constraint 해결</w:t>
+      </w:r>
+    </w:p>
+    <w:p>
+      <w:pPr>
+        <w:pStyle w:val="a3"/>
         <w:ind w:leftChars="0"/>
         <w:jc w:val="left"/>
-        <w:rPr>
-          <w:sz w:val="22"/>
-        </w:rPr>
-      </w:pPr>
-      <w:r>
-        <w:rPr>
-          <w:sz w:val="22"/>
-        </w:rPr>
-        <w:t>Constraint Solver는 10번의 반복을 통해 Constraint 해결</w:t>
-      </w:r>
-    </w:p>
-    <w:p>
-      <w:pPr>
-        <w:pStyle w:val="a3"/>
         <w:numPr>
           <w:ilvl w:val="1"/>
           <w:numId w:val="1"/>
         </w:numPr>
+        <w:rPr>
+          <w:sz w:val="22"/>
+        </w:rPr>
+      </w:pPr>
+      <w:r>
+        <w:rPr>
+          <w:rFonts w:hint="eastAsia"/>
+          <w:sz w:val="22"/>
+        </w:rPr>
+        <w:t>중력</w:t>
+      </w:r>
+      <w:r>
+        <w:rPr>
+          <w:sz w:val="22"/>
+        </w:rPr>
+        <w:t>, 지형과의 충돌 처리 구현</w:t>
+      </w:r>
+    </w:p>
+    <w:p>
+      <w:pPr>
+        <w:pStyle w:val="a3"/>
         <w:ind w:leftChars="0"/>
         <w:jc w:val="left"/>
-        <w:rPr>
-          <w:sz w:val="22"/>
-        </w:rPr>
-      </w:pPr>
-      <w:r>
-        <w:rPr>
-          <w:rFonts w:hint="eastAsia"/>
-          <w:sz w:val="22"/>
-        </w:rPr>
-        <w:t>중력</w:t>
-      </w:r>
-      <w:r>
-        <w:rPr>
-          <w:sz w:val="22"/>
-        </w:rPr>
-        <w:t>, 지형과의 충돌 처리 구현</w:t>
-      </w:r>
-    </w:p>
-    <w:p>
-      <w:pPr>
-        <w:pStyle w:val="a3"/>
         <w:numPr>
           <w:ilvl w:val="2"/>
           <w:numId w:val="1"/>
         </w:numPr>
+        <w:rPr>
+          <w:sz w:val="22"/>
+        </w:rPr>
+      </w:pPr>
+      <w:r>
+        <w:rPr>
+          <w:rFonts w:hint="eastAsia"/>
+          <w:sz w:val="22"/>
+        </w:rPr>
+        <w:t>지형</w:t>
+      </w:r>
+      <w:r>
+        <w:rPr>
+          <w:sz w:val="22"/>
+        </w:rPr>
+        <w:t xml:space="preserve"> 전용 충돌체인 </w:t>
+      </w:r>
+      <w:r>
+        <w:rPr>
+          <w:sz w:val="22"/>
+        </w:rPr>
+        <w:t>TerrainCollider</w:t>
+      </w:r>
+      <w:r>
+        <w:rPr>
+          <w:sz w:val="22"/>
+        </w:rPr>
+        <w:t xml:space="preserve"> 클래스 추가, Height map에서 읽은 </w:t>
+      </w:r>
+      <w:r>
+        <w:rPr>
+          <w:sz w:val="22"/>
+        </w:rPr>
+        <w:t>높이값들인</w:t>
+      </w:r>
+      <w:r>
+        <w:rPr>
+          <w:sz w:val="22"/>
+        </w:rPr>
+        <w:t xml:space="preserve"> Height Field로부터 높이를 읽어 사용</w:t>
+      </w:r>
+    </w:p>
+    <w:p>
+      <w:pPr>
+        <w:pStyle w:val="a3"/>
         <w:ind w:leftChars="0"/>
         <w:jc w:val="left"/>
-        <w:rPr>
-          <w:sz w:val="22"/>
-        </w:rPr>
-      </w:pPr>
-      <w:r>
-        <w:rPr>
-          <w:rFonts w:hint="eastAsia"/>
-          <w:sz w:val="22"/>
-        </w:rPr>
-        <w:t>지형</w:t>
-      </w:r>
-      <w:r>
-        <w:rPr>
-          <w:sz w:val="22"/>
-        </w:rPr>
-        <w:t xml:space="preserve"> 전용 충돌체인 </w:t>
-      </w:r>
-      <w:proofErr w:type="spellStart"/>
-      <w:r>
-        <w:rPr>
-          <w:sz w:val="22"/>
-        </w:rPr>
-        <w:t>TerrainCollider</w:t>
-      </w:r>
-      <w:proofErr w:type="spellEnd"/>
-      <w:r>
-        <w:rPr>
-          <w:sz w:val="22"/>
-        </w:rPr>
-        <w:t xml:space="preserve"> 클래스 추가, Height map에서 읽은 </w:t>
-      </w:r>
-      <w:proofErr w:type="spellStart"/>
-      <w:r>
-        <w:rPr>
-          <w:sz w:val="22"/>
-        </w:rPr>
-        <w:t>높이값들인</w:t>
-      </w:r>
-      <w:proofErr w:type="spellEnd"/>
-      <w:r>
-        <w:rPr>
-          <w:sz w:val="22"/>
-        </w:rPr>
-        <w:t xml:space="preserve"> Height Field로부터 높이를 읽어 사용</w:t>
-      </w:r>
-    </w:p>
-    <w:p>
-      <w:pPr>
-        <w:pStyle w:val="a3"/>
         <w:numPr>
           <w:ilvl w:val="1"/>
           <w:numId w:val="1"/>
         </w:numPr>
+        <w:rPr>
+          <w:sz w:val="22"/>
+        </w:rPr>
+      </w:pPr>
+      <w:r>
+        <w:rPr>
+          <w:sz w:val="22"/>
+        </w:rPr>
+        <w:t>x/z 방향과 y 방향에 대한 damping 구현 (마찰, 공기 저항)</w:t>
+      </w:r>
+    </w:p>
+    <w:p>
+      <w:pPr>
+        <w:pStyle w:val="a3"/>
         <w:ind w:leftChars="0"/>
         <w:jc w:val="left"/>
-        <w:rPr>
-          <w:sz w:val="22"/>
-        </w:rPr>
-      </w:pPr>
-      <w:r>
-        <w:rPr>
-          <w:sz w:val="22"/>
-        </w:rPr>
-        <w:t>x/z 방향과 y 방향에 대한 damping 구현 (마찰, 공기 저항)</w:t>
-      </w:r>
-    </w:p>
-    <w:p>
-      <w:pPr>
-        <w:pStyle w:val="a3"/>
         <w:numPr>
           <w:ilvl w:val="1"/>
           <w:numId w:val="1"/>
         </w:numPr>
+        <w:rPr>
+          <w:sz w:val="22"/>
+        </w:rPr>
+      </w:pPr>
+      <w:r>
+        <w:rPr>
+          <w:sz w:val="22"/>
+        </w:rPr>
+        <w:t>Sweep And Prune 알고리즘으로 broad phase collision detection 구현</w:t>
+      </w:r>
+    </w:p>
+    <w:p>
+      <w:pPr>
+        <w:pStyle w:val="a3"/>
         <w:ind w:leftChars="0"/>
         <w:jc w:val="left"/>
-        <w:rPr>
-          <w:sz w:val="22"/>
-        </w:rPr>
-      </w:pPr>
-      <w:r>
-        <w:rPr>
-          <w:sz w:val="22"/>
-        </w:rPr>
-        <w:t>Sweep And Prune 알고리즘으로 broad phase collision detection 구현</w:t>
-      </w:r>
-    </w:p>
-    <w:p>
-      <w:pPr>
-        <w:pStyle w:val="a3"/>
         <w:numPr>
           <w:ilvl w:val="1"/>
           <w:numId w:val="1"/>
         </w:numPr>
-        <w:ind w:leftChars="0"/>
-        <w:jc w:val="left"/>
         <w:rPr>
           <w:sz w:val="22"/>
         </w:rPr>
@@ -919,14 +932,12 @@
         </w:rPr>
         <w:t xml:space="preserve">broad phase에서 충돌 후보로 뽑힌 </w:t>
       </w:r>
-      <w:proofErr w:type="spellStart"/>
       <w:r>
         <w:rPr>
           <w:sz w:val="22"/>
         </w:rPr>
         <w:t>객체간에는</w:t>
       </w:r>
-      <w:proofErr w:type="spellEnd"/>
       <w:r>
         <w:rPr>
           <w:sz w:val="22"/>
@@ -936,10 +947,10 @@
     </w:p>
     <w:p>
       <w:pPr>
+        <w:autoSpaceDE/>
+        <w:autoSpaceDN/>
         <w:widowControl/>
         <w:wordWrap/>
-        <w:autoSpaceDE/>
-        <w:autoSpaceDN/>
         <w:rPr>
           <w:sz w:val="28"/>
           <w:szCs w:val="32"/>
@@ -967,7 +978,6 @@
           <w:sz w:val="28"/>
           <w:szCs w:val="32"/>
         </w:rPr>
-        <w:lastRenderedPageBreak/>
         <w:t>이종진:</w:t>
       </w:r>
     </w:p>
@@ -1001,7 +1011,6 @@
         </w:rPr>
         <w:t xml:space="preserve">. </w:t>
       </w:r>
-      <w:proofErr w:type="spellStart"/>
       <w:r>
         <w:rPr>
           <w:b/>
@@ -1011,7 +1020,6 @@
         </w:rPr>
         <w:t>파티클</w:t>
       </w:r>
-      <w:proofErr w:type="spellEnd"/>
       <w:r>
         <w:rPr>
           <w:b/>
@@ -1024,6 +1032,117 @@
     </w:p>
     <w:p>
       <w:pPr>
+        <w:ind w:leftChars="380" w:left="1120"/>
+        <w:jc w:val="left"/>
+        <w:numPr>
+          <w:ilvl w:val="0"/>
+          <w:numId w:val="2"/>
+        </w:numPr>
+        <w:tabs>
+          <w:tab w:val="clear" w:pos="720"/>
+          <w:tab w:val="num" w:pos="1120"/>
+        </w:tabs>
+        <w:rPr>
+          <w:sz w:val="18"/>
+          <w:szCs w:val="20"/>
+        </w:rPr>
+      </w:pPr>
+      <w:r>
+        <w:rPr>
+          <w:sz w:val="18"/>
+          <w:szCs w:val="20"/>
+        </w:rPr>
+        <w:t xml:space="preserve">플레이어가 걸어 다닐 때 발 먼지가 나도록 기존의 연기 </w:t>
+      </w:r>
+      <w:r>
+        <w:rPr>
+          <w:sz w:val="18"/>
+          <w:szCs w:val="20"/>
+        </w:rPr>
+        <w:t>파티클을</w:t>
+      </w:r>
+      <w:r>
+        <w:rPr>
+          <w:sz w:val="18"/>
+          <w:szCs w:val="20"/>
+        </w:rPr>
+        <w:t xml:space="preserve"> 재활용하여 표현함</w:t>
+      </w:r>
+    </w:p>
+    <w:p>
+      <w:pPr>
+        <w:ind w:leftChars="380" w:left="1120"/>
+        <w:jc w:val="left"/>
+        <w:numPr>
+          <w:ilvl w:val="0"/>
+          <w:numId w:val="2"/>
+        </w:numPr>
+        <w:tabs>
+          <w:tab w:val="clear" w:pos="720"/>
+          <w:tab w:val="num" w:pos="1120"/>
+        </w:tabs>
+        <w:rPr>
+          <w:sz w:val="18"/>
+          <w:szCs w:val="20"/>
+        </w:rPr>
+      </w:pPr>
+      <w:r>
+        <w:rPr>
+          <w:sz w:val="18"/>
+          <w:szCs w:val="20"/>
+        </w:rPr>
+        <w:t xml:space="preserve">플레이어 발의 Bone 위치를 기준으로 </w:t>
+      </w:r>
+      <w:r>
+        <w:rPr>
+          <w:sz w:val="18"/>
+          <w:szCs w:val="20"/>
+        </w:rPr>
+        <w:t>파티클이</w:t>
+      </w:r>
+      <w:r>
+        <w:rPr>
+          <w:sz w:val="18"/>
+          <w:szCs w:val="20"/>
+        </w:rPr>
+        <w:t xml:space="preserve"> 방출되도록 구현</w:t>
+      </w:r>
+    </w:p>
+    <w:p>
+      <w:pPr>
+        <w:ind w:leftChars="200" w:left="400"/>
+        <w:jc w:val="left"/>
+        <w:rPr>
+          <w:b/>
+          <w:bCs/>
+          <w:sz w:val="18"/>
+          <w:szCs w:val="20"/>
+        </w:rPr>
+      </w:pPr>
+      <w:r>
+        <w:rPr>
+          <w:rFonts w:hint="eastAsia"/>
+          <w:b/>
+          <w:bCs/>
+          <w:sz w:val="18"/>
+          <w:szCs w:val="20"/>
+        </w:rPr>
+        <w:t>2</w:t>
+      </w:r>
+      <w:r>
+        <w:rPr>
+          <w:b/>
+          <w:bCs/>
+          <w:sz w:val="18"/>
+          <w:szCs w:val="20"/>
+        </w:rPr>
+        <w:t>. UI 시스템 전면 개편</w:t>
+      </w:r>
+    </w:p>
+    <w:p>
+      <w:pPr>
+        <w:ind w:leftChars="380" w:left="1120"/>
+        <w:jc w:val="left"/>
         <w:numPr>
           <w:ilvl w:val="0"/>
           <w:numId w:val="3"/>
@@ -1032,39 +1151,23 @@
           <w:tab w:val="clear" w:pos="720"/>
           <w:tab w:val="num" w:pos="1120"/>
         </w:tabs>
+        <w:rPr>
+          <w:sz w:val="18"/>
+          <w:szCs w:val="20"/>
+        </w:rPr>
+      </w:pPr>
+      <w:r>
+        <w:rPr>
+          <w:sz w:val="18"/>
+          <w:szCs w:val="20"/>
+        </w:rPr>
+        <w:t>이전 토이 프로젝트(1월경 진행한 p1)에서 설계해 둔 텍스트 렌더링 구조(D2D, DWRITE 사용)를 활용하여 UI 시스템을 전면 개편함</w:t>
+      </w:r>
+    </w:p>
+    <w:p>
+      <w:pPr>
         <w:ind w:leftChars="380" w:left="1120"/>
         <w:jc w:val="left"/>
-        <w:rPr>
-          <w:sz w:val="18"/>
-          <w:szCs w:val="20"/>
-        </w:rPr>
-      </w:pPr>
-      <w:r>
-        <w:rPr>
-          <w:sz w:val="18"/>
-          <w:szCs w:val="20"/>
-        </w:rPr>
-        <w:t xml:space="preserve">플레이어가 걸어 다닐 때 발 먼지가 나도록 기존의 연기 </w:t>
-      </w:r>
-      <w:proofErr w:type="spellStart"/>
-      <w:r>
-        <w:rPr>
-          <w:sz w:val="18"/>
-          <w:szCs w:val="20"/>
-        </w:rPr>
-        <w:t>파티클을</w:t>
-      </w:r>
-      <w:proofErr w:type="spellEnd"/>
-      <w:r>
-        <w:rPr>
-          <w:sz w:val="18"/>
-          <w:szCs w:val="20"/>
-        </w:rPr>
-        <w:t xml:space="preserve"> 재활용하여 표현함</w:t>
-      </w:r>
-    </w:p>
-    <w:p>
-      <w:pPr>
         <w:numPr>
           <w:ilvl w:val="0"/>
           <w:numId w:val="3"/>
@@ -1073,166 +1176,218 @@
           <w:tab w:val="clear" w:pos="720"/>
           <w:tab w:val="num" w:pos="1120"/>
         </w:tabs>
+        <w:rPr>
+          <w:sz w:val="18"/>
+          <w:szCs w:val="20"/>
+        </w:rPr>
+      </w:pPr>
+      <w:r>
+        <w:rPr>
+          <w:b/>
+          <w:bCs/>
+          <w:sz w:val="18"/>
+          <w:szCs w:val="20"/>
+        </w:rPr>
+        <w:t>UIManager</w:t>
+      </w:r>
+      <w:r>
+        <w:rPr>
+          <w:b/>
+          <w:bCs/>
+          <w:sz w:val="18"/>
+          <w:szCs w:val="20"/>
+        </w:rPr>
+        <w:t xml:space="preserve"> 클래스:</w:t>
+      </w:r>
+      <w:r>
+        <w:rPr>
+          <w:sz w:val="18"/>
+          <w:szCs w:val="20"/>
+        </w:rPr>
+        <w:t xml:space="preserve"> 레이아웃을 계산하고 하위 </w:t>
+      </w:r>
+      <w:r>
+        <w:rPr>
+          <w:sz w:val="18"/>
+          <w:szCs w:val="20"/>
+        </w:rPr>
+        <w:t>UIElement</w:t>
+      </w:r>
+      <w:r>
+        <w:rPr>
+          <w:sz w:val="18"/>
+          <w:szCs w:val="20"/>
+        </w:rPr>
+        <w:t xml:space="preserve"> 클래스를 소유 및 관리함</w:t>
+      </w:r>
+    </w:p>
+    <w:p>
+      <w:pPr>
         <w:ind w:leftChars="380" w:left="1120"/>
         <w:jc w:val="left"/>
-        <w:rPr>
-          <w:sz w:val="18"/>
-          <w:szCs w:val="20"/>
-        </w:rPr>
-      </w:pPr>
-      <w:r>
-        <w:rPr>
-          <w:sz w:val="18"/>
-          <w:szCs w:val="20"/>
-        </w:rPr>
-        <w:t xml:space="preserve">플레이어 발의 Bone 위치를 기준으로 </w:t>
-      </w:r>
-      <w:proofErr w:type="spellStart"/>
-      <w:r>
-        <w:rPr>
-          <w:sz w:val="18"/>
-          <w:szCs w:val="20"/>
-        </w:rPr>
-        <w:t>파티클이</w:t>
-      </w:r>
-      <w:proofErr w:type="spellEnd"/>
-      <w:r>
-        <w:rPr>
-          <w:sz w:val="18"/>
-          <w:szCs w:val="20"/>
-        </w:rPr>
-        <w:t xml:space="preserve"> 방출되도록 구현</w:t>
-      </w:r>
-    </w:p>
-    <w:p>
-      <w:pPr>
-        <w:ind w:leftChars="200" w:left="400"/>
-        <w:jc w:val="left"/>
-        <w:rPr>
-          <w:b/>
-          <w:bCs/>
-          <w:sz w:val="18"/>
-          <w:szCs w:val="20"/>
-        </w:rPr>
-      </w:pPr>
-      <w:r>
-        <w:rPr>
-          <w:rFonts w:hint="eastAsia"/>
-          <w:b/>
-          <w:bCs/>
-          <w:sz w:val="18"/>
-          <w:szCs w:val="20"/>
-        </w:rPr>
-        <w:t>2</w:t>
-      </w:r>
-      <w:r>
-        <w:rPr>
-          <w:b/>
-          <w:bCs/>
-          <w:sz w:val="18"/>
-          <w:szCs w:val="20"/>
-        </w:rPr>
-        <w:t>. UI 시스템 전면 개편</w:t>
-      </w:r>
-    </w:p>
-    <w:p>
-      <w:pPr>
         <w:numPr>
           <w:ilvl w:val="0"/>
-          <w:numId w:val="4"/>
+          <w:numId w:val="3"/>
         </w:numPr>
         <w:tabs>
           <w:tab w:val="clear" w:pos="720"/>
           <w:tab w:val="num" w:pos="1120"/>
         </w:tabs>
+        <w:rPr>
+          <w:sz w:val="18"/>
+          <w:szCs w:val="20"/>
+        </w:rPr>
+      </w:pPr>
+      <w:r>
+        <w:rPr>
+          <w:b/>
+          <w:bCs/>
+          <w:sz w:val="18"/>
+          <w:szCs w:val="20"/>
+        </w:rPr>
+        <w:t>레이아웃 계산:</w:t>
+      </w:r>
+      <w:r>
+        <w:rPr>
+          <w:sz w:val="18"/>
+          <w:szCs w:val="20"/>
+        </w:rPr>
+        <w:t xml:space="preserve"> Unity의 Anchor(앵커)와 Pivot(피벗) 개념을 차용하여 구현함</w:t>
+      </w:r>
+    </w:p>
+    <w:p>
+      <w:pPr>
         <w:ind w:leftChars="380" w:left="1120"/>
         <w:jc w:val="left"/>
-        <w:rPr>
-          <w:sz w:val="18"/>
-          <w:szCs w:val="20"/>
-        </w:rPr>
-      </w:pPr>
-      <w:r>
-        <w:rPr>
-          <w:sz w:val="18"/>
-          <w:szCs w:val="20"/>
-        </w:rPr>
-        <w:t>이전 토이 프로젝트(1월경 진행한 p1)에서 설계해 둔 텍스트 렌더링 구조(D2D, DWRITE 사용)를 활용하여 UI 시스템을 전면 개편함</w:t>
-      </w:r>
-    </w:p>
-    <w:p>
-      <w:pPr>
         <w:numPr>
           <w:ilvl w:val="0"/>
-          <w:numId w:val="4"/>
+          <w:numId w:val="3"/>
         </w:numPr>
         <w:tabs>
           <w:tab w:val="clear" w:pos="720"/>
           <w:tab w:val="num" w:pos="1120"/>
         </w:tabs>
+        <w:rPr>
+          <w:sz w:val="18"/>
+          <w:szCs w:val="20"/>
+        </w:rPr>
+      </w:pPr>
+      <w:r>
+        <w:rPr>
+          <w:b/>
+          <w:bCs/>
+          <w:sz w:val="18"/>
+          <w:szCs w:val="20"/>
+        </w:rPr>
+        <w:t>UIElement</w:t>
+      </w:r>
+      <w:r>
+        <w:rPr>
+          <w:b/>
+          <w:bCs/>
+          <w:sz w:val="18"/>
+          <w:szCs w:val="20"/>
+        </w:rPr>
+        <w:t xml:space="preserve"> 클래스:</w:t>
+      </w:r>
+      <w:r>
+        <w:rPr>
+          <w:sz w:val="18"/>
+          <w:szCs w:val="20"/>
+        </w:rPr>
+        <w:t xml:space="preserve"> 각기 다른 역할을 하는 위젯을 정의하며, 세부 기능에 따라 다음과 같이 분류함</w:t>
+      </w:r>
+    </w:p>
+    <w:p>
+      <w:pPr>
+        <w:ind w:leftChars="740" w:left="1840"/>
+        <w:jc w:val="left"/>
+        <w:numPr>
+          <w:ilvl w:val="1"/>
+          <w:numId w:val="3"/>
+        </w:numPr>
+        <w:tabs>
+          <w:tab w:val="clear" w:pos="1440"/>
+          <w:tab w:val="num" w:pos="1840"/>
+        </w:tabs>
+        <w:rPr>
+          <w:sz w:val="18"/>
+          <w:szCs w:val="20"/>
+        </w:rPr>
+      </w:pPr>
+      <w:r>
+        <w:rPr>
+          <w:sz w:val="18"/>
+          <w:szCs w:val="20"/>
+        </w:rPr>
+        <w:t>텍스트 렌더링은 Label 클래스로 분리</w:t>
+      </w:r>
+    </w:p>
+    <w:p>
+      <w:pPr>
+        <w:ind w:leftChars="740" w:left="1840"/>
+        <w:jc w:val="left"/>
+        <w:numPr>
+          <w:ilvl w:val="1"/>
+          <w:numId w:val="3"/>
+        </w:numPr>
+        <w:tabs>
+          <w:tab w:val="clear" w:pos="1440"/>
+          <w:tab w:val="num" w:pos="1840"/>
+        </w:tabs>
+        <w:rPr>
+          <w:sz w:val="18"/>
+          <w:szCs w:val="20"/>
+        </w:rPr>
+      </w:pPr>
+      <w:r>
+        <w:rPr>
+          <w:sz w:val="18"/>
+          <w:szCs w:val="20"/>
+        </w:rPr>
+        <w:t xml:space="preserve">기존에 </w:t>
+      </w:r>
+      <w:r>
+        <w:rPr>
+          <w:sz w:val="18"/>
+          <w:szCs w:val="20"/>
+        </w:rPr>
+        <w:t>하드코딩되어</w:t>
+      </w:r>
+      <w:r>
+        <w:rPr>
+          <w:sz w:val="18"/>
+          <w:szCs w:val="20"/>
+        </w:rPr>
+        <w:t xml:space="preserve"> 있던 HP바는 </w:t>
+      </w:r>
+      <w:r>
+        <w:rPr>
+          <w:sz w:val="18"/>
+          <w:szCs w:val="20"/>
+        </w:rPr>
+        <w:t>ProgressBar</w:t>
+      </w:r>
+      <w:r>
+        <w:rPr>
+          <w:sz w:val="18"/>
+          <w:szCs w:val="20"/>
+        </w:rPr>
+        <w:t xml:space="preserve"> 클래스로 분리</w:t>
+      </w:r>
+    </w:p>
+    <w:p>
+      <w:pPr>
         <w:ind w:leftChars="380" w:left="1120"/>
         <w:jc w:val="left"/>
-        <w:rPr>
-          <w:sz w:val="18"/>
-          <w:szCs w:val="20"/>
-        </w:rPr>
-      </w:pPr>
-      <w:proofErr w:type="spellStart"/>
-      <w:r>
-        <w:rPr>
-          <w:b/>
-          <w:bCs/>
-          <w:sz w:val="18"/>
-          <w:szCs w:val="20"/>
-        </w:rPr>
-        <w:t>UIManager</w:t>
-      </w:r>
-      <w:proofErr w:type="spellEnd"/>
-      <w:r>
-        <w:rPr>
-          <w:b/>
-          <w:bCs/>
-          <w:sz w:val="18"/>
-          <w:szCs w:val="20"/>
-        </w:rPr>
-        <w:t xml:space="preserve"> 클래스:</w:t>
-      </w:r>
-      <w:r>
-        <w:rPr>
-          <w:sz w:val="18"/>
-          <w:szCs w:val="20"/>
-        </w:rPr>
-        <w:t xml:space="preserve"> 레이아웃을 계산하고 하위 </w:t>
-      </w:r>
-      <w:proofErr w:type="spellStart"/>
-      <w:r>
-        <w:rPr>
-          <w:sz w:val="18"/>
-          <w:szCs w:val="20"/>
-        </w:rPr>
-        <w:t>UIElement</w:t>
-      </w:r>
-      <w:proofErr w:type="spellEnd"/>
-      <w:r>
-        <w:rPr>
-          <w:sz w:val="18"/>
-          <w:szCs w:val="20"/>
-        </w:rPr>
-        <w:t xml:space="preserve"> 클래스를 소유 및 관리함</w:t>
-      </w:r>
-    </w:p>
-    <w:p>
-      <w:pPr>
         <w:numPr>
           <w:ilvl w:val="0"/>
-          <w:numId w:val="4"/>
+          <w:numId w:val="3"/>
         </w:numPr>
         <w:tabs>
           <w:tab w:val="clear" w:pos="720"/>
           <w:tab w:val="num" w:pos="1120"/>
         </w:tabs>
-        <w:ind w:leftChars="380" w:left="1120"/>
-        <w:jc w:val="left"/>
         <w:rPr>
           <w:sz w:val="18"/>
           <w:szCs w:val="20"/>
@@ -1245,254 +1400,90 @@
           <w:sz w:val="18"/>
           <w:szCs w:val="20"/>
         </w:rPr>
-        <w:t>레이아웃 계산:</w:t>
-      </w:r>
-      <w:r>
-        <w:rPr>
-          <w:sz w:val="18"/>
-          <w:szCs w:val="20"/>
-        </w:rPr>
-        <w:t xml:space="preserve"> Unity의 Anchor(앵커)와 Pivot(피벗) 개념을 차용하여 구현함</w:t>
-      </w:r>
-    </w:p>
-    <w:p>
-      <w:pPr>
-        <w:numPr>
-          <w:ilvl w:val="0"/>
-          <w:numId w:val="4"/>
-        </w:numPr>
-        <w:tabs>
-          <w:tab w:val="clear" w:pos="720"/>
-          <w:tab w:val="num" w:pos="1120"/>
-        </w:tabs>
-        <w:ind w:leftChars="380" w:left="1120"/>
+        <w:t>Image 클래스의 단일 색상 렌더링 개선:</w:t>
+      </w:r>
+    </w:p>
+    <w:p>
+      <w:pPr>
+        <w:ind w:leftChars="740" w:left="1840"/>
         <w:jc w:val="left"/>
-        <w:rPr>
-          <w:sz w:val="18"/>
-          <w:szCs w:val="20"/>
-        </w:rPr>
-      </w:pPr>
-      <w:proofErr w:type="spellStart"/>
-      <w:r>
-        <w:rPr>
-          <w:b/>
-          <w:bCs/>
-          <w:sz w:val="18"/>
-          <w:szCs w:val="20"/>
-        </w:rPr>
-        <w:t>UIElement</w:t>
-      </w:r>
-      <w:proofErr w:type="spellEnd"/>
-      <w:r>
-        <w:rPr>
-          <w:b/>
-          <w:bCs/>
-          <w:sz w:val="18"/>
-          <w:szCs w:val="20"/>
-        </w:rPr>
-        <w:t xml:space="preserve"> 클래스:</w:t>
-      </w:r>
-      <w:r>
-        <w:rPr>
-          <w:sz w:val="18"/>
-          <w:szCs w:val="20"/>
-        </w:rPr>
-        <w:t xml:space="preserve"> 각기 다른 역할을 하는 위젯을 정의하며, 세부 기능에 따라 다음과 같이 분류함</w:t>
-      </w:r>
-    </w:p>
-    <w:p>
-      <w:pPr>
         <w:numPr>
           <w:ilvl w:val="1"/>
-          <w:numId w:val="4"/>
+          <w:numId w:val="3"/>
         </w:numPr>
         <w:tabs>
           <w:tab w:val="clear" w:pos="1440"/>
           <w:tab w:val="num" w:pos="1840"/>
         </w:tabs>
+        <w:rPr>
+          <w:sz w:val="18"/>
+          <w:szCs w:val="20"/>
+        </w:rPr>
+      </w:pPr>
+      <w:r>
+        <w:rPr>
+          <w:sz w:val="18"/>
+          <w:szCs w:val="20"/>
+        </w:rPr>
+        <w:t>기존에는 HP바를 표현하기 위해 외부 텍스처 이미지를 사용했으나, 단일 색상만으로도 표현할 수 있도록 구조를 개선함</w:t>
+      </w:r>
+    </w:p>
+    <w:p>
+      <w:pPr>
         <w:ind w:leftChars="740" w:left="1840"/>
         <w:jc w:val="left"/>
-        <w:rPr>
-          <w:sz w:val="18"/>
-          <w:szCs w:val="20"/>
-        </w:rPr>
-      </w:pPr>
-      <w:r>
-        <w:rPr>
-          <w:sz w:val="18"/>
-          <w:szCs w:val="20"/>
-        </w:rPr>
-        <w:t>텍스트 렌더링은 Label 클래스로 분리</w:t>
-      </w:r>
-    </w:p>
-    <w:p>
-      <w:pPr>
         <w:numPr>
           <w:ilvl w:val="1"/>
-          <w:numId w:val="4"/>
+          <w:numId w:val="3"/>
         </w:numPr>
         <w:tabs>
           <w:tab w:val="clear" w:pos="1440"/>
           <w:tab w:val="num" w:pos="1840"/>
         </w:tabs>
+        <w:rPr>
+          <w:sz w:val="18"/>
+          <w:szCs w:val="20"/>
+        </w:rPr>
+      </w:pPr>
+      <w:r>
+        <w:rPr>
+          <w:sz w:val="18"/>
+          <w:szCs w:val="20"/>
+        </w:rPr>
+        <w:t xml:space="preserve">GFX 초기화 시 </w:t>
+      </w:r>
+      <w:r>
+        <w:rPr>
+          <w:sz w:val="18"/>
+          <w:szCs w:val="20"/>
+        </w:rPr>
+        <w:t>solidColorImage</w:t>
+      </w:r>
+      <w:r>
+        <w:rPr>
+          <w:sz w:val="18"/>
+          <w:szCs w:val="20"/>
+        </w:rPr>
+        <w:t>_라는 1×1 픽셀의 흰색 텍스처(RGBA: 0xFF, 0xFF, 0xFF, 0xFF)를 미리 생성해 둠</w:t>
+      </w:r>
+    </w:p>
+    <w:p>
+      <w:pPr>
         <w:ind w:leftChars="740" w:left="1840"/>
         <w:jc w:val="left"/>
-        <w:rPr>
-          <w:sz w:val="18"/>
-          <w:szCs w:val="20"/>
-        </w:rPr>
-      </w:pPr>
-      <w:r>
-        <w:rPr>
-          <w:sz w:val="18"/>
-          <w:szCs w:val="20"/>
-        </w:rPr>
-        <w:t xml:space="preserve">기존에 </w:t>
-      </w:r>
-      <w:proofErr w:type="spellStart"/>
-      <w:r>
-        <w:rPr>
-          <w:sz w:val="18"/>
-          <w:szCs w:val="20"/>
-        </w:rPr>
-        <w:t>하드코딩되어</w:t>
-      </w:r>
-      <w:proofErr w:type="spellEnd"/>
-      <w:r>
-        <w:rPr>
-          <w:sz w:val="18"/>
-          <w:szCs w:val="20"/>
-        </w:rPr>
-        <w:t xml:space="preserve"> 있던 HP바는 </w:t>
-      </w:r>
-      <w:proofErr w:type="spellStart"/>
-      <w:r>
-        <w:rPr>
-          <w:sz w:val="18"/>
-          <w:szCs w:val="20"/>
-        </w:rPr>
-        <w:t>ProgressBar</w:t>
-      </w:r>
-      <w:proofErr w:type="spellEnd"/>
-      <w:r>
-        <w:rPr>
-          <w:sz w:val="18"/>
-          <w:szCs w:val="20"/>
-        </w:rPr>
-        <w:t xml:space="preserve"> 클래스로 분리</w:t>
-      </w:r>
-    </w:p>
-    <w:p>
-      <w:pPr>
-        <w:numPr>
-          <w:ilvl w:val="0"/>
-          <w:numId w:val="4"/>
-        </w:numPr>
-        <w:tabs>
-          <w:tab w:val="clear" w:pos="720"/>
-          <w:tab w:val="num" w:pos="1120"/>
-        </w:tabs>
-        <w:ind w:leftChars="380" w:left="1120"/>
-        <w:jc w:val="left"/>
-        <w:rPr>
-          <w:sz w:val="18"/>
-          <w:szCs w:val="20"/>
-        </w:rPr>
-      </w:pPr>
-      <w:r>
-        <w:rPr>
-          <w:b/>
-          <w:bCs/>
-          <w:sz w:val="18"/>
-          <w:szCs w:val="20"/>
-        </w:rPr>
-        <w:t>Image 클래스의 단일 색상 렌더링 개선:</w:t>
-      </w:r>
-    </w:p>
-    <w:p>
-      <w:pPr>
         <w:numPr>
           <w:ilvl w:val="1"/>
-          <w:numId w:val="4"/>
+          <w:numId w:val="3"/>
         </w:numPr>
         <w:tabs>
           <w:tab w:val="clear" w:pos="1440"/>
           <w:tab w:val="num" w:pos="1840"/>
         </w:tabs>
-        <w:ind w:leftChars="740" w:left="1840"/>
-        <w:jc w:val="left"/>
-        <w:rPr>
-          <w:sz w:val="18"/>
-          <w:szCs w:val="20"/>
-        </w:rPr>
-      </w:pPr>
-      <w:r>
-        <w:rPr>
-          <w:sz w:val="18"/>
-          <w:szCs w:val="20"/>
-        </w:rPr>
-        <w:t>기존에는 HP바를 표현하기 위해 외부 텍스처 이미지를 사용했으나, 단일 색상만으로도 표현할 수 있도록 구조를 개선함</w:t>
-      </w:r>
-    </w:p>
-    <w:p>
-      <w:pPr>
-        <w:numPr>
-          <w:ilvl w:val="1"/>
-          <w:numId w:val="4"/>
-        </w:numPr>
-        <w:tabs>
-          <w:tab w:val="clear" w:pos="1440"/>
-          <w:tab w:val="num" w:pos="1840"/>
-        </w:tabs>
-        <w:ind w:leftChars="740" w:left="1840"/>
-        <w:jc w:val="left"/>
-        <w:rPr>
-          <w:sz w:val="18"/>
-          <w:szCs w:val="20"/>
-        </w:rPr>
-      </w:pPr>
-      <w:r>
-        <w:rPr>
-          <w:sz w:val="18"/>
-          <w:szCs w:val="20"/>
-        </w:rPr>
-        <w:t xml:space="preserve">GFX 초기화 시 </w:t>
-      </w:r>
-      <w:proofErr w:type="spellStart"/>
-      <w:r>
-        <w:rPr>
-          <w:sz w:val="18"/>
-          <w:szCs w:val="20"/>
-        </w:rPr>
-        <w:t>solidColorImage</w:t>
-      </w:r>
-      <w:proofErr w:type="spellEnd"/>
-      <w:r>
-        <w:rPr>
-          <w:sz w:val="18"/>
-          <w:szCs w:val="20"/>
-        </w:rPr>
-        <w:t>_라는 1×1 픽셀의 흰색 텍스처(RGBA: 0xFF, 0xFF, 0xFF, 0xFF)를 미리 생성해 둠</w:t>
-      </w:r>
-    </w:p>
-    <w:p>
-      <w:pPr>
-        <w:numPr>
-          <w:ilvl w:val="1"/>
-          <w:numId w:val="4"/>
-        </w:numPr>
-        <w:tabs>
-          <w:tab w:val="clear" w:pos="1440"/>
-          <w:tab w:val="num" w:pos="1840"/>
-        </w:tabs>
-        <w:ind w:leftChars="740" w:left="1840"/>
-        <w:jc w:val="left"/>
-        <w:rPr>
-          <w:sz w:val="18"/>
-          <w:szCs w:val="20"/>
-        </w:rPr>
-      </w:pPr>
-      <w:proofErr w:type="spellStart"/>
+        <w:rPr>
+          <w:sz w:val="18"/>
+          <w:szCs w:val="20"/>
+        </w:rPr>
+      </w:pPr>
       <w:r>
         <w:rPr>
           <w:sz w:val="18"/>
@@ -1500,7 +1491,6 @@
         </w:rPr>
         <w:t>DrawEvent</w:t>
       </w:r>
-      <w:proofErr w:type="spellEnd"/>
       <w:r>
         <w:rPr>
           <w:sz w:val="18"/>
@@ -1508,7 +1498,6 @@
         </w:rPr>
         <w:t>를 제출할 때 원하는 색상(</w:t>
       </w:r>
-      <w:proofErr w:type="spellStart"/>
       <w:r>
         <w:rPr>
           <w:sz w:val="18"/>
@@ -1516,7 +1505,6 @@
         </w:rPr>
         <w:t>colorMul</w:t>
       </w:r>
-      <w:proofErr w:type="spellEnd"/>
       <w:r>
         <w:rPr>
           <w:sz w:val="18"/>
@@ -1524,7 +1512,6 @@
         </w:rPr>
         <w:t xml:space="preserve">)을 지정하면, </w:t>
       </w:r>
-      <w:proofErr w:type="spellStart"/>
       <w:r>
         <w:rPr>
           <w:sz w:val="18"/>
@@ -1532,7 +1519,6 @@
         </w:rPr>
         <w:t>셰이더에서</w:t>
       </w:r>
-      <w:proofErr w:type="spellEnd"/>
       <w:r>
         <w:rPr>
           <w:sz w:val="18"/>
@@ -1540,7 +1526,6 @@
         </w:rPr>
         <w:t xml:space="preserve"> '샘플링 결과(흰색) × </w:t>
       </w:r>
-      <w:proofErr w:type="spellStart"/>
       <w:r>
         <w:rPr>
           <w:sz w:val="18"/>
@@ -1548,7 +1533,6 @@
         </w:rPr>
         <w:t>colorMul</w:t>
       </w:r>
-      <w:proofErr w:type="spellEnd"/>
       <w:r>
         <w:rPr>
           <w:sz w:val="18"/>
@@ -1556,7 +1540,6 @@
         </w:rPr>
         <w:t xml:space="preserve">' 연산이 수행되어 결과적으로 지정한 </w:t>
       </w:r>
-      <w:proofErr w:type="spellStart"/>
       <w:r>
         <w:rPr>
           <w:sz w:val="18"/>
@@ -1564,7 +1547,6 @@
         </w:rPr>
         <w:t>colorMul</w:t>
       </w:r>
-      <w:proofErr w:type="spellEnd"/>
       <w:r>
         <w:rPr>
           <w:sz w:val="18"/>
@@ -1584,690 +1566,1543 @@
     </w:p>
     <w:p>
       <w:pPr>
-        <w:spacing w:line="240" w:lineRule="auto"/>
-        <w:rPr>
+        <w:jc w:val="both"/>
+        <w:spacing w:after="160" w:before="0"/>
+        <w:rPr/>
+      </w:pPr>
+      <w:r>
+        <w:br w:type="page"/>
+      </w:r>
+      <w:r>
+        <w:rPr>
+          <w:lang w:val="en-US"/>
+          <w:rFonts w:ascii="맑은 고딕" w:eastAsia="맑은 고딕" w:hAnsi="맑은 고딕" w:cs="맑은 고딕"/>
+          <w:strike w:val="off"/>
           <w:sz w:val="28"/>
-          <w:szCs w:val="32"/>
-        </w:rPr>
-      </w:pPr>
-      <w:r>
-        <w:br w:type="page"/>
-      </w:r>
-      <w:r>
-        <w:rPr>
-          <w:rFonts w:hint="eastAsia"/>
-          <w:sz w:val="28"/>
-          <w:szCs w:val="32"/>
-        </w:rPr>
-        <w:lastRenderedPageBreak/>
+          <w:dstrike w:val="off"/>
+        </w:rPr>
         <w:t>우상훈:</w:t>
       </w:r>
     </w:p>
     <w:p>
       <w:pPr>
-        <w:pStyle w:val="a3"/>
-        <w:numPr>
-          <w:ilvl w:val="0"/>
-          <w:numId w:val="2"/>
-        </w:numPr>
-        <w:spacing w:line="240" w:lineRule="auto"/>
-        <w:ind w:leftChars="0"/>
-        <w:rPr>
-          <w:sz w:val="22"/>
-        </w:rPr>
-      </w:pPr>
-      <w:r>
-        <w:rPr>
-          <w:rFonts w:hint="eastAsia"/>
-          <w:sz w:val="22"/>
-        </w:rPr>
-        <w:t>버그 수정</w:t>
-      </w:r>
-    </w:p>
-    <w:p>
-      <w:pPr>
-        <w:pStyle w:val="a3"/>
-        <w:numPr>
-          <w:ilvl w:val="1"/>
-          <w:numId w:val="2"/>
-        </w:numPr>
-        <w:spacing w:line="240" w:lineRule="auto"/>
-        <w:ind w:leftChars="0"/>
-        <w:rPr>
-          <w:sz w:val="22"/>
-        </w:rPr>
-      </w:pPr>
-      <w:r>
-        <w:rPr>
-          <w:rFonts w:hint="eastAsia"/>
-          <w:sz w:val="22"/>
-        </w:rPr>
-        <w:t xml:space="preserve">서버 - </w:t>
-      </w:r>
-      <w:proofErr w:type="spellStart"/>
-      <w:r>
-        <w:rPr>
-          <w:rFonts w:hint="eastAsia"/>
-          <w:sz w:val="22"/>
-        </w:rPr>
-        <w:t>SendBuffer</w:t>
-      </w:r>
-      <w:proofErr w:type="spellEnd"/>
-      <w:r>
-        <w:rPr>
-          <w:rFonts w:hint="eastAsia"/>
-          <w:sz w:val="22"/>
-        </w:rPr>
-        <w:t xml:space="preserve"> 해제 처리 오류</w:t>
-      </w:r>
-    </w:p>
-    <w:p>
-      <w:pPr>
-        <w:pStyle w:val="a3"/>
-        <w:numPr>
-          <w:ilvl w:val="2"/>
-          <w:numId w:val="2"/>
-        </w:numPr>
-        <w:spacing w:line="240" w:lineRule="auto"/>
-        <w:ind w:leftChars="0"/>
-        <w:rPr>
-          <w:sz w:val="22"/>
-        </w:rPr>
-      </w:pPr>
-      <w:r>
-        <w:rPr>
-          <w:rFonts w:hint="eastAsia"/>
-          <w:sz w:val="22"/>
-        </w:rPr>
-        <w:t xml:space="preserve">서버에서 </w:t>
-      </w:r>
-      <w:proofErr w:type="spellStart"/>
-      <w:r>
-        <w:rPr>
-          <w:rFonts w:hint="eastAsia"/>
-          <w:sz w:val="22"/>
-        </w:rPr>
-        <w:t>WSASend</w:t>
-      </w:r>
-      <w:proofErr w:type="spellEnd"/>
-      <w:r>
-        <w:rPr>
-          <w:rFonts w:hint="eastAsia"/>
-          <w:sz w:val="22"/>
-        </w:rPr>
-        <w:t xml:space="preserve"> 완료 이후, </w:t>
-      </w:r>
-      <w:proofErr w:type="spellStart"/>
-      <w:r>
-        <w:rPr>
-          <w:rFonts w:hint="eastAsia"/>
-          <w:sz w:val="22"/>
-        </w:rPr>
-        <w:t>SendEvent</w:t>
-      </w:r>
-      <w:proofErr w:type="spellEnd"/>
-      <w:r>
-        <w:rPr>
-          <w:rFonts w:hint="eastAsia"/>
-          <w:sz w:val="22"/>
-        </w:rPr>
-        <w:t xml:space="preserve">가 보유하고 있는 </w:t>
-      </w:r>
-      <w:proofErr w:type="spellStart"/>
-      <w:r>
-        <w:rPr>
-          <w:rFonts w:hint="eastAsia"/>
-          <w:sz w:val="22"/>
-        </w:rPr>
-        <w:t>SendBuffer</w:t>
-      </w:r>
-      <w:proofErr w:type="spellEnd"/>
-      <w:r>
-        <w:rPr>
-          <w:rFonts w:hint="eastAsia"/>
-          <w:sz w:val="22"/>
-        </w:rPr>
-        <w:t xml:space="preserve"> 해제 로직이</w:t>
-      </w:r>
-      <w:r>
-        <w:rPr>
-          <w:rFonts w:hint="eastAsia"/>
-          <w:sz w:val="22"/>
+        <w:pStyle w:val="b0"/>
+        <w:ind w:left="800" w:firstLine="-400"/>
+        <w:jc w:val="both"/>
+        <w:spacing w:after="160" w:before="0"/>
+        <w:rPr/>
+      </w:pPr>
+      <w:r>
+        <w:rPr>
+          <w:rFonts w:ascii="맑은 고딕" w:eastAsia="맑은 고딕" w:hAnsi="맑은 고딕" w:cs="맑은 고딕"/>
+          <w:strike w:val="off"/>
+          <w:sz w:val="20"/>
+          <w:dstrike w:val="off"/>
+        </w:rPr>
+        <w:t>1.</w:t>
+      </w:r>
+      <w:r>
+        <w:rPr>
+          <w:rFonts w:ascii="맑은 고딕" w:eastAsia="맑은 고딕" w:hAnsi="맑은 고딕" w:cs="맑은 고딕"/>
+          <w:strike w:val="off"/>
+          <w:sz w:val="20"/>
+          <w:dstrike w:val="off"/>
+        </w:rPr>
+        <w:t xml:space="preserve">   </w:t>
+      </w:r>
+      <w:r>
+        <w:rPr>
+          <w:lang w:val="en-US"/>
+          <w:rFonts w:ascii="맑은 고딕" w:eastAsia="맑은 고딕" w:hAnsi="맑은 고딕" w:cs="맑은 고딕"/>
+          <w:strike w:val="off"/>
+          <w:sz w:val="20"/>
+          <w:dstrike w:val="off"/>
+        </w:rPr>
+        <w:t>클라이언트 버그 수정</w:t>
+      </w:r>
+    </w:p>
+    <w:p>
+      <w:pPr>
+        <w:pStyle w:val="b0"/>
+        <w:ind w:left="1200" w:firstLine="-400"/>
+        <w:jc w:val="both"/>
+        <w:spacing w:after="160" w:before="0"/>
+        <w:rPr/>
+      </w:pPr>
+      <w:r>
+        <w:rPr>
+          <w:rFonts w:ascii="맑은 고딕" w:eastAsia="맑은 고딕" w:hAnsi="맑은 고딕" w:cs="맑은 고딕"/>
+          <w:strike w:val="off"/>
+          <w:sz w:val="20"/>
+          <w:dstrike w:val="off"/>
+        </w:rPr>
+        <w:t>a.</w:t>
+      </w:r>
+      <w:r>
+        <w:rPr>
+          <w:rFonts w:ascii="맑은 고딕" w:eastAsia="맑은 고딕" w:hAnsi="맑은 고딕" w:cs="맑은 고딕"/>
+          <w:strike w:val="off"/>
+          <w:sz w:val="20"/>
+          <w:dstrike w:val="off"/>
+        </w:rPr>
+        <w:t xml:space="preserve">   </w:t>
+      </w:r>
+      <w:r>
+        <w:rPr>
+          <w:lang w:val="en-US"/>
+          <w:rFonts w:ascii="맑은 고딕" w:eastAsia="맑은 고딕" w:hAnsi="맑은 고딕" w:cs="맑은 고딕"/>
+          <w:strike w:val="off"/>
+          <w:sz w:val="20"/>
+          <w:dstrike w:val="off"/>
+        </w:rPr>
+        <w:t xml:space="preserve">또 다시 발생한 </w:t>
+      </w:r>
+      <w:r>
+        <w:rPr>
+          <w:lang w:val="en-US"/>
+          <w:rFonts w:ascii="맑은 고딕" w:eastAsia="맑은 고딕" w:hAnsi="맑은 고딕" w:cs="맑은 고딕"/>
+          <w:strike w:val="off"/>
+          <w:sz w:val="20"/>
+          <w:dstrike w:val="off"/>
+        </w:rPr>
+        <w:t>WSASend 완료 처리 시 SendBuffer 해제 중 크래시</w:t>
+      </w:r>
+    </w:p>
+    <w:p>
+      <w:pPr>
+        <w:pStyle w:val="b0"/>
+        <w:ind w:left="1600" w:firstLine="-400"/>
+        <w:jc w:val="both"/>
+        <w:spacing w:after="160" w:before="0"/>
+        <w:rPr/>
+      </w:pPr>
+      <w:r>
+        <w:rPr>
+          <w:rFonts w:ascii="맑은 고딕" w:eastAsia="맑은 고딕" w:hAnsi="맑은 고딕" w:cs="맑은 고딕"/>
+          <w:strike w:val="off"/>
+          <w:sz w:val="20"/>
+          <w:dstrike w:val="off"/>
+        </w:rPr>
+        <w:t>i.</w:t>
+      </w:r>
+      <w:r>
+        <w:rPr>
+          <w:rFonts w:ascii="맑은 고딕" w:eastAsia="맑은 고딕" w:hAnsi="맑은 고딕" w:cs="맑은 고딕"/>
+          <w:strike w:val="off"/>
+          <w:sz w:val="20"/>
+          <w:dstrike w:val="off"/>
+        </w:rPr>
+        <w:t xml:space="preserve">   </w:t>
+      </w:r>
+      <w:r>
+        <w:rPr>
+          <w:lang w:val="en-US"/>
+          <w:rFonts w:ascii="맑은 고딕" w:eastAsia="맑은 고딕" w:hAnsi="맑은 고딕" w:cs="맑은 고딕"/>
+          <w:strike w:val="off"/>
+          <w:sz w:val="20"/>
+          <w:dstrike w:val="off"/>
+        </w:rPr>
+        <w:t>저번 주차에 해결한 것은 해결된 것처럼 보였던 것임. 또 다시 같은 오류가 발생함.</w:t>
+      </w:r>
+      <w:r>
+        <w:rPr>
+          <w:lang w:val="en-US"/>
+          <w:rFonts w:ascii="맑은 고딕" w:eastAsia="맑은 고딕" w:hAnsi="맑은 고딕" w:cs="맑은 고딕"/>
+          <w:strike w:val="off"/>
+          <w:sz w:val="20"/>
+          <w:dstrike w:val="off"/>
         </w:rPr>
         <w:br/>
-        <w:t>정상적으로 동작하지 않는 문제가 있었음.</w:t>
-      </w:r>
-    </w:p>
-    <w:p>
-      <w:pPr>
-        <w:pStyle w:val="a3"/>
-        <w:numPr>
-          <w:ilvl w:val="2"/>
-          <w:numId w:val="2"/>
-        </w:numPr>
-        <w:spacing w:line="240" w:lineRule="auto"/>
-        <w:ind w:leftChars="0"/>
-        <w:rPr>
-          <w:sz w:val="22"/>
-        </w:rPr>
-      </w:pPr>
-      <w:proofErr w:type="spellStart"/>
-      <w:r>
-        <w:rPr>
-          <w:rFonts w:hint="eastAsia"/>
-          <w:sz w:val="22"/>
-        </w:rPr>
-        <w:t>WSASend</w:t>
-      </w:r>
-      <w:proofErr w:type="spellEnd"/>
-      <w:r>
-        <w:rPr>
-          <w:rFonts w:hint="eastAsia"/>
-          <w:sz w:val="22"/>
-        </w:rPr>
-        <w:t xml:space="preserve"> </w:t>
-      </w:r>
-      <w:proofErr w:type="spellStart"/>
-      <w:r>
-        <w:rPr>
-          <w:rFonts w:hint="eastAsia"/>
-          <w:sz w:val="22"/>
-        </w:rPr>
-        <w:t>호줄</w:t>
-      </w:r>
-      <w:proofErr w:type="spellEnd"/>
-      <w:r>
-        <w:rPr>
-          <w:rFonts w:hint="eastAsia"/>
-          <w:sz w:val="22"/>
-        </w:rPr>
-        <w:t xml:space="preserve"> 전에, </w:t>
-      </w:r>
-      <w:proofErr w:type="spellStart"/>
-      <w:r>
-        <w:rPr>
-          <w:rFonts w:hint="eastAsia"/>
-          <w:sz w:val="22"/>
-        </w:rPr>
-        <w:t>SendEvent</w:t>
-      </w:r>
-      <w:proofErr w:type="spellEnd"/>
-      <w:r>
-        <w:rPr>
-          <w:rFonts w:hint="eastAsia"/>
-          <w:sz w:val="22"/>
-        </w:rPr>
-        <w:t xml:space="preserve"> 내부의 </w:t>
-      </w:r>
-      <w:proofErr w:type="spellStart"/>
-      <w:r>
-        <w:rPr>
-          <w:rFonts w:hint="eastAsia"/>
-          <w:sz w:val="22"/>
-        </w:rPr>
-        <w:t>SendBuffer</w:t>
-      </w:r>
-      <w:proofErr w:type="spellEnd"/>
-      <w:r>
-        <w:rPr>
-          <w:rFonts w:hint="eastAsia"/>
-          <w:sz w:val="22"/>
-        </w:rPr>
-        <w:t xml:space="preserve"> 벡터 크기를 임의로 100으로</w:t>
-      </w:r>
-      <w:r>
-        <w:rPr>
-          <w:rFonts w:hint="eastAsia"/>
-          <w:sz w:val="22"/>
+      </w:r>
+      <w:r>
+        <w:rPr>
+          <w:lang w:val="en-US"/>
+          <w:rFonts w:ascii="맑은 고딕" w:eastAsia="맑은 고딕" w:hAnsi="맑은 고딕" w:cs="맑은 고딕"/>
+          <w:strike w:val="off"/>
+          <w:sz w:val="20"/>
+          <w:dstrike w:val="off"/>
         </w:rPr>
         <w:br/>
-        <w:t xml:space="preserve">설정한 뒤, </w:t>
-      </w:r>
-      <w:proofErr w:type="spellStart"/>
-      <w:r>
-        <w:rPr>
-          <w:rFonts w:hint="eastAsia"/>
-          <w:sz w:val="22"/>
-        </w:rPr>
-        <w:t>SendQueue</w:t>
-      </w:r>
-      <w:proofErr w:type="spellEnd"/>
-      <w:r>
-        <w:rPr>
-          <w:rFonts w:hint="eastAsia"/>
-          <w:sz w:val="22"/>
-        </w:rPr>
-        <w:t xml:space="preserve">에서 데이터를 꺼내 채우는 </w:t>
-      </w:r>
-      <w:proofErr w:type="spellStart"/>
-      <w:r>
-        <w:rPr>
-          <w:rFonts w:hint="eastAsia"/>
-          <w:sz w:val="22"/>
-        </w:rPr>
-        <w:t>방식을오</w:t>
-      </w:r>
-      <w:proofErr w:type="spellEnd"/>
-      <w:r>
-        <w:rPr>
-          <w:rFonts w:hint="eastAsia"/>
-          <w:sz w:val="22"/>
-        </w:rPr>
-        <w:t xml:space="preserve"> 구현되어 있음.</w:t>
-      </w:r>
-      <w:r>
-        <w:rPr>
-          <w:rFonts w:hint="eastAsia"/>
-          <w:sz w:val="22"/>
+      </w:r>
+      <w:r>
+        <w:rPr>
+          <w:lang w:val="en-US"/>
+          <w:rFonts w:ascii="맑은 고딕" w:eastAsia="맑은 고딕" w:hAnsi="맑은 고딕" w:cs="맑은 고딕"/>
+          <w:strike w:val="off"/>
+          <w:sz w:val="20"/>
+          <w:dstrike w:val="off"/>
+        </w:rPr>
+        <w:t>[해결]</w:t>
+      </w:r>
+      <w:r>
+        <w:rPr>
+          <w:lang w:val="en-US"/>
+          <w:rFonts w:ascii="맑은 고딕" w:eastAsia="맑은 고딕" w:hAnsi="맑은 고딕" w:cs="맑은 고딕"/>
+          <w:strike w:val="off"/>
+          <w:sz w:val="20"/>
+          <w:dstrike w:val="off"/>
         </w:rPr>
         <w:br/>
-        <w:t xml:space="preserve">그러나 실제로는 항상 100개의 </w:t>
-      </w:r>
-      <w:proofErr w:type="spellStart"/>
-      <w:r>
-        <w:rPr>
-          <w:rFonts w:hint="eastAsia"/>
-          <w:sz w:val="22"/>
-        </w:rPr>
-        <w:t>SendBuffer</w:t>
-      </w:r>
-      <w:proofErr w:type="spellEnd"/>
-      <w:r>
-        <w:rPr>
-          <w:rFonts w:hint="eastAsia"/>
-          <w:sz w:val="22"/>
-        </w:rPr>
-        <w:t>가 채워지는 것이 아니기 때문에,</w:t>
-      </w:r>
-      <w:r>
-        <w:rPr>
-          <w:rFonts w:hint="eastAsia"/>
-          <w:sz w:val="22"/>
+      </w:r>
+      <w:r>
+        <w:rPr>
+          <w:lang w:val="en-US"/>
+          <w:rFonts w:ascii="맑은 고딕" w:eastAsia="맑은 고딕" w:hAnsi="맑은 고딕" w:cs="맑은 고딕"/>
+          <w:strike w:val="off"/>
+          <w:sz w:val="20"/>
+          <w:dstrike w:val="off"/>
+        </w:rPr>
+        <w:t>다시 코드를 원래대로 되돌려 놓은 뒤, 전역 변수 gClose를 callback 함수에서</w:t>
+      </w:r>
+      <w:r>
+        <w:rPr>
+          <w:lang w:val="en-US"/>
+          <w:rFonts w:ascii="맑은 고딕" w:eastAsia="맑은 고딕" w:hAnsi="맑은 고딕" w:cs="맑은 고딕"/>
+          <w:strike w:val="off"/>
+          <w:sz w:val="20"/>
+          <w:dstrike w:val="off"/>
         </w:rPr>
         <w:br/>
-        <w:t>일부 요소는 유효한 버퍼가 아닌 상태(</w:t>
-      </w:r>
-      <w:proofErr w:type="spellStart"/>
-      <w:r>
-        <w:rPr>
-          <w:rFonts w:hint="eastAsia"/>
-          <w:sz w:val="22"/>
-        </w:rPr>
-        <w:t>nullptr</w:t>
-      </w:r>
-      <w:proofErr w:type="spellEnd"/>
-      <w:r>
-        <w:rPr>
-          <w:rFonts w:hint="eastAsia"/>
-          <w:sz w:val="22"/>
-        </w:rPr>
-        <w:t>)로 남게 됨.</w:t>
-      </w:r>
-    </w:p>
-    <w:p>
-      <w:pPr>
-        <w:pStyle w:val="a3"/>
-        <w:numPr>
-          <w:ilvl w:val="2"/>
-          <w:numId w:val="2"/>
-        </w:numPr>
-        <w:spacing w:line="240" w:lineRule="auto"/>
-        <w:ind w:leftChars="0"/>
-        <w:rPr>
-          <w:sz w:val="22"/>
-        </w:rPr>
-      </w:pPr>
-      <w:r>
-        <w:rPr>
-          <w:rFonts w:hint="eastAsia"/>
-          <w:sz w:val="22"/>
-        </w:rPr>
-        <w:t xml:space="preserve">이 상태에서 </w:t>
-      </w:r>
-      <w:proofErr w:type="spellStart"/>
-      <w:r>
-        <w:rPr>
-          <w:rFonts w:hint="eastAsia"/>
-          <w:sz w:val="22"/>
-        </w:rPr>
-        <w:t>WSASend</w:t>
-      </w:r>
-      <w:proofErr w:type="spellEnd"/>
-      <w:r>
-        <w:rPr>
-          <w:rFonts w:hint="eastAsia"/>
-          <w:sz w:val="22"/>
-        </w:rPr>
-        <w:t xml:space="preserve"> 완료 후, 벡터의 모든 요소를 일괄적으로 해제할 경우</w:t>
-      </w:r>
-      <w:r>
-        <w:rPr>
-          <w:rFonts w:hint="eastAsia"/>
-          <w:sz w:val="22"/>
+      </w:r>
+      <w:r>
+        <w:rPr>
+          <w:lang w:val="en-US"/>
+          <w:rFonts w:ascii="맑은 고딕" w:eastAsia="맑은 고딕" w:hAnsi="맑은 고딕" w:cs="맑은 고딕"/>
+          <w:strike w:val="off"/>
+          <w:sz w:val="20"/>
+          <w:dstrike w:val="off"/>
+        </w:rPr>
+        <w:t>가장 먼저 true인지 검사하도록 수정함.</w:t>
+      </w:r>
+      <w:r>
+        <w:rPr>
+          <w:lang w:val="en-US"/>
+          <w:rFonts w:ascii="맑은 고딕" w:eastAsia="맑은 고딕" w:hAnsi="맑은 고딕" w:cs="맑은 고딕"/>
+          <w:strike w:val="off"/>
+          <w:sz w:val="20"/>
+          <w:dstrike w:val="off"/>
         </w:rPr>
         <w:br/>
-        <w:t>유효하지 않은 버퍼까지 처리하게 되어 문제가 발생함</w:t>
-      </w:r>
-    </w:p>
-    <w:p>
-      <w:pPr>
-        <w:pStyle w:val="a3"/>
-        <w:numPr>
-          <w:ilvl w:val="2"/>
-          <w:numId w:val="2"/>
-        </w:numPr>
-        <w:spacing w:line="240" w:lineRule="auto"/>
-        <w:ind w:leftChars="0"/>
-        <w:rPr>
-          <w:sz w:val="22"/>
-        </w:rPr>
-      </w:pPr>
-      <w:r>
-        <w:rPr>
-          <w:rFonts w:hint="eastAsia"/>
-          <w:sz w:val="22"/>
-        </w:rPr>
-        <w:t xml:space="preserve">따라서 </w:t>
-      </w:r>
-      <w:proofErr w:type="spellStart"/>
-      <w:r>
-        <w:rPr>
-          <w:rFonts w:hint="eastAsia"/>
-          <w:sz w:val="22"/>
-        </w:rPr>
-        <w:t>SendBuffer</w:t>
-      </w:r>
-      <w:proofErr w:type="spellEnd"/>
-      <w:r>
-        <w:rPr>
-          <w:rFonts w:hint="eastAsia"/>
-          <w:sz w:val="22"/>
-        </w:rPr>
-        <w:t xml:space="preserve"> 해제 시에는 반드시 </w:t>
-      </w:r>
-      <w:proofErr w:type="spellStart"/>
-      <w:r>
-        <w:rPr>
-          <w:rFonts w:hint="eastAsia"/>
-          <w:sz w:val="22"/>
-        </w:rPr>
-        <w:t>nullptr</w:t>
-      </w:r>
-      <w:proofErr w:type="spellEnd"/>
-      <w:r>
-        <w:rPr>
-          <w:rFonts w:hint="eastAsia"/>
-          <w:sz w:val="22"/>
-        </w:rPr>
-        <w:t xml:space="preserve"> 여부를 확인한 뒤 해제하도록 수정함.</w:t>
-      </w:r>
-    </w:p>
-    <w:p>
-      <w:pPr>
-        <w:pStyle w:val="a3"/>
-        <w:numPr>
-          <w:ilvl w:val="1"/>
-          <w:numId w:val="2"/>
-        </w:numPr>
-        <w:spacing w:line="240" w:lineRule="auto"/>
-        <w:ind w:leftChars="0"/>
-        <w:rPr>
-          <w:sz w:val="22"/>
-        </w:rPr>
-      </w:pPr>
-      <w:r>
-        <w:rPr>
-          <w:rFonts w:hint="eastAsia"/>
-          <w:sz w:val="22"/>
-        </w:rPr>
-        <w:t>클라이언트 - 패킷 수신 이상 현상</w:t>
-      </w:r>
-    </w:p>
-    <w:p>
-      <w:pPr>
-        <w:pStyle w:val="a3"/>
-        <w:numPr>
-          <w:ilvl w:val="2"/>
-          <w:numId w:val="2"/>
-        </w:numPr>
-        <w:spacing w:line="240" w:lineRule="auto"/>
-        <w:ind w:leftChars="0"/>
-        <w:rPr>
-          <w:sz w:val="22"/>
-        </w:rPr>
-      </w:pPr>
-      <w:r>
-        <w:rPr>
-          <w:rFonts w:hint="eastAsia"/>
-          <w:sz w:val="22"/>
-        </w:rPr>
-        <w:t>클라이언트에서 패킷을 수신하지 못하거나</w:t>
-      </w:r>
-      <w:r>
-        <w:rPr>
-          <w:rFonts w:hint="eastAsia"/>
-          <w:sz w:val="22"/>
+      </w:r>
+      <w:r>
+        <w:rPr>
+          <w:lang w:val="en-US"/>
+          <w:rFonts w:ascii="맑은 고딕" w:eastAsia="맑은 고딕" w:hAnsi="맑은 고딕" w:cs="맑은 고딕"/>
+          <w:strike w:val="off"/>
+          <w:sz w:val="20"/>
+          <w:dstrike w:val="off"/>
+        </w:rPr>
+        <w:t>WSACleanup이 호출되고 나서는 callback 함수로 전달되는 overlapped 구조체를</w:t>
+      </w:r>
+      <w:r>
+        <w:rPr>
+          <w:lang w:val="en-US"/>
+          <w:rFonts w:ascii="맑은 고딕" w:eastAsia="맑은 고딕" w:hAnsi="맑은 고딕" w:cs="맑은 고딕"/>
+          <w:strike w:val="off"/>
+          <w:sz w:val="20"/>
+          <w:dstrike w:val="off"/>
         </w:rPr>
         <w:br/>
-        <w:t>동일한 패킷을 두 번 이상 처리하는 문제가 발생함.</w:t>
-      </w:r>
-    </w:p>
-    <w:p>
-      <w:pPr>
-        <w:pStyle w:val="a3"/>
-        <w:numPr>
-          <w:ilvl w:val="2"/>
-          <w:numId w:val="2"/>
-        </w:numPr>
-        <w:spacing w:line="240" w:lineRule="auto"/>
-        <w:ind w:leftChars="0"/>
-        <w:rPr>
-          <w:szCs w:val="20"/>
-        </w:rPr>
-      </w:pPr>
-      <w:r>
-        <w:rPr>
-          <w:rFonts w:hint="eastAsia"/>
-          <w:sz w:val="22"/>
-        </w:rPr>
-        <w:t xml:space="preserve">패킷 </w:t>
-      </w:r>
-      <w:proofErr w:type="spellStart"/>
-      <w:r>
-        <w:rPr>
-          <w:rFonts w:hint="eastAsia"/>
-          <w:sz w:val="22"/>
-        </w:rPr>
-        <w:t>미수신</w:t>
-      </w:r>
-      <w:proofErr w:type="spellEnd"/>
-      <w:r>
-        <w:rPr>
-          <w:rFonts w:hint="eastAsia"/>
-          <w:sz w:val="22"/>
-        </w:rPr>
-        <w:t xml:space="preserve"> 문제는 </w:t>
-      </w:r>
-      <w:proofErr w:type="spellStart"/>
-      <w:r>
-        <w:rPr>
-          <w:rFonts w:hint="eastAsia"/>
-          <w:sz w:val="22"/>
-        </w:rPr>
-        <w:t>WSARecv</w:t>
-      </w:r>
-      <w:proofErr w:type="spellEnd"/>
-      <w:r>
-        <w:rPr>
-          <w:rFonts w:hint="eastAsia"/>
-          <w:sz w:val="22"/>
-        </w:rPr>
-        <w:t xml:space="preserve"> 완료 이후, 다음 수신 요청을 다시 등록하지 않은 것이</w:t>
-      </w:r>
-      <w:r>
-        <w:rPr>
-          <w:rFonts w:hint="eastAsia"/>
-          <w:sz w:val="22"/>
+      </w:r>
+      <w:r>
+        <w:rPr>
+          <w:lang w:val="en-US"/>
+          <w:rFonts w:ascii="맑은 고딕" w:eastAsia="맑은 고딕" w:hAnsi="맑은 고딕" w:cs="맑은 고딕"/>
+          <w:strike w:val="off"/>
+          <w:sz w:val="20"/>
+          <w:dstrike w:val="off"/>
+        </w:rPr>
+        <w:t>신뢰할 수 없기 때문에 전역 변수를 사용함.</w:t>
+      </w:r>
+    </w:p>
+    <w:p>
+      <w:pPr>
+        <w:pStyle w:val="b0"/>
+        <w:ind w:left="1200" w:firstLine="-400"/>
+        <w:jc w:val="both"/>
+        <w:spacing w:after="160" w:before="0"/>
+        <w:rPr/>
+      </w:pPr>
+      <w:r>
+        <w:rPr>
+          <w:rFonts w:ascii="맑은 고딕" w:eastAsia="맑은 고딕" w:hAnsi="맑은 고딕" w:cs="맑은 고딕"/>
+          <w:strike w:val="off"/>
+          <w:sz w:val="20"/>
+          <w:dstrike w:val="off"/>
+        </w:rPr>
+        <w:t>b.</w:t>
+      </w:r>
+      <w:r>
+        <w:rPr>
+          <w:rFonts w:ascii="맑은 고딕" w:eastAsia="맑은 고딕" w:hAnsi="맑은 고딕" w:cs="맑은 고딕"/>
+          <w:strike w:val="off"/>
+          <w:sz w:val="20"/>
+          <w:dstrike w:val="off"/>
+        </w:rPr>
+        <w:t xml:space="preserve">   </w:t>
+      </w:r>
+      <w:r>
+        <w:rPr>
+          <w:lang w:val="en-US"/>
+          <w:rFonts w:ascii="맑은 고딕" w:eastAsia="맑은 고딕" w:hAnsi="맑은 고딕" w:cs="맑은 고딕"/>
+          <w:strike w:val="off"/>
+          <w:sz w:val="20"/>
+          <w:dstrike w:val="off"/>
+        </w:rPr>
+        <w:t>프로그램 종료 시 ObjectPool</w:t>
+      </w:r>
+      <w:r>
+        <w:rPr>
+          <w:lang w:val="en-US"/>
+          <w:rFonts w:ascii="맑은 고딕" w:eastAsia="맑은 고딕" w:hAnsi="맑은 고딕" w:cs="맑은 고딕"/>
+          <w:strike w:val="off"/>
+          <w:sz w:val="20"/>
+          <w:dstrike w:val="off"/>
+        </w:rPr>
+        <w:t>::push에서 크래시</w:t>
+      </w:r>
+    </w:p>
+    <w:p>
+      <w:pPr>
+        <w:pStyle w:val="b0"/>
+        <w:ind w:left="1600" w:firstLine="-400"/>
+        <w:jc w:val="both"/>
+        <w:spacing w:after="160" w:before="0"/>
+        <w:rPr/>
+      </w:pPr>
+      <w:r>
+        <w:rPr>
+          <w:rFonts w:ascii="맑은 고딕" w:eastAsia="맑은 고딕" w:hAnsi="맑은 고딕" w:cs="맑은 고딕"/>
+          <w:strike w:val="off"/>
+          <w:sz w:val="20"/>
+          <w:dstrike w:val="off"/>
+        </w:rPr>
+        <w:t>i.</w:t>
+      </w:r>
+      <w:r>
+        <w:rPr>
+          <w:rFonts w:ascii="맑은 고딕" w:eastAsia="맑은 고딕" w:hAnsi="맑은 고딕" w:cs="맑은 고딕"/>
+          <w:strike w:val="off"/>
+          <w:sz w:val="20"/>
+          <w:dstrike w:val="off"/>
+        </w:rPr>
+        <w:t xml:space="preserve">   </w:t>
+      </w:r>
+      <w:r>
+        <w:rPr>
+          <w:lang w:val="en-US"/>
+          <w:rFonts w:ascii="맑은 고딕" w:eastAsia="맑은 고딕" w:hAnsi="맑은 고딕" w:cs="맑은 고딕"/>
+          <w:strike w:val="off"/>
+          <w:sz w:val="20"/>
+          <w:dstrike w:val="off"/>
+        </w:rPr>
+        <w:t>[원인]</w:t>
+      </w:r>
+      <w:r>
+        <w:rPr>
+          <w:lang w:val="en-US"/>
+          <w:rFonts w:ascii="맑은 고딕" w:eastAsia="맑은 고딕" w:hAnsi="맑은 고딕" w:cs="맑은 고딕"/>
+          <w:strike w:val="off"/>
+          <w:sz w:val="20"/>
+          <w:dstrike w:val="off"/>
         </w:rPr>
         <w:br/>
-        <w:t xml:space="preserve">원인이었음. 이에 따라 </w:t>
-      </w:r>
-      <w:proofErr w:type="spellStart"/>
-      <w:r>
-        <w:rPr>
-          <w:rFonts w:hint="eastAsia"/>
-          <w:sz w:val="22"/>
-        </w:rPr>
-        <w:t>WSARecv</w:t>
-      </w:r>
-      <w:proofErr w:type="spellEnd"/>
-      <w:r>
-        <w:rPr>
-          <w:rFonts w:hint="eastAsia"/>
-          <w:sz w:val="22"/>
-        </w:rPr>
-        <w:t xml:space="preserve"> 완료 후 반드시 다음 </w:t>
-      </w:r>
-      <w:proofErr w:type="spellStart"/>
-      <w:r>
-        <w:rPr>
-          <w:rFonts w:hint="eastAsia"/>
-          <w:sz w:val="22"/>
-        </w:rPr>
-        <w:t>WSARecv</w:t>
-      </w:r>
-      <w:proofErr w:type="spellEnd"/>
-      <w:r>
-        <w:rPr>
-          <w:rFonts w:hint="eastAsia"/>
-          <w:sz w:val="22"/>
-        </w:rPr>
-        <w:t xml:space="preserve">를 </w:t>
-      </w:r>
-      <w:proofErr w:type="spellStart"/>
-      <w:r>
-        <w:rPr>
-          <w:rFonts w:hint="eastAsia"/>
-          <w:sz w:val="22"/>
-        </w:rPr>
-        <w:t>재등록하도록</w:t>
-      </w:r>
-      <w:proofErr w:type="spellEnd"/>
-      <w:r>
-        <w:rPr>
-          <w:rFonts w:hint="eastAsia"/>
-          <w:sz w:val="22"/>
+      </w:r>
+      <w:r>
+        <w:rPr>
+          <w:lang w:val="en-US"/>
+          <w:rFonts w:ascii="맑은 고딕" w:eastAsia="맑은 고딕" w:hAnsi="맑은 고딕" w:cs="맑은 고딕"/>
+          <w:strike w:val="off"/>
+          <w:sz w:val="20"/>
+          <w:dstrike w:val="off"/>
+        </w:rPr>
+        <w:t>두 static 클래스의 소멸 순서 문제로 인해 발생한 오류임. ( ClientApp, ObjectPool )</w:t>
+      </w:r>
+      <w:r>
+        <w:rPr>
+          <w:lang w:val="en-US"/>
+          <w:rFonts w:ascii="맑은 고딕" w:eastAsia="맑은 고딕" w:hAnsi="맑은 고딕" w:cs="맑은 고딕"/>
+          <w:strike w:val="off"/>
+          <w:sz w:val="20"/>
+          <w:dstrike w:val="off"/>
         </w:rPr>
         <w:br/>
-        <w:t xml:space="preserve">수정함. </w:t>
-      </w:r>
-    </w:p>
-    <w:p>
-      <w:pPr>
-        <w:pStyle w:val="a3"/>
-        <w:numPr>
-          <w:ilvl w:val="2"/>
-          <w:numId w:val="2"/>
-        </w:numPr>
-        <w:spacing w:line="240" w:lineRule="auto"/>
-        <w:ind w:leftChars="0"/>
-        <w:rPr>
-          <w:szCs w:val="20"/>
-        </w:rPr>
-      </w:pPr>
-      <w:r>
-        <w:rPr>
-          <w:rFonts w:hint="eastAsia"/>
-          <w:sz w:val="22"/>
-        </w:rPr>
-        <w:t xml:space="preserve">패킷 중복 수신 문제는 </w:t>
-      </w:r>
-      <w:proofErr w:type="spellStart"/>
-      <w:r>
-        <w:rPr>
-          <w:rFonts w:hint="eastAsia"/>
-          <w:sz w:val="22"/>
-        </w:rPr>
-        <w:t>RecvBuffer</w:t>
-      </w:r>
-      <w:proofErr w:type="spellEnd"/>
-      <w:r>
-        <w:rPr>
-          <w:rFonts w:hint="eastAsia"/>
-          <w:sz w:val="22"/>
-        </w:rPr>
-        <w:t>를 적절히 정리하지 않아,</w:t>
-      </w:r>
-      <w:r>
-        <w:rPr>
-          <w:rFonts w:hint="eastAsia"/>
-          <w:sz w:val="22"/>
+      </w:r>
+      <w:r>
+        <w:rPr>
+          <w:lang w:val="en-US"/>
+          <w:rFonts w:ascii="맑은 고딕" w:eastAsia="맑은 고딕" w:hAnsi="맑은 고딕" w:cs="맑은 고딕"/>
+          <w:strike w:val="off"/>
+          <w:sz w:val="20"/>
+          <w:dstrike w:val="off"/>
+        </w:rPr>
+        <w:t>종료 과정에서 전역 종료 플래그(gClose)가 활성화되면 Overlapped I/O callback이</w:t>
+      </w:r>
+      <w:r>
+        <w:rPr>
+          <w:lang w:val="en-US"/>
+          <w:rFonts w:ascii="맑은 고딕" w:eastAsia="맑은 고딕" w:hAnsi="맑은 고딕" w:cs="맑은 고딕"/>
+          <w:strike w:val="off"/>
+          <w:sz w:val="20"/>
+          <w:dstrike w:val="off"/>
         </w:rPr>
         <w:br/>
-        <w:t xml:space="preserve">이미 처리된 데이터가 버퍼에 남아 </w:t>
-      </w:r>
-      <w:proofErr w:type="spellStart"/>
-      <w:r>
-        <w:rPr>
-          <w:rFonts w:hint="eastAsia"/>
-          <w:sz w:val="22"/>
-        </w:rPr>
-        <w:t>재처리되는</w:t>
-      </w:r>
-      <w:proofErr w:type="spellEnd"/>
-      <w:r>
-        <w:rPr>
-          <w:rFonts w:hint="eastAsia"/>
-          <w:sz w:val="22"/>
-        </w:rPr>
-        <w:t xml:space="preserve"> 것이 원인이었음.</w:t>
-      </w:r>
-      <w:r>
-        <w:rPr>
-          <w:rFonts w:hint="eastAsia"/>
-          <w:sz w:val="22"/>
+      </w:r>
+      <w:r>
+        <w:rPr>
+          <w:lang w:val="en-US"/>
+          <w:rFonts w:ascii="맑은 고딕" w:eastAsia="맑은 고딕" w:hAnsi="맑은 고딕" w:cs="맑은 고딕"/>
+          <w:strike w:val="off"/>
+          <w:sz w:val="20"/>
+          <w:dstrike w:val="off"/>
+        </w:rPr>
+        <w:t>조기 리턴하게 되는데, 이때 전송 중이던 SendBuffer를 담고 있던 std::shared_ptr들이</w:t>
+      </w:r>
+      <w:r>
+        <w:rPr>
+          <w:lang w:val="en-US"/>
+          <w:rFonts w:ascii="맑은 고딕" w:eastAsia="맑은 고딕" w:hAnsi="맑은 고딕" w:cs="맑은 고딕"/>
+          <w:strike w:val="off"/>
+          <w:sz w:val="20"/>
+          <w:dstrike w:val="off"/>
         </w:rPr>
         <w:br/>
-        <w:t xml:space="preserve">이를 해결하기 위해 패킷 처리 후 </w:t>
-      </w:r>
-      <w:proofErr w:type="spellStart"/>
-      <w:r>
-        <w:rPr>
-          <w:rFonts w:hint="eastAsia"/>
-          <w:sz w:val="22"/>
-        </w:rPr>
-        <w:t>RecvBuffer</w:t>
-      </w:r>
-      <w:proofErr w:type="spellEnd"/>
-      <w:r>
-        <w:rPr>
-          <w:rFonts w:hint="eastAsia"/>
-          <w:sz w:val="22"/>
-        </w:rPr>
-        <w:t>의 읽기 위치를 갱신하고,</w:t>
-      </w:r>
-      <w:r>
-        <w:rPr>
-          <w:rFonts w:hint="eastAsia"/>
-          <w:sz w:val="22"/>
+      </w:r>
+      <w:r>
+        <w:rPr>
+          <w:lang w:val="en-US"/>
+          <w:rFonts w:ascii="맑은 고딕" w:eastAsia="맑은 고딕" w:hAnsi="맑은 고딕" w:cs="맑은 고딕"/>
+          <w:strike w:val="off"/>
+          <w:sz w:val="20"/>
+          <w:dstrike w:val="off"/>
+        </w:rPr>
+        <w:t>해제되지 않은 채로 남게 됨.</w:t>
+      </w:r>
+      <w:r>
+        <w:rPr>
+          <w:lang w:val="en-US"/>
+          <w:rFonts w:ascii="맑은 고딕" w:eastAsia="맑은 고딕" w:hAnsi="맑은 고딕" w:cs="맑은 고딕"/>
+          <w:strike w:val="off"/>
+          <w:sz w:val="20"/>
+          <w:dstrike w:val="off"/>
         </w:rPr>
         <w:br/>
       </w:r>
-      <w:proofErr w:type="spellStart"/>
-      <w:r>
-        <w:rPr>
-          <w:rFonts w:hint="eastAsia"/>
-          <w:sz w:val="22"/>
-        </w:rPr>
-        <w:t>RecvBuffer</w:t>
-      </w:r>
-      <w:proofErr w:type="spellEnd"/>
-      <w:r>
-        <w:rPr>
-          <w:rFonts w:hint="eastAsia"/>
-          <w:sz w:val="22"/>
-        </w:rPr>
-        <w:t xml:space="preserve"> 클래스의 clean 함수로 버퍼를 정리함.</w:t>
+      <w:r>
+        <w:rPr>
+          <w:lang w:val="en-US"/>
+          <w:rFonts w:ascii="맑은 고딕" w:eastAsia="맑은 고딕" w:hAnsi="맑은 고딕" w:cs="맑은 고딕"/>
+          <w:strike w:val="off"/>
+          <w:sz w:val="20"/>
+          <w:dstrike w:val="off"/>
+        </w:rPr>
+        <w:br/>
+      </w:r>
+      <w:r>
+        <w:rPr>
+          <w:lang w:val="en-US"/>
+          <w:rFonts w:ascii="맑은 고딕" w:eastAsia="맑은 고딕" w:hAnsi="맑은 고딕" w:cs="맑은 고딕"/>
+          <w:strike w:val="off"/>
+          <w:sz w:val="20"/>
+          <w:dstrike w:val="off"/>
+        </w:rPr>
+        <w:t>이후 프로그램이 종료되면서 static 클래스들의 소멸자가 호출되는데,</w:t>
+      </w:r>
+      <w:r>
+        <w:rPr>
+          <w:lang w:val="en-US"/>
+          <w:rFonts w:ascii="맑은 고딕" w:eastAsia="맑은 고딕" w:hAnsi="맑은 고딕" w:cs="맑은 고딕"/>
+          <w:strike w:val="off"/>
+          <w:sz w:val="20"/>
+          <w:dstrike w:val="off"/>
+        </w:rPr>
+        <w:br/>
+      </w:r>
+      <w:r>
+        <w:rPr>
+          <w:lang w:val="en-US"/>
+          <w:rFonts w:ascii="맑은 고딕" w:eastAsia="맑은 고딕" w:hAnsi="맑은 고딕" w:cs="맑은 고딕"/>
+          <w:strike w:val="off"/>
+          <w:sz w:val="20"/>
+          <w:dstrike w:val="off"/>
+        </w:rPr>
+        <w:t>ClientApp 내부 세션 객체와 SendBuffer를 관리하는 ObjectPool의 소멸 순서는</w:t>
+      </w:r>
+      <w:r>
+        <w:rPr>
+          <w:lang w:val="en-US"/>
+          <w:rFonts w:ascii="맑은 고딕" w:eastAsia="맑은 고딕" w:hAnsi="맑은 고딕" w:cs="맑은 고딕"/>
+          <w:strike w:val="off"/>
+          <w:sz w:val="20"/>
+          <w:dstrike w:val="off"/>
+        </w:rPr>
+        <w:br/>
+      </w:r>
+      <w:r>
+        <w:rPr>
+          <w:lang w:val="en-US"/>
+          <w:rFonts w:ascii="맑은 고딕" w:eastAsia="맑은 고딕" w:hAnsi="맑은 고딕" w:cs="맑은 고딕"/>
+          <w:strike w:val="off"/>
+          <w:sz w:val="20"/>
+          <w:dstrike w:val="off"/>
+        </w:rPr>
+        <w:t>서로 다른 Translation Unit에 정의되어 있어 보장되지 않음.</w:t>
+      </w:r>
+      <w:r>
+        <w:rPr>
+          <w:lang w:val="en-US"/>
+          <w:rFonts w:ascii="맑은 고딕" w:eastAsia="맑은 고딕" w:hAnsi="맑은 고딕" w:cs="맑은 고딕"/>
+          <w:strike w:val="off"/>
+          <w:sz w:val="20"/>
+          <w:dstrike w:val="off"/>
+        </w:rPr>
+        <w:br/>
+      </w:r>
+      <w:r>
+        <w:rPr>
+          <w:lang w:val="en-US"/>
+          <w:rFonts w:ascii="맑은 고딕" w:eastAsia="맑은 고딕" w:hAnsi="맑은 고딕" w:cs="맑은 고딕"/>
+          <w:strike w:val="off"/>
+          <w:sz w:val="20"/>
+          <w:dstrike w:val="off"/>
+        </w:rPr>
+        <w:br/>
+      </w:r>
+      <w:r>
+        <w:rPr>
+          <w:lang w:val="en-US"/>
+          <w:rFonts w:ascii="맑은 고딕" w:eastAsia="맑은 고딕" w:hAnsi="맑은 고딕" w:cs="맑은 고딕"/>
+          <w:strike w:val="off"/>
+          <w:sz w:val="20"/>
+          <w:dstrike w:val="off"/>
+        </w:rPr>
+        <w:t>만약 ObjectPool이 먼저 소멸된 뒤 세션 객체가 소멸되는 경우,</w:t>
+      </w:r>
+      <w:r>
+        <w:rPr>
+          <w:lang w:val="en-US"/>
+          <w:rFonts w:ascii="맑은 고딕" w:eastAsia="맑은 고딕" w:hAnsi="맑은 고딕" w:cs="맑은 고딕"/>
+          <w:strike w:val="off"/>
+          <w:sz w:val="20"/>
+          <w:dstrike w:val="off"/>
+        </w:rPr>
+        <w:br/>
+      </w:r>
+      <w:r>
+        <w:rPr>
+          <w:lang w:val="en-US"/>
+          <w:rFonts w:ascii="맑은 고딕" w:eastAsia="맑은 고딕" w:hAnsi="맑은 고딕" w:cs="맑은 고딕"/>
+          <w:strike w:val="off"/>
+          <w:sz w:val="20"/>
+          <w:dstrike w:val="off"/>
+        </w:rPr>
+        <w:t>세션 소멸 과정에서 전송 버퍼 컨테이너를 정리하면서 ObjectPool에 반환을</w:t>
+      </w:r>
+      <w:r>
+        <w:rPr>
+          <w:lang w:val="en-US"/>
+          <w:rFonts w:ascii="맑은 고딕" w:eastAsia="맑은 고딕" w:hAnsi="맑은 고딕" w:cs="맑은 고딕"/>
+          <w:strike w:val="off"/>
+          <w:sz w:val="20"/>
+          <w:dstrike w:val="off"/>
+        </w:rPr>
+        <w:br/>
+      </w:r>
+      <w:r>
+        <w:rPr>
+          <w:lang w:val="en-US"/>
+          <w:rFonts w:ascii="맑은 고딕" w:eastAsia="맑은 고딕" w:hAnsi="맑은 고딕" w:cs="맑은 고딕"/>
+          <w:strike w:val="off"/>
+          <w:sz w:val="20"/>
+          <w:dstrike w:val="off"/>
+        </w:rPr>
+        <w:t>시도하게 된다.</w:t>
+      </w:r>
+      <w:r>
+        <w:rPr>
+          <w:lang w:val="en-US"/>
+          <w:rFonts w:ascii="맑은 고딕" w:eastAsia="맑은 고딕" w:hAnsi="맑은 고딕" w:cs="맑은 고딕"/>
+          <w:strike w:val="off"/>
+          <w:sz w:val="20"/>
+          <w:dstrike w:val="off"/>
+        </w:rPr>
+        <w:br/>
+      </w:r>
+      <w:r>
+        <w:rPr>
+          <w:lang w:val="en-US"/>
+          <w:rFonts w:ascii="맑은 고딕" w:eastAsia="맑은 고딕" w:hAnsi="맑은 고딕" w:cs="맑은 고딕"/>
+          <w:strike w:val="off"/>
+          <w:sz w:val="20"/>
+          <w:dstrike w:val="off"/>
+        </w:rPr>
+        <w:t>그러나 이미 ObjectPool 내부 큐가 소멸된 상태이므로, 해제된 객체에 접근하게 되어</w:t>
+      </w:r>
+      <w:r>
+        <w:rPr>
+          <w:lang w:val="en-US"/>
+          <w:rFonts w:ascii="맑은 고딕" w:eastAsia="맑은 고딕" w:hAnsi="맑은 고딕" w:cs="맑은 고딕"/>
+          <w:strike w:val="off"/>
+          <w:sz w:val="20"/>
+          <w:dstrike w:val="off"/>
+        </w:rPr>
+        <w:br/>
+      </w:r>
+      <w:r>
+        <w:rPr>
+          <w:lang w:val="en-US"/>
+          <w:rFonts w:ascii="맑은 고딕" w:eastAsia="맑은 고딕" w:hAnsi="맑은 고딕" w:cs="맑은 고딕"/>
+          <w:strike w:val="off"/>
+          <w:sz w:val="20"/>
+          <w:dstrike w:val="off"/>
+        </w:rPr>
+        <w:t>크래시가 발생함.</w:t>
+      </w:r>
+      <w:r>
+        <w:rPr>
+          <w:lang w:val="en-US"/>
+          <w:rFonts w:ascii="맑은 고딕" w:eastAsia="맑은 고딕" w:hAnsi="맑은 고딕" w:cs="맑은 고딕"/>
+          <w:strike w:val="off"/>
+          <w:sz w:val="20"/>
+          <w:dstrike w:val="off"/>
+        </w:rPr>
+        <w:br/>
+      </w:r>
+      <w:r>
+        <w:rPr>
+          <w:lang w:val="en-US"/>
+          <w:rFonts w:ascii="맑은 고딕" w:eastAsia="맑은 고딕" w:hAnsi="맑은 고딕" w:cs="맑은 고딕"/>
+          <w:strike w:val="off"/>
+          <w:sz w:val="20"/>
+          <w:dstrike w:val="off"/>
+        </w:rPr>
+        <w:br/>
+      </w:r>
+      <w:r>
+        <w:rPr>
+          <w:lang w:val="en-US"/>
+          <w:rFonts w:ascii="맑은 고딕" w:eastAsia="맑은 고딕" w:hAnsi="맑은 고딕" w:cs="맑은 고딕"/>
+          <w:strike w:val="off"/>
+          <w:sz w:val="20"/>
+          <w:dstrike w:val="off"/>
+        </w:rPr>
+        <w:t>[해결]</w:t>
+      </w:r>
+      <w:r>
+        <w:rPr>
+          <w:lang w:val="en-US"/>
+          <w:rFonts w:ascii="맑은 고딕" w:eastAsia="맑은 고딕" w:hAnsi="맑은 고딕" w:cs="맑은 고딕"/>
+          <w:strike w:val="off"/>
+          <w:sz w:val="20"/>
+          <w:dstrike w:val="off"/>
+        </w:rPr>
+        <w:br/>
+      </w:r>
+      <w:r>
+        <w:rPr>
+          <w:lang w:val="en-US"/>
+          <w:rFonts w:ascii="맑은 고딕" w:eastAsia="맑은 고딕" w:hAnsi="맑은 고딕" w:cs="맑은 고딕"/>
+          <w:strike w:val="off"/>
+          <w:sz w:val="20"/>
+          <w:dstrike w:val="off"/>
+        </w:rPr>
+        <w:t>프로그램 종료 시 객체 소멸 순서를 명확히 하기 위해 ClientApp::release()를 추가함.</w:t>
+      </w:r>
+      <w:r>
+        <w:rPr>
+          <w:lang w:val="en-US"/>
+          <w:rFonts w:ascii="맑은 고딕" w:eastAsia="맑은 고딕" w:hAnsi="맑은 고딕" w:cs="맑은 고딕"/>
+          <w:strike w:val="off"/>
+          <w:sz w:val="20"/>
+          <w:dstrike w:val="off"/>
+        </w:rPr>
+        <w:br/>
+      </w:r>
+      <w:r>
+        <w:rPr>
+          <w:lang w:val="en-US"/>
+          <w:rFonts w:ascii="맑은 고딕" w:eastAsia="맑은 고딕" w:hAnsi="맑은 고딕" w:cs="맑은 고딕"/>
+          <w:strike w:val="off"/>
+          <w:sz w:val="20"/>
+          <w:dstrike w:val="off"/>
+        </w:rPr>
+        <w:t>그리고 프로그램 종료 처리에서 release 호출 순서를 조정하여 SendBuffer 관련</w:t>
+      </w:r>
+      <w:r>
+        <w:rPr>
+          <w:lang w:val="en-US"/>
+          <w:rFonts w:ascii="맑은 고딕" w:eastAsia="맑은 고딕" w:hAnsi="맑은 고딕" w:cs="맑은 고딕"/>
+          <w:strike w:val="off"/>
+          <w:sz w:val="20"/>
+          <w:dstrike w:val="off"/>
+        </w:rPr>
+        <w:br/>
+      </w:r>
+      <w:r>
+        <w:rPr>
+          <w:lang w:val="en-US"/>
+          <w:rFonts w:ascii="맑은 고딕" w:eastAsia="맑은 고딕" w:hAnsi="맑은 고딕" w:cs="맑은 고딕"/>
+          <w:strike w:val="off"/>
+          <w:sz w:val="20"/>
+          <w:dstrike w:val="off"/>
+        </w:rPr>
+        <w:t>리소스보다 먼저 해제함.</w:t>
+      </w:r>
+      <w:r>
+        <w:rPr>
+          <w:lang w:val="en-US"/>
+          <w:rFonts w:ascii="맑은 고딕" w:eastAsia="맑은 고딕" w:hAnsi="맑은 고딕" w:cs="맑은 고딕"/>
+          <w:strike w:val="off"/>
+          <w:sz w:val="20"/>
+          <w:dstrike w:val="off"/>
+        </w:rPr>
+        <w:br/>
+      </w:r>
+      <w:r>
+        <w:rPr>
+          <w:lang w:val="en-US"/>
+          <w:rFonts w:ascii="맑은 고딕" w:eastAsia="맑은 고딕" w:hAnsi="맑은 고딕" w:cs="맑은 고딕"/>
+          <w:strike w:val="off"/>
+          <w:sz w:val="20"/>
+          <w:dstrike w:val="off"/>
+        </w:rPr>
+        <w:t>추가적으로 세션 소멸자에서 전송 버퍼를 먼저 정리하여 늦게 도착하는 callback에 대비함.</w:t>
+      </w:r>
+    </w:p>
+    <w:p>
+      <w:pPr>
+        <w:pStyle w:val="b0"/>
+        <w:ind w:left="800" w:firstLine="-400"/>
+        <w:jc w:val="both"/>
+        <w:spacing w:after="160" w:before="0"/>
+        <w:rPr/>
+      </w:pPr>
+      <w:r>
+        <w:rPr>
+          <w:rFonts w:ascii="맑은 고딕" w:eastAsia="맑은 고딕" w:hAnsi="맑은 고딕" w:cs="맑은 고딕"/>
+          <w:strike w:val="off"/>
+          <w:sz w:val="20"/>
+          <w:dstrike w:val="off"/>
+        </w:rPr>
+        <w:t>2.</w:t>
+      </w:r>
+      <w:r>
+        <w:rPr>
+          <w:rFonts w:ascii="맑은 고딕" w:eastAsia="맑은 고딕" w:hAnsi="맑은 고딕" w:cs="맑은 고딕"/>
+          <w:strike w:val="off"/>
+          <w:sz w:val="20"/>
+          <w:dstrike w:val="off"/>
+        </w:rPr>
+        <w:t xml:space="preserve">   </w:t>
+      </w:r>
+      <w:r>
+        <w:rPr>
+          <w:lang w:val="en-US"/>
+          <w:rFonts w:ascii="맑은 고딕" w:eastAsia="맑은 고딕" w:hAnsi="맑은 고딕" w:cs="맑은 고딕"/>
+          <w:strike w:val="off"/>
+          <w:sz w:val="20"/>
+          <w:dstrike w:val="off"/>
+        </w:rPr>
+        <w:t>서버 버그 수정</w:t>
+      </w:r>
+    </w:p>
+    <w:p>
+      <w:pPr>
+        <w:pStyle w:val="b0"/>
+        <w:ind w:left="1200" w:firstLine="-400"/>
+        <w:jc w:val="both"/>
+        <w:spacing w:after="160" w:before="0"/>
+        <w:rPr/>
+      </w:pPr>
+      <w:r>
+        <w:rPr>
+          <w:rFonts w:ascii="맑은 고딕" w:eastAsia="맑은 고딕" w:hAnsi="맑은 고딕" w:cs="맑은 고딕"/>
+          <w:strike w:val="off"/>
+          <w:sz w:val="20"/>
+          <w:dstrike w:val="off"/>
+        </w:rPr>
+        <w:t>a.</w:t>
+      </w:r>
+      <w:r>
+        <w:rPr>
+          <w:rFonts w:ascii="맑은 고딕" w:eastAsia="맑은 고딕" w:hAnsi="맑은 고딕" w:cs="맑은 고딕"/>
+          <w:strike w:val="off"/>
+          <w:sz w:val="20"/>
+          <w:dstrike w:val="off"/>
+        </w:rPr>
+        <w:t xml:space="preserve">   </w:t>
+      </w:r>
+      <w:r>
+        <w:rPr>
+          <w:lang w:val="en-US"/>
+          <w:rFonts w:ascii="맑은 고딕" w:eastAsia="맑은 고딕" w:hAnsi="맑은 고딕" w:cs="맑은 고딕"/>
+          <w:strike w:val="off"/>
+          <w:sz w:val="20"/>
+          <w:dstrike w:val="off"/>
+        </w:rPr>
+        <w:t>SendBuffer 이중 해제 문제</w:t>
+      </w:r>
+    </w:p>
+    <w:p>
+      <w:pPr>
+        <w:pStyle w:val="b0"/>
+        <w:ind w:left="1600" w:firstLine="-400"/>
+        <w:jc w:val="both"/>
+        <w:spacing w:after="160" w:before="0"/>
+        <w:rPr/>
+      </w:pPr>
+      <w:r>
+        <w:rPr>
+          <w:rFonts w:ascii="맑은 고딕" w:eastAsia="맑은 고딕" w:hAnsi="맑은 고딕" w:cs="맑은 고딕"/>
+          <w:strike w:val="off"/>
+          <w:sz w:val="20"/>
+          <w:dstrike w:val="off"/>
+        </w:rPr>
+        <w:t>i.</w:t>
+      </w:r>
+      <w:r>
+        <w:rPr>
+          <w:rFonts w:ascii="맑은 고딕" w:eastAsia="맑은 고딕" w:hAnsi="맑은 고딕" w:cs="맑은 고딕"/>
+          <w:strike w:val="off"/>
+          <w:sz w:val="20"/>
+          <w:dstrike w:val="off"/>
+        </w:rPr>
+        <w:t xml:space="preserve">   </w:t>
+      </w:r>
+      <w:r>
+        <w:rPr>
+          <w:lang w:val="en-US"/>
+          <w:rFonts w:ascii="맑은 고딕" w:eastAsia="맑은 고딕" w:hAnsi="맑은 고딕" w:cs="맑은 고딕"/>
+          <w:strike w:val="off"/>
+          <w:sz w:val="20"/>
+          <w:dstrike w:val="off"/>
+        </w:rPr>
+        <w:t>[문제 상황]</w:t>
+      </w:r>
+      <w:r>
+        <w:rPr>
+          <w:lang w:val="en-US"/>
+          <w:rFonts w:ascii="맑은 고딕" w:eastAsia="맑은 고딕" w:hAnsi="맑은 고딕" w:cs="맑은 고딕"/>
+          <w:strike w:val="off"/>
+          <w:sz w:val="20"/>
+          <w:dstrike w:val="off"/>
+        </w:rPr>
+        <w:br/>
+      </w:r>
+      <w:r>
+        <w:rPr>
+          <w:lang w:val="en-US"/>
+          <w:rFonts w:ascii="맑은 고딕" w:eastAsia="맑은 고딕" w:hAnsi="맑은 고딕" w:cs="맑은 고딕"/>
+          <w:strike w:val="off"/>
+          <w:sz w:val="20"/>
+          <w:dstrike w:val="off"/>
+        </w:rPr>
+        <w:t>Session::processSend()에서 SendBuffer 메모리 해제 시 크래시가 발생함.</w:t>
+      </w:r>
+      <w:r>
+        <w:rPr>
+          <w:lang w:val="en-US"/>
+          <w:rFonts w:ascii="맑은 고딕" w:eastAsia="맑은 고딕" w:hAnsi="맑은 고딕" w:cs="맑은 고딕"/>
+          <w:strike w:val="off"/>
+          <w:sz w:val="20"/>
+          <w:dstrike w:val="off"/>
+        </w:rPr>
+        <w:br/>
+      </w:r>
+      <w:r>
+        <w:rPr>
+          <w:lang w:val="en-US"/>
+          <w:rFonts w:ascii="맑은 고딕" w:eastAsia="맑은 고딕" w:hAnsi="맑은 고딕" w:cs="맑은 고딕"/>
+          <w:strike w:val="off"/>
+          <w:sz w:val="20"/>
+          <w:dstrike w:val="off"/>
+        </w:rPr>
+        <w:br/>
+      </w:r>
+      <w:r>
+        <w:rPr>
+          <w:lang w:val="en-US"/>
+          <w:rFonts w:ascii="맑은 고딕" w:eastAsia="맑은 고딕" w:hAnsi="맑은 고딕" w:cs="맑은 고딕"/>
+          <w:strike w:val="off"/>
+          <w:sz w:val="20"/>
+          <w:dstrike w:val="off"/>
+        </w:rPr>
+        <w:t>[원인]</w:t>
+      </w:r>
+      <w:r>
+        <w:rPr>
+          <w:lang w:val="en-US"/>
+          <w:rFonts w:ascii="맑은 고딕" w:eastAsia="맑은 고딕" w:hAnsi="맑은 고딕" w:cs="맑은 고딕"/>
+          <w:strike w:val="off"/>
+          <w:sz w:val="20"/>
+          <w:dstrike w:val="off"/>
+        </w:rPr>
+        <w:br/>
+      </w:r>
+      <w:r>
+        <w:rPr>
+          <w:lang w:val="en-US"/>
+          <w:rFonts w:ascii="맑은 고딕" w:eastAsia="맑은 고딕" w:hAnsi="맑은 고딕" w:cs="맑은 고딕"/>
+          <w:strike w:val="off"/>
+          <w:sz w:val="20"/>
+          <w:dstrike w:val="off"/>
+        </w:rPr>
+        <w:t>- SendBufferManager::open()이 SendBuffer에 대한 raw poiner 반환</w:t>
+      </w:r>
+      <w:r>
+        <w:rPr>
+          <w:lang w:val="en-US"/>
+          <w:rFonts w:ascii="맑은 고딕" w:eastAsia="맑은 고딕" w:hAnsi="맑은 고딕" w:cs="맑은 고딕"/>
+          <w:strike w:val="off"/>
+          <w:sz w:val="20"/>
+          <w:dstrike w:val="off"/>
+        </w:rPr>
+        <w:br/>
+      </w:r>
+      <w:r>
+        <w:rPr>
+          <w:lang w:val="en-US"/>
+          <w:rFonts w:ascii="맑은 고딕" w:eastAsia="맑은 고딕" w:hAnsi="맑은 고딕" w:cs="맑은 고딕"/>
+          <w:strike w:val="off"/>
+          <w:sz w:val="20"/>
+          <w:dstrike w:val="off"/>
+        </w:rPr>
+        <w:t>- 동일 SendBuffer를 broadcast 시 여러 세션의 send queue에 삽입</w:t>
+      </w:r>
+      <w:r>
+        <w:rPr>
+          <w:lang w:val="en-US"/>
+          <w:rFonts w:ascii="맑은 고딕" w:eastAsia="맑은 고딕" w:hAnsi="맑은 고딕" w:cs="맑은 고딕"/>
+          <w:strike w:val="off"/>
+          <w:sz w:val="20"/>
+          <w:dstrike w:val="off"/>
+        </w:rPr>
+        <w:br/>
+      </w:r>
+      <w:r>
+        <w:rPr>
+          <w:lang w:val="en-US"/>
+          <w:rFonts w:ascii="맑은 고딕" w:eastAsia="맑은 고딕" w:hAnsi="맑은 고딕" w:cs="맑은 고딕"/>
+          <w:strike w:val="off"/>
+          <w:sz w:val="20"/>
+          <w:dstrike w:val="off"/>
+        </w:rPr>
+        <w:t>- 각 세션이 completion 시 메모리를 해제 -&gt; 이중 해제 발생</w:t>
+      </w:r>
+      <w:r>
+        <w:rPr>
+          <w:lang w:val="en-US"/>
+          <w:rFonts w:ascii="맑은 고딕" w:eastAsia="맑은 고딕" w:hAnsi="맑은 고딕" w:cs="맑은 고딕"/>
+          <w:strike w:val="off"/>
+          <w:sz w:val="20"/>
+          <w:dstrike w:val="off"/>
+        </w:rPr>
+        <w:br/>
+      </w:r>
+      <w:r>
+        <w:rPr>
+          <w:lang w:val="en-US"/>
+          <w:rFonts w:ascii="맑은 고딕" w:eastAsia="맑은 고딕" w:hAnsi="맑은 고딕" w:cs="맑은 고딕"/>
+          <w:strike w:val="off"/>
+          <w:sz w:val="20"/>
+          <w:dstrike w:val="off"/>
+        </w:rPr>
+        <w:br/>
+      </w:r>
+      <w:r>
+        <w:rPr>
+          <w:lang w:val="en-US"/>
+          <w:rFonts w:ascii="맑은 고딕" w:eastAsia="맑은 고딕" w:hAnsi="맑은 고딕" w:cs="맑은 고딕"/>
+          <w:strike w:val="off"/>
+          <w:sz w:val="20"/>
+          <w:dstrike w:val="off"/>
+        </w:rPr>
+        <w:t>[해결]</w:t>
+      </w:r>
+      <w:r>
+        <w:rPr>
+          <w:lang w:val="en-US"/>
+          <w:rFonts w:ascii="맑은 고딕" w:eastAsia="맑은 고딕" w:hAnsi="맑은 고딕" w:cs="맑은 고딕"/>
+          <w:strike w:val="off"/>
+          <w:sz w:val="20"/>
+          <w:dstrike w:val="off"/>
+        </w:rPr>
+        <w:br/>
+      </w:r>
+      <w:r>
+        <w:rPr>
+          <w:lang w:val="en-US"/>
+          <w:rFonts w:ascii="맑은 고딕" w:eastAsia="맑은 고딕" w:hAnsi="맑은 고딕" w:cs="맑은 고딕"/>
+          <w:strike w:val="off"/>
+          <w:sz w:val="20"/>
+          <w:dstrike w:val="off"/>
+        </w:rPr>
+        <w:t>SendBufferManager::open()이 SendBuffer에 대한 std::shared_ptr을 반환하도록 수정함.</w:t>
+      </w:r>
+      <w:r>
+        <w:rPr>
+          <w:lang w:val="en-US"/>
+          <w:rFonts w:ascii="맑은 고딕" w:eastAsia="맑은 고딕" w:hAnsi="맑은 고딕" w:cs="맑은 고딕"/>
+          <w:strike w:val="off"/>
+          <w:sz w:val="20"/>
+          <w:dstrike w:val="off"/>
+        </w:rPr>
+        <w:br/>
+      </w:r>
+      <w:r>
+        <w:rPr>
+          <w:lang w:val="en-US"/>
+          <w:rFonts w:ascii="맑은 고딕" w:eastAsia="맑은 고딕" w:hAnsi="맑은 고딕" w:cs="맑은 고딕"/>
+          <w:strike w:val="off"/>
+          <w:sz w:val="20"/>
+          <w:dstrike w:val="off"/>
+        </w:rPr>
+        <w:t>겸사겸사 클라이언트에서도 SendBuffer 메모리 해제가 수월해짐.</w:t>
+      </w:r>
+      <w:r>
+        <w:rPr>
+          <w:lang w:val="en-US"/>
+          <w:rFonts w:ascii="맑은 고딕" w:eastAsia="맑은 고딕" w:hAnsi="맑은 고딕" w:cs="맑은 고딕"/>
+          <w:strike w:val="off"/>
+          <w:sz w:val="20"/>
+          <w:dstrike w:val="off"/>
+        </w:rPr>
+        <w:br/>
+      </w:r>
+    </w:p>
+    <w:p>
+      <w:pPr>
+        <w:pStyle w:val="b0"/>
+        <w:ind w:left="800" w:firstLine="-400"/>
+        <w:jc w:val="both"/>
+        <w:spacing w:after="160" w:before="0"/>
+        <w:rPr/>
+      </w:pPr>
+      <w:r>
+        <w:rPr>
+          <w:rFonts w:ascii="맑은 고딕" w:eastAsia="맑은 고딕" w:hAnsi="맑은 고딕" w:cs="맑은 고딕"/>
+          <w:strike w:val="off"/>
+          <w:sz w:val="20"/>
+          <w:dstrike w:val="off"/>
+        </w:rPr>
+        <w:t>3.</w:t>
+      </w:r>
+      <w:r>
+        <w:rPr>
+          <w:rFonts w:ascii="맑은 고딕" w:eastAsia="맑은 고딕" w:hAnsi="맑은 고딕" w:cs="맑은 고딕"/>
+          <w:strike w:val="off"/>
+          <w:sz w:val="20"/>
+          <w:dstrike w:val="off"/>
+        </w:rPr>
+        <w:t xml:space="preserve">   </w:t>
+      </w:r>
+      <w:r>
+        <w:rPr>
+          <w:lang w:val="en-US"/>
+          <w:rFonts w:ascii="맑은 고딕" w:eastAsia="맑은 고딕" w:hAnsi="맑은 고딕" w:cs="맑은 고딕"/>
+          <w:strike w:val="off"/>
+          <w:sz w:val="20"/>
+          <w:dstrike w:val="off"/>
+        </w:rPr>
+        <w:t>서버 공격 피격 시스템 구현</w:t>
+      </w:r>
+    </w:p>
+    <w:p>
+      <w:pPr>
+        <w:pStyle w:val="b0"/>
+        <w:ind w:left="1200" w:firstLine="-400"/>
+        <w:jc w:val="both"/>
+        <w:spacing w:after="160" w:before="0"/>
+        <w:rPr/>
+      </w:pPr>
+      <w:r>
+        <w:rPr>
+          <w:rFonts w:ascii="맑은 고딕" w:eastAsia="맑은 고딕" w:hAnsi="맑은 고딕" w:cs="맑은 고딕"/>
+          <w:strike w:val="off"/>
+          <w:sz w:val="20"/>
+          <w:dstrike w:val="off"/>
+        </w:rPr>
+        <w:t>a.</w:t>
+      </w:r>
+      <w:r>
+        <w:rPr>
+          <w:rFonts w:ascii="맑은 고딕" w:eastAsia="맑은 고딕" w:hAnsi="맑은 고딕" w:cs="맑은 고딕"/>
+          <w:strike w:val="off"/>
+          <w:sz w:val="20"/>
+          <w:dstrike w:val="off"/>
+        </w:rPr>
+        <w:t xml:space="preserve">   </w:t>
+      </w:r>
+      <w:r>
+        <w:rPr>
+          <w:lang w:val="en-US"/>
+          <w:rFonts w:ascii="맑은 고딕" w:eastAsia="맑은 고딕" w:hAnsi="맑은 고딕" w:cs="맑은 고딕"/>
+          <w:strike w:val="off"/>
+          <w:sz w:val="20"/>
+          <w:dstrike w:val="off"/>
+        </w:rPr>
+        <w:t>핵심 구현 내용</w:t>
+      </w:r>
+    </w:p>
+    <w:p>
+      <w:pPr>
+        <w:pStyle w:val="b0"/>
+        <w:ind w:left="1600" w:firstLine="-400"/>
+        <w:jc w:val="both"/>
+        <w:spacing w:after="160" w:before="0"/>
+        <w:rPr/>
+      </w:pPr>
+      <w:r>
+        <w:rPr>
+          <w:rFonts w:ascii="맑은 고딕" w:eastAsia="맑은 고딕" w:hAnsi="맑은 고딕" w:cs="맑은 고딕"/>
+          <w:strike w:val="off"/>
+          <w:sz w:val="20"/>
+          <w:dstrike w:val="off"/>
+        </w:rPr>
+        <w:t>i.</w:t>
+      </w:r>
+      <w:r>
+        <w:rPr>
+          <w:rFonts w:ascii="맑은 고딕" w:eastAsia="맑은 고딕" w:hAnsi="맑은 고딕" w:cs="맑은 고딕"/>
+          <w:strike w:val="off"/>
+          <w:sz w:val="20"/>
+          <w:dstrike w:val="off"/>
+        </w:rPr>
+        <w:t xml:space="preserve">   </w:t>
+      </w:r>
+      <w:r>
+        <w:rPr>
+          <w:lang w:val="en-US"/>
+          <w:rFonts w:ascii="맑은 고딕" w:eastAsia="맑은 고딕" w:hAnsi="맑은 고딕" w:cs="맑은 고딕"/>
+          <w:strike w:val="off"/>
+          <w:sz w:val="20"/>
+          <w:dstrike w:val="off"/>
+        </w:rPr>
+        <w:t>지연 보상</w:t>
+      </w:r>
+    </w:p>
+    <w:p>
+      <w:pPr>
+        <w:pStyle w:val="b0"/>
+        <w:ind w:left="2000" w:firstLine="-400"/>
+        <w:jc w:val="both"/>
+        <w:spacing w:after="160" w:before="0"/>
+        <w:rPr/>
+      </w:pPr>
+      <w:r>
+        <w:rPr>
+          <w:rFonts w:ascii="맑은 고딕" w:eastAsia="맑은 고딕" w:hAnsi="맑은 고딕" w:cs="맑은 고딕"/>
+          <w:strike w:val="off"/>
+          <w:sz w:val="20"/>
+          <w:dstrike w:val="off"/>
+        </w:rPr>
+        <w:t>1.</w:t>
+      </w:r>
+      <w:r>
+        <w:rPr>
+          <w:rFonts w:ascii="맑은 고딕" w:eastAsia="맑은 고딕" w:hAnsi="맑은 고딕" w:cs="맑은 고딕"/>
+          <w:strike w:val="off"/>
+          <w:sz w:val="20"/>
+          <w:dstrike w:val="off"/>
+        </w:rPr>
+        <w:t xml:space="preserve">   </w:t>
+      </w:r>
+      <w:r>
+        <w:rPr>
+          <w:lang w:val="en-US"/>
+          <w:rFonts w:ascii="맑은 고딕" w:eastAsia="맑은 고딕" w:hAnsi="맑은 고딕" w:cs="맑은 고딕"/>
+          <w:strike w:val="off"/>
+          <w:sz w:val="20"/>
+          <w:dstrike w:val="off"/>
+        </w:rPr>
+        <w:t>[문제]</w:t>
+      </w:r>
+      <w:r>
+        <w:rPr>
+          <w:lang w:val="en-US"/>
+          <w:rFonts w:ascii="맑은 고딕" w:eastAsia="맑은 고딕" w:hAnsi="맑은 고딕" w:cs="맑은 고딕"/>
+          <w:strike w:val="off"/>
+          <w:sz w:val="20"/>
+          <w:dstrike w:val="off"/>
+        </w:rPr>
+        <w:br/>
+      </w:r>
+      <w:r>
+        <w:rPr>
+          <w:lang w:val="en-US"/>
+          <w:rFonts w:ascii="맑은 고딕" w:eastAsia="맑은 고딕" w:hAnsi="맑은 고딕" w:cs="맑은 고딕"/>
+          <w:strike w:val="off"/>
+          <w:sz w:val="20"/>
+          <w:dstrike w:val="off"/>
+        </w:rPr>
+        <w:t>클라이언트가 LButton을 누른 시점(t)과 C_Attack이 서버에 도달하는 시점(t+d)</w:t>
+      </w:r>
+      <w:r>
+        <w:rPr>
+          <w:lang w:val="en-US"/>
+          <w:rFonts w:ascii="맑은 고딕" w:eastAsia="맑은 고딕" w:hAnsi="맑은 고딕" w:cs="맑은 고딕"/>
+          <w:strike w:val="off"/>
+          <w:sz w:val="20"/>
+          <w:dstrike w:val="off"/>
+        </w:rPr>
+        <w:br/>
+      </w:r>
+      <w:r>
+        <w:rPr>
+          <w:lang w:val="en-US"/>
+          <w:rFonts w:ascii="맑은 고딕" w:eastAsia="맑은 고딕" w:hAnsi="맑은 고딕" w:cs="맑은 고딕"/>
+          <w:strike w:val="off"/>
+          <w:sz w:val="20"/>
+          <w:dstrike w:val="off"/>
+        </w:rPr>
+        <w:t>사이에 고블린이 이동. 서버의 현재 고블린 위치로 판정하면 클라이언트 화면과 불일치.</w:t>
+      </w:r>
+      <w:r>
+        <w:rPr>
+          <w:lang w:val="en-US"/>
+          <w:rFonts w:ascii="맑은 고딕" w:eastAsia="맑은 고딕" w:hAnsi="맑은 고딕" w:cs="맑은 고딕"/>
+          <w:strike w:val="off"/>
+          <w:sz w:val="20"/>
+          <w:dstrike w:val="off"/>
+        </w:rPr>
+        <w:br/>
+      </w:r>
+      <w:r>
+        <w:rPr>
+          <w:lang w:val="en-US"/>
+          <w:rFonts w:ascii="맑은 고딕" w:eastAsia="맑은 고딕" w:hAnsi="맑은 고딕" w:cs="맑은 고딕"/>
+          <w:strike w:val="off"/>
+          <w:sz w:val="20"/>
+          <w:dstrike w:val="off"/>
+        </w:rPr>
+        <w:br/>
+      </w:r>
+      <w:r>
+        <w:rPr>
+          <w:lang w:val="en-US"/>
+          <w:rFonts w:ascii="맑은 고딕" w:eastAsia="맑은 고딕" w:hAnsi="맑은 고딕" w:cs="맑은 고딕"/>
+          <w:strike w:val="off"/>
+          <w:sz w:val="20"/>
+          <w:dstrike w:val="off"/>
+        </w:rPr>
+        <w:t>[해결]</w:t>
+      </w:r>
+      <w:r>
+        <w:rPr>
+          <w:lang w:val="en-US"/>
+          <w:rFonts w:ascii="맑은 고딕" w:eastAsia="맑은 고딕" w:hAnsi="맑은 고딕" w:cs="맑은 고딕"/>
+          <w:strike w:val="off"/>
+          <w:sz w:val="20"/>
+          <w:dstrike w:val="off"/>
+        </w:rPr>
+        <w:br/>
+      </w:r>
+      <w:r>
+        <w:rPr>
+          <w:lang w:val="en-US"/>
+          <w:rFonts w:ascii="맑은 고딕" w:eastAsia="맑은 고딕" w:hAnsi="맑은 고딕" w:cs="맑은 고딕"/>
+          <w:strike w:val="off"/>
+          <w:sz w:val="20"/>
+          <w:dstrike w:val="off"/>
+        </w:rPr>
+        <w:t>클라이언트가 공격 시점의 서버 시계 추정값을 clientMs로 전송 -&gt; 서버가</w:t>
+      </w:r>
+      <w:r>
+        <w:rPr>
+          <w:lang w:val="en-US"/>
+          <w:rFonts w:ascii="맑은 고딕" w:eastAsia="맑은 고딕" w:hAnsi="맑은 고딕" w:cs="맑은 고딕"/>
+          <w:strike w:val="off"/>
+          <w:sz w:val="20"/>
+          <w:dstrike w:val="off"/>
+        </w:rPr>
+        <w:br/>
+      </w:r>
+      <w:r>
+        <w:rPr>
+          <w:lang w:val="en-US"/>
+          <w:rFonts w:ascii="맑은 고딕" w:eastAsia="맑은 고딕" w:hAnsi="맑은 고딕" w:cs="맑은 고딕"/>
+          <w:strike w:val="off"/>
+          <w:sz w:val="20"/>
+          <w:dstrike w:val="off"/>
+        </w:rPr>
+        <w:t>그 시점으로 되감기</w:t>
+      </w:r>
+    </w:p>
+    <w:p>
+      <w:pPr>
+        <w:pStyle w:val="b0"/>
+        <w:ind w:left="2000" w:firstLine="-400"/>
+        <w:jc w:val="both"/>
+        <w:spacing w:after="160" w:before="0"/>
+        <w:rPr/>
+      </w:pPr>
+      <w:r>
+        <w:rPr>
+          <w:rFonts w:ascii="맑은 고딕" w:eastAsia="맑은 고딕" w:hAnsi="맑은 고딕" w:cs="맑은 고딕"/>
+          <w:strike w:val="off"/>
+          <w:sz w:val="20"/>
+          <w:dstrike w:val="off"/>
+        </w:rPr>
+        <w:t>2.</w:t>
+      </w:r>
+      <w:r>
+        <w:rPr>
+          <w:rFonts w:ascii="맑은 고딕" w:eastAsia="맑은 고딕" w:hAnsi="맑은 고딕" w:cs="맑은 고딕"/>
+          <w:strike w:val="off"/>
+          <w:sz w:val="20"/>
+          <w:dstrike w:val="off"/>
+        </w:rPr>
+        <w:t xml:space="preserve">   </w:t>
+      </w:r>
+      <w:r>
+        <w:rPr>
+          <w:lang w:val="en-US"/>
+          <w:rFonts w:ascii="맑은 고딕" w:eastAsia="맑은 고딕" w:hAnsi="맑은 고딕" w:cs="맑은 고딕"/>
+          <w:strike w:val="off"/>
+          <w:sz w:val="20"/>
+          <w:dstrike w:val="off"/>
+        </w:rPr>
+        <w:t>시계 동기화</w:t>
+      </w:r>
+      <w:r>
+        <w:rPr>
+          <w:lang w:val="en-US"/>
+          <w:rFonts w:ascii="맑은 고딕" w:eastAsia="맑은 고딕" w:hAnsi="맑은 고딕" w:cs="맑은 고딕"/>
+          <w:strike w:val="off"/>
+          <w:sz w:val="20"/>
+          <w:dstrike w:val="off"/>
+        </w:rPr>
+        <w:br/>
+      </w:r>
+      <w:r>
+        <w:rPr>
+          <w:lang w:val="en-US"/>
+          <w:rFonts w:ascii="맑은 고딕" w:eastAsia="맑은 고딕" w:hAnsi="맑은 고딕" w:cs="맑은 고딕"/>
+          <w:strike w:val="off"/>
+          <w:sz w:val="20"/>
+          <w:dstrike w:val="off"/>
+        </w:rPr>
+        <w:t>서버 S_TimeSync(t) -- d(단방향 지연)-- 클라이언트(recv)</w:t>
+      </w:r>
+      <w:r>
+        <w:rPr>
+          <w:lang w:val="en-US"/>
+          <w:rFonts w:ascii="맑은 고딕" w:eastAsia="맑은 고딕" w:hAnsi="맑은 고딕" w:cs="맑은 고딕"/>
+          <w:strike w:val="off"/>
+          <w:sz w:val="20"/>
+          <w:dstrike w:val="off"/>
+        </w:rPr>
+        <w:br/>
+      </w:r>
+      <w:r>
+        <w:rPr>
+          <w:lang w:val="en-US"/>
+          <w:rFonts w:ascii="맑은 고딕" w:eastAsia="맑은 고딕" w:hAnsi="맑은 고딕" w:cs="맑은 고딕"/>
+          <w:strike w:val="off"/>
+          <w:sz w:val="20"/>
+          <w:dstrike w:val="off"/>
+        </w:rPr>
+        <w:br/>
+      </w:r>
+      <w:r>
+        <w:rPr>
+          <w:lang w:val="en-US"/>
+          <w:rFonts w:ascii="맑은 고딕" w:eastAsia="맑은 고딕" w:hAnsi="맑은 고딕" w:cs="맑은 고딕"/>
+          <w:strike w:val="off"/>
+          <w:sz w:val="20"/>
+          <w:dstrike w:val="off"/>
+        </w:rPr>
+        <w:t>클라이언트 저장: clockOffset = t - nowMs()</w:t>
+      </w:r>
+      <w:r>
+        <w:rPr>
+          <w:lang w:val="en-US"/>
+          <w:rFonts w:ascii="맑은 고딕" w:eastAsia="맑은 고딕" w:hAnsi="맑은 고딕" w:cs="맑은 고딕"/>
+          <w:strike w:val="off"/>
+          <w:sz w:val="20"/>
+          <w:dstrike w:val="off"/>
+        </w:rPr>
+        <w:br/>
+      </w:r>
+      <w:r>
+        <w:rPr>
+          <w:lang w:val="en-US"/>
+          <w:rFonts w:ascii="맑은 고딕" w:eastAsia="맑은 고딕" w:hAnsi="맑은 고딕" w:cs="맑은 고딕"/>
+          <w:strike w:val="off"/>
+          <w:sz w:val="20"/>
+          <w:dstrike w:val="off"/>
+        </w:rPr>
+        <w:t>공격 시 전송: clientMs = nowMs() + clockOffset</w:t>
+      </w:r>
+      <w:r>
+        <w:rPr>
+          <w:lang w:val="en-US"/>
+          <w:rFonts w:ascii="맑은 고딕" w:eastAsia="맑은 고딕" w:hAnsi="맑은 고딕" w:cs="맑은 고딕"/>
+          <w:strike w:val="off"/>
+          <w:sz w:val="20"/>
+          <w:dstrike w:val="off"/>
+        </w:rPr>
+        <w:br/>
+      </w:r>
+      <w:r>
+        <w:rPr>
+          <w:lang w:val="en-US"/>
+          <w:rFonts w:ascii="맑은 고딕" w:eastAsia="맑은 고딕" w:hAnsi="맑은 고딕" w:cs="맑은 고딕"/>
+          <w:strike w:val="off"/>
+          <w:sz w:val="20"/>
+          <w:dstrike w:val="off"/>
+        </w:rPr>
+        <w:t>(nowMs = high_resolution_clock::now().time_since_epoch() 를 ms uint64로 변환한 값</w:t>
+      </w:r>
+    </w:p>
+    <w:p>
+      <w:pPr>
+        <w:pStyle w:val="b0"/>
+        <w:ind w:left="2000" w:firstLine="-400"/>
+        <w:jc w:val="both"/>
+        <w:spacing w:after="160" w:before="0"/>
+        <w:rPr/>
+      </w:pPr>
+      <w:r>
+        <w:rPr>
+          <w:rFonts w:ascii="맑은 고딕" w:eastAsia="맑은 고딕" w:hAnsi="맑은 고딕" w:cs="맑은 고딕"/>
+          <w:strike w:val="off"/>
+          <w:sz w:val="20"/>
+          <w:dstrike w:val="off"/>
+        </w:rPr>
+        <w:t>3.</w:t>
+      </w:r>
+      <w:r>
+        <w:rPr>
+          <w:rFonts w:ascii="맑은 고딕" w:eastAsia="맑은 고딕" w:hAnsi="맑은 고딕" w:cs="맑은 고딕"/>
+          <w:strike w:val="off"/>
+          <w:sz w:val="20"/>
+          <w:dstrike w:val="off"/>
+        </w:rPr>
+        <w:t xml:space="preserve">   </w:t>
+      </w:r>
+      <w:r>
+        <w:rPr>
+          <w:lang w:val="en-US"/>
+          <w:rFonts w:ascii="맑은 고딕" w:eastAsia="맑은 고딕" w:hAnsi="맑은 고딕" w:cs="맑은 고딕"/>
+          <w:strike w:val="off"/>
+          <w:sz w:val="20"/>
+          <w:dstrike w:val="off"/>
+        </w:rPr>
+        <w:t>몬스터 위치 히스토리 저장</w:t>
+      </w:r>
+    </w:p>
+    <w:p>
+      <w:pPr>
+        <w:pStyle w:val="b0"/>
+        <w:ind w:left="2400" w:firstLine="-400"/>
+        <w:jc w:val="both"/>
+        <w:spacing w:after="160" w:before="0"/>
+        <w:rPr/>
+      </w:pPr>
+      <w:r>
+        <w:rPr>
+          <w:rFonts w:ascii="맑은 고딕" w:eastAsia="맑은 고딕" w:hAnsi="맑은 고딕" w:cs="맑은 고딕"/>
+          <w:strike w:val="off"/>
+          <w:sz w:val="20"/>
+          <w:dstrike w:val="off"/>
+        </w:rPr>
+        <w:t>a.</w:t>
+      </w:r>
+      <w:r>
+        <w:rPr>
+          <w:rFonts w:ascii="맑은 고딕" w:eastAsia="맑은 고딕" w:hAnsi="맑은 고딕" w:cs="맑은 고딕"/>
+          <w:strike w:val="off"/>
+          <w:sz w:val="20"/>
+          <w:dstrike w:val="off"/>
+        </w:rPr>
+        <w:t xml:space="preserve">   </w:t>
+      </w:r>
+      <w:r>
+        <w:rPr>
+          <w:lang w:val="en-US"/>
+          <w:rFonts w:ascii="맑은 고딕" w:eastAsia="맑은 고딕" w:hAnsi="맑은 고딕" w:cs="맑은 고딕"/>
+          <w:strike w:val="off"/>
+          <w:sz w:val="20"/>
+          <w:dstrike w:val="off"/>
+        </w:rPr>
+        <w:t>NPC 위치를 링 버퍼 형태로 저장</w:t>
+      </w:r>
+    </w:p>
+    <w:p>
+      <w:pPr>
+        <w:pStyle w:val="b0"/>
+        <w:ind w:left="2400" w:firstLine="-400"/>
+        <w:jc w:val="both"/>
+        <w:spacing w:after="160" w:before="0"/>
+        <w:rPr/>
+      </w:pPr>
+      <w:r>
+        <w:rPr>
+          <w:rFonts w:ascii="맑은 고딕" w:eastAsia="맑은 고딕" w:hAnsi="맑은 고딕" w:cs="맑은 고딕"/>
+          <w:strike w:val="off"/>
+          <w:sz w:val="20"/>
+          <w:dstrike w:val="off"/>
+        </w:rPr>
+        <w:t>b.</w:t>
+      </w:r>
+      <w:r>
+        <w:rPr>
+          <w:rFonts w:ascii="맑은 고딕" w:eastAsia="맑은 고딕" w:hAnsi="맑은 고딕" w:cs="맑은 고딕"/>
+          <w:strike w:val="off"/>
+          <w:sz w:val="20"/>
+          <w:dstrike w:val="off"/>
+        </w:rPr>
+        <w:t xml:space="preserve">   </w:t>
+      </w:r>
+      <w:r>
+        <w:rPr>
+          <w:lang w:val="en-US"/>
+          <w:rFonts w:ascii="맑은 고딕" w:eastAsia="맑은 고딕" w:hAnsi="맑은 고딕" w:cs="맑은 고딕"/>
+          <w:strike w:val="off"/>
+          <w:sz w:val="20"/>
+          <w:dstrike w:val="off"/>
+        </w:rPr>
+        <w:t>공격 판정 시 해당 시점의 위치를 역추적하여 사용</w:t>
+      </w:r>
+    </w:p>
+    <w:p>
+      <w:pPr>
+        <w:pStyle w:val="b0"/>
+        <w:ind w:left="2400" w:firstLine="-400"/>
+        <w:jc w:val="both"/>
+        <w:spacing w:after="160" w:before="0"/>
+        <w:rPr>
+          <w:szCs w:val="20"/>
+        </w:rPr>
+      </w:pPr>
+      <w:r>
+        <w:rPr>
+          <w:rFonts w:ascii="맑은 고딕" w:eastAsia="맑은 고딕" w:hAnsi="맑은 고딕" w:cs="맑은 고딕"/>
+          <w:strike w:val="off"/>
+          <w:sz w:val="20"/>
+          <w:dstrike w:val="off"/>
+        </w:rPr>
+        <w:t>c.</w:t>
+      </w:r>
+      <w:r>
+        <w:rPr>
+          <w:rFonts w:ascii="맑은 고딕" w:eastAsia="맑은 고딕" w:hAnsi="맑은 고딕" w:cs="맑은 고딕"/>
+          <w:strike w:val="off"/>
+          <w:sz w:val="20"/>
+          <w:dstrike w:val="off"/>
+        </w:rPr>
+        <w:t xml:space="preserve">   </w:t>
+      </w:r>
+      <w:r>
+        <w:rPr>
+          <w:lang w:val="en-US"/>
+          <w:rFonts w:ascii="맑은 고딕" w:eastAsia="맑은 고딕" w:hAnsi="맑은 고딕" w:cs="맑은 고딕"/>
+          <w:strike w:val="off"/>
+          <w:sz w:val="20"/>
+          <w:dstrike w:val="off"/>
+        </w:rPr>
+        <w:t>약 270ms 범위의 지연을 보상하도록 구성</w:t>
       </w:r>
     </w:p>
     <w:p>
@@ -2299,7 +3134,7 @@
       </w:tblGrid>
       <w:tr>
         <w:trPr>
-          <w:trHeight w:val="875"/>
+          <w:trHeight w:val="875" w:hRule="atLeast"/>
         </w:trPr>
         <w:tc>
           <w:tcPr>
@@ -2315,7 +3150,6 @@
               </w:rPr>
             </w:pPr>
             <w:r>
-              <w:lastRenderedPageBreak/>
               <w:br w:type="page"/>
             </w:r>
             <w:r>
@@ -2376,7 +3210,7 @@
       </w:tr>
       <w:tr>
         <w:trPr>
-          <w:trHeight w:val="590"/>
+          <w:trHeight w:val="590" w:hRule="atLeast"/>
         </w:trPr>
         <w:tc>
           <w:tcPr>
@@ -2490,7 +3324,16 @@
                 <w:rFonts w:hint="eastAsia"/>
                 <w:b/>
               </w:rPr>
-              <w:t>06</w:t>
+              <w:t>0</w:t>
+            </w:r>
+            <w:r>
+              <w:rPr>
+                <w:lang w:eastAsia="ko-KR"/>
+                <w:rFonts w:hint="eastAsia"/>
+                <w:b/>
+                <w:rtl w:val="off"/>
+              </w:rPr>
+              <w:t>7</w:t>
             </w:r>
             <w:r>
               <w:rPr>
@@ -2518,7 +3361,16 @@
                 <w:rFonts w:hint="eastAsia"/>
                 <w:b/>
               </w:rPr>
-              <w:t>12</w:t>
+              <w:t>1</w:t>
+            </w:r>
+            <w:r>
+              <w:rPr>
+                <w:lang w:eastAsia="ko-KR"/>
+                <w:rFonts w:hint="eastAsia"/>
+                <w:b/>
+                <w:rtl w:val="off"/>
+              </w:rPr>
+              <w:t>3</w:t>
             </w:r>
             <w:r>
               <w:rPr>
@@ -2532,7 +3384,7 @@
       </w:tr>
       <w:tr>
         <w:trPr>
-          <w:trHeight w:val="1520"/>
+          <w:trHeight w:val="1520" w:hRule="atLeast"/>
         </w:trPr>
         <w:tc>
           <w:tcPr>
@@ -2578,7 +3430,18 @@
                 <w:bCs/>
                 <w:szCs w:val="20"/>
               </w:rPr>
-              <w:t>우상훈: 플레이어 이동 동기화</w:t>
+              <w:t xml:space="preserve">우상훈: </w:t>
+            </w:r>
+            <w:r>
+              <w:rPr>
+                <w:lang w:eastAsia="ko-KR"/>
+                <w:rFonts w:hint="eastAsia"/>
+                <w:b/>
+                <w:bCs/>
+                <w:szCs w:val="20"/>
+                <w:rtl w:val="off"/>
+              </w:rPr>
+              <w:t>공격, 피격, 사망 기능 보강, 대규모 NPC AI 최적화</w:t>
             </w:r>
           </w:p>
           <w:p>
@@ -2624,7 +3487,6 @@
               </w:rPr>
               <w:t xml:space="preserve">남은 </w:t>
             </w:r>
-            <w:proofErr w:type="spellStart"/>
             <w:r>
               <w:rPr>
                 <w:rFonts w:hint="eastAsia"/>
@@ -2634,7 +3496,6 @@
               </w:rPr>
               <w:t>UIElement</w:t>
             </w:r>
-            <w:proofErr w:type="spellEnd"/>
             <w:r>
               <w:rPr>
                 <w:rFonts w:hint="eastAsia"/>
@@ -2667,12 +3528,12 @@
       </w:tr>
       <w:tr>
         <w:trPr>
-          <w:trHeight w:val="1963"/>
+          <w:trHeight w:val="1963" w:hRule="atLeast"/>
         </w:trPr>
         <w:tc>
           <w:tcPr>
             <w:tcW w:w="1555" w:type="dxa"/>
-            <w:shd w:val="clear" w:color="auto" w:fill="F2F2F2" w:themeFill="background1" w:themeFillShade="F2"/>
+            <w:shd w:val="clear" w:color="auto" w:fill="F2F2F2" w:themeFill="background1" w:themeFillShade="f2"/>
             <w:vAlign w:val="center"/>
           </w:tcPr>
           <w:p>
@@ -2721,7 +3582,7 @@
           <w:tcPr>
             <w:tcW w:w="8901" w:type="dxa"/>
             <w:gridSpan w:val="3"/>
-            <w:shd w:val="clear" w:color="auto" w:fill="F2F2F2" w:themeFill="background1" w:themeFillShade="F2"/>
+            <w:shd w:val="clear" w:color="auto" w:fill="F2F2F2" w:themeFill="background1" w:themeFillShade="f2"/>
             <w:vAlign w:val="center"/>
           </w:tcPr>
           <w:p>
@@ -2743,72 +3604,21 @@
 </w:document>
 </file>
 
-<file path=word/endnotes.xml><?xml version="1.0" encoding="utf-8"?>
-<w:endnotes xmlns:wpc="http://schemas.microsoft.com/office/word/2010/wordprocessingCanvas" xmlns:cx="http://schemas.microsoft.com/office/drawing/2014/chartex" xmlns:cx1="http://schemas.microsoft.com/office/drawing/2015/9/8/chartex" xmlns:cx2="http://schemas.microsoft.com/office/drawing/2015/10/21/chartex" xmlns:cx3="http://schemas.microsoft.com/office/drawing/2016/5/9/chartex" xmlns:cx4="http://schemas.microsoft.com/office/drawing/2016/5/10/chartex" xmlns:cx5="http://schemas.microsoft.com/office/drawing/2016/5/11/chartex" xmlns:cx6="http://schemas.microsoft.com/office/drawing/2016/5/12/chartex" xmlns:cx7="http://schemas.microsoft.com/office/drawing/2016/5/13/chartex" xmlns:cx8="http://schemas.microsoft.com/office/drawing/2016/5/14/chartex" xmlns:mc="http://schemas.openxmlformats.org/markup-compatibility/2006" xmlns:aink="http://schemas.microsoft.com/office/drawing/2016/ink" xmlns:am3d="http://schemas.microsoft.com/office/drawing/2017/model3d" xmlns:o="urn:schemas-microsoft-com:office:office" xmlns:oel="http://schemas.microsoft.com/office/2019/extlst" xmlns:r="http://schemas.openxmlformats.org/officeDocument/2006/relationships" xmlns:m="http://schemas.openxmlformats.org/officeDocument/2006/math" xmlns:v="urn:schemas-microsoft-com:vml" xmlns:wp14="http://schemas.microsoft.com/office/word/2010/wordprocessingDrawing" xmlns:wp="http://schemas.openxmlformats.org/drawingml/2006/wordprocessingDrawing" xmlns:w10="urn:schemas-microsoft-com:office:word" xmlns:w="http://schemas.openxmlformats.org/wordprocessingml/2006/main" xmlns:w14="http://schemas.microsoft.com/office/word/2010/wordml" xmlns:w15="http://schemas.microsoft.com/office/word/2012/wordml" xmlns:w16cex="http://schemas.microsoft.com/office/word/2018/wordml/cex" xmlns:w16cid="http://schemas.microsoft.com/office/word/2016/wordml/cid" xmlns:w16="http://schemas.microsoft.com/office/word/2018/wordml" xmlns:w16du="http://schemas.microsoft.com/office/word/2023/wordml/word16du" xmlns:w16sdtdh="http://schemas.microsoft.com/office/word/2020/wordml/sdtdatahash" xmlns:w16sdtfl="http://schemas.microsoft.com/office/word/2024/wordml/sdtformatlock" xmlns:w16se="http://schemas.microsoft.com/office/word/2015/wordml/symex" xmlns:wpg="http://schemas.microsoft.com/office/word/2010/wordprocessingGroup" xmlns:wpi="http://schemas.microsoft.com/office/word/2010/wordprocessingInk" xmlns:wne="http://schemas.microsoft.com/office/word/2006/wordml" xmlns:wps="http://schemas.microsoft.com/office/word/2010/wordprocessingShape" mc:Ignorable="w14 w15 w16se w16cid w16 w16cex w16sdtdh w16sdtfl w16du wp14">
-  <w:endnote w:type="separator" w:id="-1">
-    <w:p>
-      <w:pPr>
-        <w:spacing w:after="0" w:line="240" w:lineRule="auto"/>
-      </w:pPr>
-      <w:r>
-        <w:separator/>
-      </w:r>
-    </w:p>
-  </w:endnote>
-  <w:endnote w:type="continuationSeparator" w:id="0">
-    <w:p>
-      <w:pPr>
-        <w:spacing w:after="0" w:line="240" w:lineRule="auto"/>
-      </w:pPr>
-      <w:r>
-        <w:continuationSeparator/>
-      </w:r>
-    </w:p>
-  </w:endnote>
-</w:endnotes>
-</file>
-
-<file path=word/footnotes.xml><?xml version="1.0" encoding="utf-8"?>
-<w:footnotes xmlns:wpc="http://schemas.microsoft.com/office/word/2010/wordprocessingCanvas" xmlns:cx="http://schemas.microsoft.com/office/drawing/2014/chartex" xmlns:cx1="http://schemas.microsoft.com/office/drawing/2015/9/8/chartex" xmlns:cx2="http://schemas.microsoft.com/office/drawing/2015/10/21/chartex" xmlns:cx3="http://schemas.microsoft.com/office/drawing/2016/5/9/chartex" xmlns:cx4="http://schemas.microsoft.com/office/drawing/2016/5/10/chartex" xmlns:cx5="http://schemas.microsoft.com/office/drawing/2016/5/11/chartex" xmlns:cx6="http://schemas.microsoft.com/office/drawing/2016/5/12/chartex" xmlns:cx7="http://schemas.microsoft.com/office/drawing/2016/5/13/chartex" xmlns:cx8="http://schemas.microsoft.com/office/drawing/2016/5/14/chartex" xmlns:mc="http://schemas.openxmlformats.org/markup-compatibility/2006" xmlns:aink="http://schemas.microsoft.com/office/drawing/2016/ink" xmlns:am3d="http://schemas.microsoft.com/office/drawing/2017/model3d" xmlns:o="urn:schemas-microsoft-com:office:office" xmlns:oel="http://schemas.microsoft.com/office/2019/extlst" xmlns:r="http://schemas.openxmlformats.org/officeDocument/2006/relationships" xmlns:m="http://schemas.openxmlformats.org/officeDocument/2006/math" xmlns:v="urn:schemas-microsoft-com:vml" xmlns:wp14="http://schemas.microsoft.com/office/word/2010/wordprocessingDrawing" xmlns:wp="http://schemas.openxmlformats.org/drawingml/2006/wordprocessingDrawing" xmlns:w10="urn:schemas-microsoft-com:office:word" xmlns:w="http://schemas.openxmlformats.org/wordprocessingml/2006/main" xmlns:w14="http://schemas.microsoft.com/office/word/2010/wordml" xmlns:w15="http://schemas.microsoft.com/office/word/2012/wordml" xmlns:w16cex="http://schemas.microsoft.com/office/word/2018/wordml/cex" xmlns:w16cid="http://schemas.microsoft.com/office/word/2016/wordml/cid" xmlns:w16="http://schemas.microsoft.com/office/word/2018/wordml" xmlns:w16du="http://schemas.microsoft.com/office/word/2023/wordml/word16du" xmlns:w16sdtdh="http://schemas.microsoft.com/office/word/2020/wordml/sdtdatahash" xmlns:w16sdtfl="http://schemas.microsoft.com/office/word/2024/wordml/sdtformatlock" xmlns:w16se="http://schemas.microsoft.com/office/word/2015/wordml/symex" xmlns:wpg="http://schemas.microsoft.com/office/word/2010/wordprocessingGroup" xmlns:wpi="http://schemas.microsoft.com/office/word/2010/wordprocessingInk" xmlns:wne="http://schemas.microsoft.com/office/word/2006/wordml" xmlns:wps="http://schemas.microsoft.com/office/word/2010/wordprocessingShape" mc:Ignorable="w14 w15 w16se w16cid w16 w16cex w16sdtdh w16sdtfl w16du wp14">
-  <w:footnote w:type="separator" w:id="-1">
-    <w:p>
-      <w:pPr>
-        <w:spacing w:after="0" w:line="240" w:lineRule="auto"/>
-      </w:pPr>
-      <w:r>
-        <w:separator/>
-      </w:r>
-    </w:p>
-  </w:footnote>
-  <w:footnote w:type="continuationSeparator" w:id="0">
-    <w:p>
-      <w:pPr>
-        <w:spacing w:after="0" w:line="240" w:lineRule="auto"/>
-      </w:pPr>
-      <w:r>
-        <w:continuationSeparator/>
-      </w:r>
-    </w:p>
-  </w:footnote>
-</w:footnotes>
-</file>
-
 <file path=word/numbering.xml><?xml version="1.0" encoding="utf-8"?>
-<w:numbering xmlns:wpc="http://schemas.microsoft.com/office/word/2010/wordprocessingCanvas" xmlns:cx="http://schemas.microsoft.com/office/drawing/2014/chartex" xmlns:cx1="http://schemas.microsoft.com/office/drawing/2015/9/8/chartex" xmlns:cx2="http://schemas.microsoft.com/office/drawing/2015/10/21/chartex" xmlns:cx3="http://schemas.microsoft.com/office/drawing/2016/5/9/chartex" xmlns:cx4="http://schemas.microsoft.com/office/drawing/2016/5/10/chartex" xmlns:cx5="http://schemas.microsoft.com/office/drawing/2016/5/11/chartex" xmlns:cx6="http://schemas.microsoft.com/office/drawing/2016/5/12/chartex" xmlns:cx7="http://schemas.microsoft.com/office/drawing/2016/5/13/chartex" xmlns:cx8="http://schemas.microsoft.com/office/drawing/2016/5/14/chartex" xmlns:mc="http://schemas.openxmlformats.org/markup-compatibility/2006" xmlns:aink="http://schemas.microsoft.com/office/drawing/2016/ink" xmlns:am3d="http://schemas.microsoft.com/office/drawing/2017/model3d" xmlns:o="urn:schemas-microsoft-com:office:office" xmlns:oel="http://schemas.microsoft.com/office/2019/extlst" xmlns:r="http://schemas.openxmlformats.org/officeDocument/2006/relationships" xmlns:m="http://schemas.openxmlformats.org/officeDocument/2006/math" xmlns:v="urn:schemas-microsoft-com:vml" xmlns:wp14="http://schemas.microsoft.com/office/word/2010/wordprocessingDrawing" xmlns:wp="http://schemas.openxmlformats.org/drawingml/2006/wordprocessingDrawing" xmlns:w10="urn:schemas-microsoft-com:office:word" xmlns:w="http://schemas.openxmlformats.org/wordprocessingml/2006/main" xmlns:w14="http://schemas.microsoft.com/office/word/2010/wordml" xmlns:w15="http://schemas.microsoft.com/office/word/2012/wordml" xmlns:w16cex="http://schemas.microsoft.com/office/word/2018/wordml/cex" xmlns:w16cid="http://schemas.microsoft.com/office/word/2016/wordml/cid" xmlns:w16="http://schemas.microsoft.com/office/word/2018/wordml" xmlns:w16du="http://schemas.microsoft.com/office/word/2023/wordml/word16du" xmlns:w16sdtdh="http://schemas.microsoft.com/office/word/2020/wordml/sdtdatahash" xmlns:w16sdtfl="http://schemas.microsoft.com/office/word/2024/wordml/sdtformatlock" xmlns:w16se="http://schemas.microsoft.com/office/word/2015/wordml/symex" xmlns:wpg="http://schemas.microsoft.com/office/word/2010/wordprocessingGroup" xmlns:wpi="http://schemas.microsoft.com/office/word/2010/wordprocessingInk" xmlns:wne="http://schemas.microsoft.com/office/word/2006/wordml" xmlns:wps="http://schemas.microsoft.com/office/word/2010/wordprocessingShape" mc:Ignorable="w14 w15 w16se w16cid w16 w16cex w16sdtdh w16sdtfl w16du wp14">
-  <w:abstractNum w:abstractNumId="0" w15:restartNumberingAfterBreak="0">
-    <w:nsid w:val="FEEFF790"/>
+<w:numbering xmlns:ve="http://schemas.openxmlformats.org/markup-compatibility/2006" xmlns:o="urn:schemas-microsoft-com:office:office" xmlns:r="http://schemas.openxmlformats.org/officeDocument/2006/relationships" xmlns:m="http://schemas.openxmlformats.org/officeDocument/2006/math" xmlns:v="urn:schemas-microsoft-com:vml" xmlns:wp="http://schemas.openxmlformats.org/drawingml/2006/wordprocessingDrawing" xmlns:w10="urn:schemas-microsoft-com:office:word" xmlns:w="http://schemas.openxmlformats.org/wordprocessingml/2006/main" xmlns:w14="http://schemas.microsoft.com/office/word/2010/wordml" xmlns:wne="http://schemas.microsoft.com/office/word/2006/wordml">
+  <w:abstractNum w:abstractNumId="0">
+    <w:nsid w:val="ff7fef50"/>
     <w:multiLevelType w:val="hybridMultilevel"/>
-    <w:tmpl w:val="6CF8EDD0"/>
-    <w:lvl w:ilvl="0" w:tplc="0409000F">
+    <w:tmpl w:val="2188c7e4"/>
+    <w:lvl w:ilvl="0" w:tplc="409000f">
       <w:start w:val="1"/>
-      <w:numFmt w:val="decimal"/>
       <w:lvlText w:val="%1."/>
       <w:lvlJc w:val="left"/>
       <w:pPr>
         <w:ind w:left="800" w:hanging="400"/>
       </w:pPr>
     </w:lvl>
-    <w:lvl w:ilvl="1" w:tplc="4392858C">
+    <w:lvl w:ilvl="1" w:tplc="4392858c">
       <w:start w:val="1"/>
       <w:numFmt w:val="lowerLetter"/>
       <w:lvlText w:val="%2."/>
@@ -2817,7 +3627,7 @@
         <w:ind w:left="1200" w:hanging="400"/>
       </w:pPr>
     </w:lvl>
-    <w:lvl w:ilvl="2" w:tplc="0409001B">
+    <w:lvl w:ilvl="2" w:tplc="409001b">
       <w:start w:val="1"/>
       <w:numFmt w:val="lowerRoman"/>
       <w:lvlText w:val="%3."/>
@@ -2826,16 +3636,15 @@
         <w:ind w:left="1600" w:hanging="400"/>
       </w:pPr>
     </w:lvl>
-    <w:lvl w:ilvl="3" w:tplc="0409000F">
+    <w:lvl w:ilvl="3" w:tplc="409000f">
       <w:start w:val="1"/>
-      <w:numFmt w:val="decimal"/>
       <w:lvlText w:val="%4."/>
       <w:lvlJc w:val="left"/>
       <w:pPr>
         <w:ind w:left="2000" w:hanging="400"/>
       </w:pPr>
     </w:lvl>
-    <w:lvl w:ilvl="4" w:tplc="4392858C">
+    <w:lvl w:ilvl="4" w:tplc="4392858c">
       <w:start w:val="1"/>
       <w:numFmt w:val="lowerLetter"/>
       <w:lvlText w:val="%5."/>
@@ -2844,7 +3653,7 @@
         <w:ind w:left="2400" w:hanging="400"/>
       </w:pPr>
     </w:lvl>
-    <w:lvl w:ilvl="5" w:tplc="0409001B">
+    <w:lvl w:ilvl="5" w:tplc="409001b">
       <w:start w:val="1"/>
       <w:numFmt w:val="lowerRoman"/>
       <w:lvlText w:val="%6."/>
@@ -2853,16 +3662,15 @@
         <w:ind w:left="2800" w:hanging="400"/>
       </w:pPr>
     </w:lvl>
-    <w:lvl w:ilvl="6" w:tplc="0409000F">
+    <w:lvl w:ilvl="6" w:tplc="409000f">
       <w:start w:val="1"/>
-      <w:numFmt w:val="decimal"/>
       <w:lvlText w:val="%7."/>
       <w:lvlJc w:val="left"/>
       <w:pPr>
         <w:ind w:left="3200" w:hanging="400"/>
       </w:pPr>
     </w:lvl>
-    <w:lvl w:ilvl="7" w:tplc="4392858C">
+    <w:lvl w:ilvl="7" w:tplc="4392858c">
       <w:start w:val="1"/>
       <w:numFmt w:val="lowerLetter"/>
       <w:lvlText w:val="%8."/>
@@ -2871,7 +3679,7 @@
         <w:ind w:left="3600" w:hanging="400"/>
       </w:pPr>
     </w:lvl>
-    <w:lvl w:ilvl="8" w:tplc="0409001B">
+    <w:lvl w:ilvl="8" w:tplc="409001b">
       <w:start w:val="1"/>
       <w:numFmt w:val="lowerRoman"/>
       <w:lvlText w:val="%9."/>
@@ -2881,234 +3689,148 @@
       </w:pPr>
     </w:lvl>
   </w:abstractNum>
-  <w:abstractNum w:abstractNumId="1" w15:restartNumberingAfterBreak="0">
-    <w:nsid w:val="FF7FEF50"/>
-    <w:multiLevelType w:val="hybridMultilevel"/>
-    <w:tmpl w:val="2188C7E4"/>
-    <w:lvl w:ilvl="0" w:tplc="0409000F">
-      <w:start w:val="1"/>
-      <w:numFmt w:val="decimal"/>
-      <w:lvlText w:val="%1."/>
-      <w:lvlJc w:val="left"/>
-      <w:pPr>
-        <w:ind w:left="800" w:hanging="400"/>
-      </w:pPr>
-    </w:lvl>
-    <w:lvl w:ilvl="1" w:tplc="4392858C">
-      <w:start w:val="1"/>
-      <w:numFmt w:val="lowerLetter"/>
-      <w:lvlText w:val="%2."/>
-      <w:lvlJc w:val="left"/>
-      <w:pPr>
-        <w:ind w:left="1200" w:hanging="400"/>
-      </w:pPr>
-    </w:lvl>
-    <w:lvl w:ilvl="2" w:tplc="0409001B">
-      <w:start w:val="1"/>
-      <w:numFmt w:val="lowerRoman"/>
-      <w:lvlText w:val="%3."/>
-      <w:lvlJc w:val="left"/>
-      <w:pPr>
-        <w:ind w:left="1600" w:hanging="400"/>
-      </w:pPr>
-    </w:lvl>
-    <w:lvl w:ilvl="3" w:tplc="0409000F">
-      <w:start w:val="1"/>
-      <w:numFmt w:val="decimal"/>
-      <w:lvlText w:val="%4."/>
-      <w:lvlJc w:val="left"/>
-      <w:pPr>
-        <w:ind w:left="2000" w:hanging="400"/>
-      </w:pPr>
-    </w:lvl>
-    <w:lvl w:ilvl="4" w:tplc="4392858C">
-      <w:start w:val="1"/>
-      <w:numFmt w:val="lowerLetter"/>
-      <w:lvlText w:val="%5."/>
-      <w:lvlJc w:val="left"/>
-      <w:pPr>
-        <w:ind w:left="2400" w:hanging="400"/>
-      </w:pPr>
-    </w:lvl>
-    <w:lvl w:ilvl="5" w:tplc="0409001B">
-      <w:start w:val="1"/>
-      <w:numFmt w:val="lowerRoman"/>
-      <w:lvlText w:val="%6."/>
-      <w:lvlJc w:val="left"/>
-      <w:pPr>
-        <w:ind w:left="2800" w:hanging="400"/>
-      </w:pPr>
-    </w:lvl>
-    <w:lvl w:ilvl="6" w:tplc="0409000F">
-      <w:start w:val="1"/>
-      <w:numFmt w:val="decimal"/>
-      <w:lvlText w:val="%7."/>
-      <w:lvlJc w:val="left"/>
-      <w:pPr>
-        <w:ind w:left="3200" w:hanging="400"/>
-      </w:pPr>
-    </w:lvl>
-    <w:lvl w:ilvl="7" w:tplc="4392858C">
-      <w:start w:val="1"/>
-      <w:numFmt w:val="lowerLetter"/>
-      <w:lvlText w:val="%8."/>
-      <w:lvlJc w:val="left"/>
-      <w:pPr>
-        <w:ind w:left="3600" w:hanging="400"/>
-      </w:pPr>
-    </w:lvl>
-    <w:lvl w:ilvl="8" w:tplc="0409001B">
-      <w:start w:val="1"/>
-      <w:numFmt w:val="lowerRoman"/>
-      <w:lvlText w:val="%9."/>
-      <w:lvlJc w:val="left"/>
-      <w:pPr>
-        <w:ind w:left="4000" w:hanging="400"/>
-      </w:pPr>
-    </w:lvl>
-  </w:abstractNum>
-  <w:abstractNum w:abstractNumId="2" w15:restartNumberingAfterBreak="0">
-    <w:nsid w:val="1EB37F45"/>
+  <w:abstractNum w:abstractNumId="1">
+    <w:nsid w:val="1eb37f45"/>
     <w:multiLevelType w:val="multilevel"/>
-    <w:tmpl w:val="A844DDD8"/>
+    <w:tmpl w:val="a844ddd8"/>
     <w:lvl w:ilvl="0">
       <w:start w:val="1"/>
       <w:numFmt w:val="bullet"/>
       <w:lvlText w:val=""/>
       <w:lvlJc w:val="left"/>
       <w:pPr>
+        <w:ind w:left="720" w:hanging="360"/>
         <w:tabs>
           <w:tab w:val="num" w:pos="720"/>
         </w:tabs>
-        <w:ind w:left="720" w:hanging="360"/>
       </w:pPr>
       <w:rPr>
         <w:rFonts w:ascii="Symbol" w:hAnsi="Symbol" w:hint="default"/>
         <w:sz w:val="20"/>
       </w:rPr>
     </w:lvl>
-    <w:lvl w:ilvl="1" w:tentative="1">
+    <w:lvl w:ilvl="1" w:tentative="on">
       <w:start w:val="1"/>
       <w:numFmt w:val="bullet"/>
       <w:lvlText w:val="o"/>
       <w:lvlJc w:val="left"/>
       <w:pPr>
+        <w:ind w:left="1440" w:hanging="360"/>
         <w:tabs>
           <w:tab w:val="num" w:pos="1440"/>
         </w:tabs>
-        <w:ind w:left="1440" w:hanging="360"/>
       </w:pPr>
       <w:rPr>
         <w:rFonts w:ascii="Courier New" w:hAnsi="Courier New" w:hint="default"/>
         <w:sz w:val="20"/>
       </w:rPr>
     </w:lvl>
-    <w:lvl w:ilvl="2" w:tentative="1">
+    <w:lvl w:ilvl="2" w:tentative="on">
       <w:start w:val="1"/>
       <w:numFmt w:val="bullet"/>
       <w:lvlText w:val=""/>
       <w:lvlJc w:val="left"/>
       <w:pPr>
+        <w:ind w:left="2160" w:hanging="360"/>
         <w:tabs>
           <w:tab w:val="num" w:pos="2160"/>
         </w:tabs>
-        <w:ind w:left="2160" w:hanging="360"/>
       </w:pPr>
       <w:rPr>
         <w:rFonts w:ascii="Wingdings" w:hAnsi="Wingdings" w:hint="default"/>
         <w:sz w:val="20"/>
       </w:rPr>
     </w:lvl>
-    <w:lvl w:ilvl="3" w:tentative="1">
+    <w:lvl w:ilvl="3" w:tentative="on">
       <w:start w:val="1"/>
       <w:numFmt w:val="bullet"/>
       <w:lvlText w:val=""/>
       <w:lvlJc w:val="left"/>
       <w:pPr>
+        <w:ind w:left="2880" w:hanging="360"/>
         <w:tabs>
           <w:tab w:val="num" w:pos="2880"/>
         </w:tabs>
-        <w:ind w:left="2880" w:hanging="360"/>
       </w:pPr>
       <w:rPr>
         <w:rFonts w:ascii="Wingdings" w:hAnsi="Wingdings" w:hint="default"/>
         <w:sz w:val="20"/>
       </w:rPr>
     </w:lvl>
-    <w:lvl w:ilvl="4" w:tentative="1">
+    <w:lvl w:ilvl="4" w:tentative="on">
       <w:start w:val="1"/>
       <w:numFmt w:val="bullet"/>
       <w:lvlText w:val=""/>
       <w:lvlJc w:val="left"/>
       <w:pPr>
+        <w:ind w:left="3600" w:hanging="360"/>
         <w:tabs>
           <w:tab w:val="num" w:pos="3600"/>
         </w:tabs>
-        <w:ind w:left="3600" w:hanging="360"/>
       </w:pPr>
       <w:rPr>
         <w:rFonts w:ascii="Wingdings" w:hAnsi="Wingdings" w:hint="default"/>
         <w:sz w:val="20"/>
       </w:rPr>
     </w:lvl>
-    <w:lvl w:ilvl="5" w:tentative="1">
+    <w:lvl w:ilvl="5" w:tentative="on">
       <w:start w:val="1"/>
       <w:numFmt w:val="bullet"/>
       <w:lvlText w:val=""/>
       <w:lvlJc w:val="left"/>
       <w:pPr>
+        <w:ind w:left="4320" w:hanging="360"/>
         <w:tabs>
           <w:tab w:val="num" w:pos="4320"/>
         </w:tabs>
-        <w:ind w:left="4320" w:hanging="360"/>
       </w:pPr>
       <w:rPr>
         <w:rFonts w:ascii="Wingdings" w:hAnsi="Wingdings" w:hint="default"/>
         <w:sz w:val="20"/>
       </w:rPr>
     </w:lvl>
-    <w:lvl w:ilvl="6" w:tentative="1">
+    <w:lvl w:ilvl="6" w:tentative="on">
       <w:start w:val="1"/>
       <w:numFmt w:val="bullet"/>
       <w:lvlText w:val=""/>
       <w:lvlJc w:val="left"/>
       <w:pPr>
+        <w:ind w:left="5040" w:hanging="360"/>
         <w:tabs>
           <w:tab w:val="num" w:pos="5040"/>
         </w:tabs>
-        <w:ind w:left="5040" w:hanging="360"/>
       </w:pPr>
       <w:rPr>
         <w:rFonts w:ascii="Wingdings" w:hAnsi="Wingdings" w:hint="default"/>
         <w:sz w:val="20"/>
       </w:rPr>
     </w:lvl>
-    <w:lvl w:ilvl="7" w:tentative="1">
+    <w:lvl w:ilvl="7" w:tentative="on">
       <w:start w:val="1"/>
       <w:numFmt w:val="bullet"/>
       <w:lvlText w:val=""/>
       <w:lvlJc w:val="left"/>
       <w:pPr>
+        <w:ind w:left="5760" w:hanging="360"/>
         <w:tabs>
           <w:tab w:val="num" w:pos="5760"/>
         </w:tabs>
-        <w:ind w:left="5760" w:hanging="360"/>
       </w:pPr>
       <w:rPr>
         <w:rFonts w:ascii="Wingdings" w:hAnsi="Wingdings" w:hint="default"/>
         <w:sz w:val="20"/>
       </w:rPr>
     </w:lvl>
-    <w:lvl w:ilvl="8" w:tentative="1">
+    <w:lvl w:ilvl="8" w:tentative="on">
       <w:start w:val="1"/>
       <w:numFmt w:val="bullet"/>
       <w:lvlText w:val=""/>
       <w:lvlJc w:val="left"/>
       <w:pPr>
+        <w:ind w:left="6480" w:hanging="360"/>
         <w:tabs>
           <w:tab w:val="num" w:pos="6480"/>
         </w:tabs>
-        <w:ind w:left="6480" w:hanging="360"/>
       </w:pPr>
       <w:rPr>
         <w:rFonts w:ascii="Wingdings" w:hAnsi="Wingdings" w:hint="default"/>
@@ -3116,20 +3838,20 @@
       </w:rPr>
     </w:lvl>
   </w:abstractNum>
-  <w:abstractNum w:abstractNumId="3" w15:restartNumberingAfterBreak="0">
-    <w:nsid w:val="332855D3"/>
+  <w:abstractNum w:abstractNumId="2">
+    <w:nsid w:val="332855d3"/>
     <w:multiLevelType w:val="multilevel"/>
-    <w:tmpl w:val="88B63E2E"/>
+    <w:tmpl w:val="88b63e2e"/>
     <w:lvl w:ilvl="0">
       <w:start w:val="1"/>
       <w:numFmt w:val="bullet"/>
       <w:lvlText w:val=""/>
       <w:lvlJc w:val="left"/>
       <w:pPr>
+        <w:ind w:left="720" w:hanging="360"/>
         <w:tabs>
           <w:tab w:val="num" w:pos="720"/>
         </w:tabs>
-        <w:ind w:left="720" w:hanging="360"/>
       </w:pPr>
       <w:rPr>
         <w:rFonts w:ascii="Symbol" w:hAnsi="Symbol" w:hint="default"/>
@@ -3142,122 +3864,122 @@
       <w:lvlText w:val="o"/>
       <w:lvlJc w:val="left"/>
       <w:pPr>
+        <w:ind w:left="1440" w:hanging="360"/>
         <w:tabs>
           <w:tab w:val="num" w:pos="1440"/>
         </w:tabs>
-        <w:ind w:left="1440" w:hanging="360"/>
       </w:pPr>
       <w:rPr>
         <w:rFonts w:ascii="Courier New" w:hAnsi="Courier New" w:hint="default"/>
         <w:sz w:val="20"/>
       </w:rPr>
     </w:lvl>
-    <w:lvl w:ilvl="2" w:tentative="1">
+    <w:lvl w:ilvl="2" w:tentative="on">
       <w:start w:val="1"/>
       <w:numFmt w:val="bullet"/>
       <w:lvlText w:val=""/>
       <w:lvlJc w:val="left"/>
       <w:pPr>
+        <w:ind w:left="2160" w:hanging="360"/>
         <w:tabs>
           <w:tab w:val="num" w:pos="2160"/>
         </w:tabs>
-        <w:ind w:left="2160" w:hanging="360"/>
       </w:pPr>
       <w:rPr>
         <w:rFonts w:ascii="Wingdings" w:hAnsi="Wingdings" w:hint="default"/>
         <w:sz w:val="20"/>
       </w:rPr>
     </w:lvl>
-    <w:lvl w:ilvl="3" w:tentative="1">
+    <w:lvl w:ilvl="3" w:tentative="on">
       <w:start w:val="1"/>
       <w:numFmt w:val="bullet"/>
       <w:lvlText w:val=""/>
       <w:lvlJc w:val="left"/>
       <w:pPr>
+        <w:ind w:left="2880" w:hanging="360"/>
         <w:tabs>
           <w:tab w:val="num" w:pos="2880"/>
         </w:tabs>
-        <w:ind w:left="2880" w:hanging="360"/>
       </w:pPr>
       <w:rPr>
         <w:rFonts w:ascii="Wingdings" w:hAnsi="Wingdings" w:hint="default"/>
         <w:sz w:val="20"/>
       </w:rPr>
     </w:lvl>
-    <w:lvl w:ilvl="4" w:tentative="1">
+    <w:lvl w:ilvl="4" w:tentative="on">
       <w:start w:val="1"/>
       <w:numFmt w:val="bullet"/>
       <w:lvlText w:val=""/>
       <w:lvlJc w:val="left"/>
       <w:pPr>
+        <w:ind w:left="3600" w:hanging="360"/>
         <w:tabs>
           <w:tab w:val="num" w:pos="3600"/>
         </w:tabs>
-        <w:ind w:left="3600" w:hanging="360"/>
       </w:pPr>
       <w:rPr>
         <w:rFonts w:ascii="Wingdings" w:hAnsi="Wingdings" w:hint="default"/>
         <w:sz w:val="20"/>
       </w:rPr>
     </w:lvl>
-    <w:lvl w:ilvl="5" w:tentative="1">
+    <w:lvl w:ilvl="5" w:tentative="on">
       <w:start w:val="1"/>
       <w:numFmt w:val="bullet"/>
       <w:lvlText w:val=""/>
       <w:lvlJc w:val="left"/>
       <w:pPr>
+        <w:ind w:left="4320" w:hanging="360"/>
         <w:tabs>
           <w:tab w:val="num" w:pos="4320"/>
         </w:tabs>
-        <w:ind w:left="4320" w:hanging="360"/>
       </w:pPr>
       <w:rPr>
         <w:rFonts w:ascii="Wingdings" w:hAnsi="Wingdings" w:hint="default"/>
         <w:sz w:val="20"/>
       </w:rPr>
     </w:lvl>
-    <w:lvl w:ilvl="6" w:tentative="1">
+    <w:lvl w:ilvl="6" w:tentative="on">
       <w:start w:val="1"/>
       <w:numFmt w:val="bullet"/>
       <w:lvlText w:val=""/>
       <w:lvlJc w:val="left"/>
       <w:pPr>
+        <w:ind w:left="5040" w:hanging="360"/>
         <w:tabs>
           <w:tab w:val="num" w:pos="5040"/>
         </w:tabs>
-        <w:ind w:left="5040" w:hanging="360"/>
       </w:pPr>
       <w:rPr>
         <w:rFonts w:ascii="Wingdings" w:hAnsi="Wingdings" w:hint="default"/>
         <w:sz w:val="20"/>
       </w:rPr>
     </w:lvl>
-    <w:lvl w:ilvl="7" w:tentative="1">
+    <w:lvl w:ilvl="7" w:tentative="on">
       <w:start w:val="1"/>
       <w:numFmt w:val="bullet"/>
       <w:lvlText w:val=""/>
       <w:lvlJc w:val="left"/>
       <w:pPr>
+        <w:ind w:left="5760" w:hanging="360"/>
         <w:tabs>
           <w:tab w:val="num" w:pos="5760"/>
         </w:tabs>
-        <w:ind w:left="5760" w:hanging="360"/>
       </w:pPr>
       <w:rPr>
         <w:rFonts w:ascii="Wingdings" w:hAnsi="Wingdings" w:hint="default"/>
         <w:sz w:val="20"/>
       </w:rPr>
     </w:lvl>
-    <w:lvl w:ilvl="8" w:tentative="1">
+    <w:lvl w:ilvl="8" w:tentative="on">
       <w:start w:val="1"/>
       <w:numFmt w:val="bullet"/>
       <w:lvlText w:val=""/>
       <w:lvlJc w:val="left"/>
       <w:pPr>
+        <w:ind w:left="6480" w:hanging="360"/>
         <w:tabs>
           <w:tab w:val="num" w:pos="6480"/>
         </w:tabs>
-        <w:ind w:left="6480" w:hanging="360"/>
       </w:pPr>
       <w:rPr>
         <w:rFonts w:ascii="Wingdings" w:hAnsi="Wingdings" w:hint="default"/>
@@ -3265,36 +3987,33 @@
       </w:rPr>
     </w:lvl>
   </w:abstractNum>
-  <w:num w:numId="1" w16cid:durableId="1774855498">
+  <w:num w:numId="1">
+    <w:abstractNumId w:val="0"/>
+  </w:num>
+  <w:num w:numId="2">
     <w:abstractNumId w:val="1"/>
   </w:num>
-  <w:num w:numId="2" w16cid:durableId="1001929536">
-    <w:abstractNumId w:val="0"/>
-  </w:num>
-  <w:num w:numId="3" w16cid:durableId="344481996">
+  <w:num w:numId="3">
     <w:abstractNumId w:val="2"/>
-  </w:num>
-  <w:num w:numId="4" w16cid:durableId="1784031968">
-    <w:abstractNumId w:val="3"/>
   </w:num>
 </w:numbering>
 </file>
 
 <file path=word/styles.xml><?xml version="1.0" encoding="utf-8"?>
-<w:styles xmlns:mc="http://schemas.openxmlformats.org/markup-compatibility/2006" xmlns:r="http://schemas.openxmlformats.org/officeDocument/2006/relationships" xmlns:w="http://schemas.openxmlformats.org/wordprocessingml/2006/main" xmlns:w14="http://schemas.microsoft.com/office/word/2010/wordml" xmlns:w15="http://schemas.microsoft.com/office/word/2012/wordml" xmlns:w16cex="http://schemas.microsoft.com/office/word/2018/wordml/cex" xmlns:w16cid="http://schemas.microsoft.com/office/word/2016/wordml/cid" xmlns:w16="http://schemas.microsoft.com/office/word/2018/wordml" xmlns:w16du="http://schemas.microsoft.com/office/word/2023/wordml/word16du" xmlns:w16sdtdh="http://schemas.microsoft.com/office/word/2020/wordml/sdtdatahash" xmlns:w16sdtfl="http://schemas.microsoft.com/office/word/2024/wordml/sdtformatlock" xmlns:w16se="http://schemas.microsoft.com/office/word/2015/wordml/symex" mc:Ignorable="w14 w15 w16se w16cid w16 w16cex w16sdtdh w16sdtfl w16du">
+<w:styles xmlns:r="http://schemas.openxmlformats.org/officeDocument/2006/relationships" xmlns:w="http://schemas.openxmlformats.org/wordprocessingml/2006/main">
   <w:docDefaults>
     <w:rPrDefault>
       <w:rPr>
+        <w:lang w:val="en-US" w:eastAsia="ko-KR" w:bidi="ar-SA"/>
         <w:rFonts w:asciiTheme="minorHAnsi" w:eastAsiaTheme="minorEastAsia" w:hAnsiTheme="minorHAnsi" w:cstheme="minorBidi"/>
+        <w:szCs w:val="22"/>
         <w:kern w:val="2"/>
-        <w:szCs w:val="22"/>
-        <w:lang w:val="en-US" w:eastAsia="ko-KR" w:bidi="ar-SA"/>
       </w:rPr>
     </w:rPrDefault>
     <w:pPrDefault>
       <w:pPr>
+        <w:jc w:val="both"/>
         <w:spacing w:after="160" w:line="259" w:lineRule="auto"/>
-        <w:jc w:val="both"/>
       </w:pPr>
     </w:pPrDefault>
   </w:docDefaults>
@@ -3575,10 +4294,10 @@
     <w:name w:val="Normal"/>
     <w:qFormat/>
     <w:pPr>
-      <w:widowControl w:val="0"/>
-      <w:wordWrap w:val="0"/>
-      <w:autoSpaceDE w:val="0"/>
-      <w:autoSpaceDN w:val="0"/>
+      <w:autoSpaceDE w:val="off"/>
+      <w:autoSpaceDN w:val="off"/>
+      <w:widowControl w:val="off"/>
+      <w:wordWrap w:val="off"/>
     </w:pPr>
   </w:style>
   <w:style w:type="character" w:default="1" w:styleId="a0">
@@ -3610,8 +4329,8 @@
   </w:style>
   <w:style w:type="table" w:customStyle="1" w:styleId="1">
     <w:name w:val="표 구분선1"/>
+    <w:uiPriority w:val="39"/>
     <w:basedOn w:val="a1"/>
-    <w:uiPriority w:val="39"/>
     <w:pPr>
       <w:spacing w:after="0" w:line="240" w:lineRule="auto"/>
     </w:pPr>
@@ -3628,8 +4347,8 @@
   </w:style>
   <w:style w:type="paragraph" w:styleId="a3">
     <w:name w:val="List Paragraph"/>
+    <w:uiPriority w:val="34"/>
     <w:basedOn w:val="a"/>
-    <w:uiPriority w:val="34"/>
     <w:qFormat/>
     <w:pPr>
       <w:ind w:leftChars="400" w:left="800"/>
@@ -3637,58 +4356,58 @@
   </w:style>
   <w:style w:type="paragraph" w:styleId="a4">
     <w:name w:val="header"/>
+    <w:uiPriority w:val="99"/>
     <w:basedOn w:val="a"/>
     <w:link w:val="Char"/>
-    <w:uiPriority w:val="99"/>
     <w:unhideWhenUsed/>
     <w:pPr>
+      <w:snapToGrid w:val="0"/>
       <w:tabs>
         <w:tab w:val="center" w:pos="4513"/>
         <w:tab w:val="right" w:pos="9026"/>
       </w:tabs>
-      <w:snapToGrid w:val="0"/>
     </w:pPr>
   </w:style>
   <w:style w:type="character" w:customStyle="1" w:styleId="Char">
     <w:name w:val="머리글 Char"/>
+    <w:uiPriority w:val="99"/>
     <w:basedOn w:val="a0"/>
     <w:link w:val="a4"/>
-    <w:uiPriority w:val="99"/>
   </w:style>
   <w:style w:type="paragraph" w:styleId="a5">
     <w:name w:val="footer"/>
+    <w:uiPriority w:val="99"/>
     <w:basedOn w:val="a"/>
     <w:link w:val="Char0"/>
-    <w:uiPriority w:val="99"/>
     <w:unhideWhenUsed/>
     <w:pPr>
+      <w:snapToGrid w:val="0"/>
       <w:tabs>
         <w:tab w:val="center" w:pos="4513"/>
         <w:tab w:val="right" w:pos="9026"/>
       </w:tabs>
-      <w:snapToGrid w:val="0"/>
     </w:pPr>
   </w:style>
   <w:style w:type="character" w:customStyle="1" w:styleId="Char0">
     <w:name w:val="바닥글 Char"/>
+    <w:uiPriority w:val="99"/>
     <w:basedOn w:val="a0"/>
     <w:link w:val="a5"/>
-    <w:uiPriority w:val="99"/>
   </w:style>
   <w:style w:type="character" w:styleId="a6">
     <w:name w:val="Hyperlink"/>
+    <w:uiPriority w:val="99"/>
     <w:basedOn w:val="a0"/>
-    <w:uiPriority w:val="99"/>
     <w:unhideWhenUsed/>
     <w:rPr>
       <w:color w:val="0563C1"/>
-      <w:u w:val="single"/>
+      <w:u w:val="single" w:color="auto"/>
     </w:rPr>
   </w:style>
   <w:style w:type="character" w:customStyle="1" w:styleId="10">
     <w:name w:val="확인되지 않은 멘션1"/>
+    <w:uiPriority w:val="99"/>
     <w:basedOn w:val="a0"/>
-    <w:uiPriority w:val="99"/>
     <w:semiHidden/>
     <w:unhideWhenUsed/>
     <w:rPr>
@@ -3698,16 +4417,25 @@
   </w:style>
   <w:style w:type="paragraph" w:styleId="a7">
     <w:name w:val="caption"/>
+    <w:uiPriority w:val="35"/>
     <w:basedOn w:val="a"/>
     <w:next w:val="a"/>
-    <w:uiPriority w:val="35"/>
+    <w:qFormat/>
     <w:unhideWhenUsed/>
-    <w:qFormat/>
     <w:rPr>
       <w:b/>
       <w:bCs/>
       <w:szCs w:val="20"/>
     </w:rPr>
+  </w:style>
+  <w:style w:type="paragraph" w:customStyle="1" w:styleId="b0">
+    <w:name w:val="a3"/>
+    <w:pPr>
+      <w:ind w:left="0" w:right="0" w:firstLine="0"/>
+      <w:jc w:val="both"/>
+      <w:spacing w:after="160" w:before="0" w:line="259" w:lineRule="auto"/>
+    </w:pPr>
+    <w:rPr/>
   </w:style>
 </w:styles>
 </file>
